--- a/docx/基于大语言模型的智能穿搭推荐系统_毕业设计成果.docx
+++ b/docx/基于大语言模型的智能穿搭推荐系统_毕业设计成果.docx
@@ -595,7 +595,7 @@
           <w:b w:val="0"/>
           <w:sz w:val="21"/>
         </w:rPr>
-        <w:t>系统面向注册用户与内容管理员两类角色。前台围绕一次完整的“录入衣物 - 描述场景 - 获得方案 - 反馈优化”闭环设计，管理员负责管理服饰标签、场景规则和异常推荐记录。第一期不包含在线交易、虚拟试衣和社交发布等高成本功能。</w:t>
+        <w:t>系统面向注册用户。前台围绕一次完整的“录入衣物 - 描述场景 - 获得方案 - 反馈优化”闭环设计。第一期不包含内容审核后台、在线交易、虚拟试衣和社交发布等高成本功能。</w:t>
       </w:r>
     </w:p>
     <w:p>
@@ -625,7 +625,7 @@
           <w:b w:val="0"/>
           <w:sz w:val="21"/>
         </w:rPr>
-        <w:t>支持账号注册、登录、JWT 会话校验和个人偏好维护。偏好包含性别展示选项、常用场合、色彩倾向、预算敏感度和风格标签；敏感认证信息采用不可逆密码散列保存。</w:t>
+        <w:t>支持账号注册、登录、服务端 Session 会话校验和个人偏好维护。偏好包含常用场合、风格偏好、色彩倾向和配色建议；敏感认证信息采用 BCrypt 不可逆密码散列保存，浏览器只持有 HttpOnly Session Cookie，写请求通过 CSRF Token 保护。</w:t>
       </w:r>
     </w:p>
     <w:p>
@@ -655,7 +655,7 @@
           <w:b w:val="0"/>
           <w:sz w:val="21"/>
         </w:rPr>
-        <w:t>用户可上传衣物图片，维护品类、颜色、季节、厚薄、风格和可穿状态等标签，并按品类、颜色和季节筛选。图片文件仅保存对象存储地址，业务数据库保存元数据。</w:t>
+        <w:t>用户可上传衣物图片，维护名称、品类、颜色、风格和可穿状态等标签，并按品类和颜色筛选。图片文件仅保存 MinIO 私有对象存储地址，业务数据库保存元数据；识别失败或未启用识别时记录进入待人工确认状态。</w:t>
       </w:r>
     </w:p>
     <w:p>
@@ -685,7 +685,7 @@
           <w:b w:val="0"/>
           <w:sz w:val="21"/>
         </w:rPr>
-        <w:t>用户输入出行场景、天气、温度和额外要求后，系统从个人衣橱检索候选衣物，使用规则先过滤明显不适配组合，再请求大语言模型生成结构化方案。结果包括上装、下装、鞋履、配饰、配色建议和推荐理由。</w:t>
+        <w:t>用户输入城市、出行场合和可选风格要求后，系统读取天气与个人衣橱，使用规则先过滤明显不适配组合，再请求大语言模型生成结构化方案。结果包括推荐单品、推荐理由和摘要；模型结果必须通过字段、数量、所属衣橱和类别多样性校验，失败时回退到明确标记的规则引擎。</w:t>
       </w:r>
     </w:p>
     <w:p>
@@ -715,7 +715,7 @@
           <w:b w:val="0"/>
           <w:sz w:val="21"/>
         </w:rPr>
-        <w:t>用户可收藏方案、标注满意度、替换某件单品并查看历史推荐。反馈将用于调整后续排序，不直接把用户原始文本作为模型长期训练数据。</w:t>
+        <w:t>用户可收藏方案、提交满意度评分与简短反馈，并查看带分页的历史推荐。反馈用于调整后续排序，不直接把用户原始文本作为模型长期训练数据。</w:t>
       </w:r>
     </w:p>
     <w:p>
@@ -730,7 +730,7 @@
           <w:b/>
           <w:sz w:val="24"/>
         </w:rPr>
-        <w:t>1.2.5 内容与规则管理</w:t>
+        <w:t>1.2.5 风潮趋势聚合</w:t>
       </w:r>
     </w:p>
     <w:p>
@@ -745,7 +745,7 @@
           <w:b w:val="0"/>
           <w:sz w:val="21"/>
         </w:rPr>
-        <w:t>管理员维护服饰标签、场景字典、敏感词和基础搭配规则，查看模型调用异常与推荐质量反馈，为迭代提供可审计依据。</w:t>
+        <w:t>风潮页面优先展示已配置的授权 JSON 趋势源，页面区分“全局风潮”与“我的风格”两个区域。全局风潮只聚合标题或话题、热度、原始链接和采集时间；后端仅通过配置的授权数据源获取信息，不绕过登录、验证码、访问限制或反爬措施。未配置或数据不合规时返回明确标注的开发样本，不冒充实时平台热度。</w:t>
       </w:r>
     </w:p>
     <w:p>
@@ -760,37 +760,7 @@
           <w:b/>
           <w:sz w:val="24"/>
         </w:rPr>
-        <w:t>1.2.6 风潮趋势聚合</w:t>
-      </w:r>
-    </w:p>
-    <w:p>
-      <w:pPr>
-        <w:pStyle w:val="BodyText"/>
-        <w:spacing w:line="360" w:lineRule="auto" w:after="100"/>
-        <w:ind w:firstLine="420"/>
-      </w:pPr>
-      <w:r>
-        <w:rPr>
-          <w:rFonts w:ascii="Times New Roman" w:hAnsi="宋体" w:eastAsia="宋体"/>
-          <w:b w:val="0"/>
-          <w:sz w:val="21"/>
-        </w:rPr>
-        <w:t>风潮页面以抖音为主来源，按配置接入小红书、微博、Instagram 等补充来源的公开时尚话题和趋势摘要。第一期仅聚合标题或话题、公开热度、原始链接和采集时间；后端仅通过平台允许的 API、公开页面或授权数据源获取信息，不绕过登录、验证码、访问限制或反爬措施。完整性以已许可来源的公开趋势元数据为边界，不承诺采集平台全站内容。</w:t>
-      </w:r>
-    </w:p>
-    <w:p>
-      <w:pPr>
-        <w:pStyle w:val="Heading3"/>
-        <w:keepNext/>
-        <w:spacing w:before="180" w:after="140"/>
-      </w:pPr>
-      <w:r>
-        <w:rPr>
-          <w:rFonts w:ascii="Times New Roman" w:hAnsi="黑体" w:eastAsia="黑体"/>
-          <w:b/>
-          <w:sz w:val="24"/>
-        </w:rPr>
-        <w:t>1.2.7 个人风格分析</w:t>
+        <w:t>1.2.6 个人风格分析</w:t>
       </w:r>
     </w:p>
     <w:p>
@@ -1149,7 +1119,7 @@
                 <w:b w:val="0"/>
                 <w:sz w:val="17"/>
               </w:rPr>
-              <w:t>限定 JSON Schema，解析失败时重试一次并返回可理解的降级提示。</w:t>
+              <w:t>限定 JSON Schema，解析失败时返回明确标记的规则引擎降级结果。</w:t>
             </w:r>
           </w:p>
         </w:tc>
@@ -1291,7 +1261,7 @@
                 <w:b w:val="0"/>
                 <w:sz w:val="17"/>
               </w:rPr>
-              <w:t>引导补充最少 3 件基础单品；对缺失字段采用明确的未标注状态。</w:t>
+              <w:t>要求至少两件不同类别且已完善的衣物；条件不满足时返回明确错误而非伪造结果。</w:t>
             </w:r>
           </w:p>
         </w:tc>
@@ -1433,7 +1403,7 @@
                 <w:b w:val="0"/>
                 <w:sz w:val="17"/>
               </w:rPr>
-              <w:t>设置超时、熔断和缓存最近方案；提示用户稍后重试。</w:t>
+              <w:t>设置连接/读取超时；超时或响应不合规时回退到规则引擎，不产生成功记录。</w:t>
             </w:r>
           </w:p>
         </w:tc>
@@ -1575,7 +1545,7 @@
                 <w:b w:val="0"/>
                 <w:sz w:val="17"/>
               </w:rPr>
-              <w:t>鉴权访问、对象存储私有读、最小化日志和定期清理无效文件。</w:t>
+              <w:t>Session 鉴权、对象存储私有桶、图片按用户隔离、最小化日志和删除后异步清理。</w:t>
             </w:r>
           </w:p>
         </w:tc>
@@ -1775,7 +1745,7 @@
                 <w:b w:val="0"/>
                 <w:sz w:val="17"/>
               </w:rPr>
-              <w:t>第三方趋势来源不可用或限制访问</w:t>
+              <w:t>趋势源不可用或数据不合规</w:t>
             </w:r>
           </w:p>
         </w:tc>
@@ -1859,7 +1829,7 @@
                 <w:b w:val="0"/>
                 <w:sz w:val="17"/>
               </w:rPr>
-              <w:t>按来源独立降级，展示最后一次成功快照与采集时间，不规避平台访问限制。</w:t>
+              <w:t>整批严格校验，失败时返回明确标注的开发样本，不把部分脏数据标记为实时趋势。</w:t>
             </w:r>
           </w:p>
         </w:tc>
@@ -2969,7 +2939,7 @@
                 <w:b w:val="0"/>
                 <w:sz w:val="17"/>
               </w:rPr>
-              <w:t>16 + pgvector</w:t>
+              <w:t>16</w:t>
             </w:r>
           </w:p>
         </w:tc>
@@ -2997,7 +2967,7 @@
                 <w:b w:val="0"/>
                 <w:sz w:val="17"/>
               </w:rPr>
-              <w:t>业务数据与向量检索</w:t>
+              <w:t>业务数据持久化（Flyway 管理迁移）</w:t>
             </w:r>
           </w:p>
         </w:tc>
@@ -3027,7 +2997,7 @@
                 <w:b w:val="0"/>
                 <w:sz w:val="17"/>
               </w:rPr>
-              <w:t>Redis</w:t>
+              <w:t>MinIO</w:t>
             </w:r>
           </w:p>
         </w:tc>
@@ -3055,7 +3025,7 @@
                 <w:b w:val="0"/>
                 <w:sz w:val="17"/>
               </w:rPr>
-              <w:t>3.2.100（本机）；云端使用 Redis 7+</w:t>
+              <w:t>开源 S3 兼容对象存储</w:t>
             </w:r>
           </w:p>
         </w:tc>
@@ -3083,7 +3053,7 @@
                 <w:b w:val="0"/>
                 <w:sz w:val="17"/>
               </w:rPr>
-              <w:t>天气、趋势快照和限流缓存</w:t>
+              <w:t>私有桶保存衣物图片</w:t>
             </w:r>
           </w:p>
         </w:tc>
@@ -3113,7 +3083,7 @@
                 <w:b w:val="0"/>
                 <w:sz w:val="17"/>
               </w:rPr>
-              <w:t>Docker Compose</w:t>
+              <w:t>Caffeine</w:t>
             </w:r>
           </w:p>
         </w:tc>
@@ -3141,7 +3111,7 @@
                 <w:b w:val="0"/>
                 <w:sz w:val="17"/>
               </w:rPr>
-              <w:t>v2</w:t>
+              <w:t>进程内缓存</w:t>
             </w:r>
           </w:p>
         </w:tc>
@@ -3169,7 +3139,7 @@
                 <w:b w:val="0"/>
                 <w:sz w:val="17"/>
               </w:rPr>
-              <w:t>云服务器一致化部署</w:t>
+              <w:t>天气与趋势结果缓存</w:t>
             </w:r>
           </w:p>
         </w:tc>
@@ -3199,7 +3169,7 @@
                 <w:b w:val="0"/>
                 <w:sz w:val="17"/>
               </w:rPr>
-              <w:t>Jsoup</w:t>
+              <w:t>Docker Compose</w:t>
             </w:r>
           </w:p>
         </w:tc>
@@ -3227,7 +3197,7 @@
                 <w:b w:val="0"/>
                 <w:sz w:val="17"/>
               </w:rPr>
-              <w:t>MIT 开源 HTML 解析库</w:t>
+              <w:t>v2</w:t>
             </w:r>
           </w:p>
         </w:tc>
@@ -3255,7 +3225,7 @@
                 <w:b w:val="0"/>
                 <w:sz w:val="17"/>
               </w:rPr>
-              <w:t>解析允许采集的公开网页；不用于规避访问限制</w:t>
+              <w:t>本地一致化部署</w:t>
             </w:r>
           </w:p>
         </w:tc>
@@ -3285,7 +3255,7 @@
                 <w:b w:val="0"/>
                 <w:sz w:val="17"/>
               </w:rPr>
-              <w:t>Open-Meteo</w:t>
+              <w:t>wttr.in / Open-Meteo</w:t>
             </w:r>
           </w:p>
         </w:tc>
@@ -3313,7 +3283,7 @@
                 <w:b w:val="0"/>
                 <w:sz w:val="17"/>
               </w:rPr>
-              <w:t>开源天气 API，非商业免费使用</w:t>
+              <w:t>开源天气接口，无需 Key</w:t>
             </w:r>
           </w:p>
         </w:tc>
@@ -3461,7 +3431,7 @@
           <w:b w:val="0"/>
           <w:sz w:val="21"/>
         </w:rPr>
-        <w:t>系统采用前后端分离架构。前端负责场景表单、衣橱维护和结果呈现；后端负责鉴权、数据管理、检索编排、规则校验和模型调用。模型只输出受约束的推荐候选，最终展示的方案必须通过库存、季节、颜色和用户衣橱归属校验。</w:t>
+        <w:t>系统采用前后端分离架构。前端负责场景表单、衣橱维护和结果呈现；后端负责鉴权、数据管理、检索编排、规则校验和模型调用。模型只输出受约束的推荐候选，最终展示的方案必须通过数量、类别多样性和用户衣橱归属校验。</w:t>
       </w:r>
     </w:p>
     <w:p>
@@ -3559,7 +3529,7 @@
           <w:b w:val="0"/>
           <w:sz w:val="21"/>
         </w:rPr>
-        <w:t>普通用户可注册登录、维护衣橱、提交场景、获取推荐、收藏方案和提交反馈；管理员可维护标签与规则、查看推荐异常。推荐用例依赖用户鉴权、衣橱候选检索和模型服务三个前置能力。</w:t>
+        <w:t>普通用户可注册登录、维护衣橱、上传图片、提交场景、获取推荐、收藏方案和提交反馈。推荐用例依赖用户鉴权、衣橱候选检索和模型服务三个前置能力。</w:t>
       </w:r>
     </w:p>
     <w:p>
@@ -3817,7 +3787,7 @@
                 <w:b w:val="0"/>
                 <w:sz w:val="17"/>
               </w:rPr>
-              <w:t>场景推荐、替换单品、收藏反馈</w:t>
+              <w:t>场景推荐、收藏反馈、历史查看</w:t>
             </w:r>
           </w:p>
         </w:tc>
@@ -3846,92 +3816,6 @@
                 <w:sz w:val="17"/>
               </w:rPr>
               <w:t>获取并调整搭配方案，形成个人历史。</w:t>
-            </w:r>
-          </w:p>
-        </w:tc>
-      </w:tr>
-      <w:tr>
-        <w:tc>
-          <w:tcPr>
-            <w:tcW w:type="dxa" w:w="1247"/>
-            <w:vAlign w:val="center"/>
-            <w:shd w:fill="FFFFFF"/>
-            <w:tcBorders>
-              <w:top w:val="single" w:sz="4" w:color="A6A6A6"/>
-              <w:left w:val="single" w:sz="4" w:color="A6A6A6"/>
-              <w:bottom w:val="single" w:sz="4" w:color="A6A6A6"/>
-              <w:right w:val="single" w:sz="4" w:color="A6A6A6"/>
-            </w:tcBorders>
-          </w:tcPr>
-          <w:p>
-            <w:pPr>
-              <w:spacing w:after="0"/>
-              <w:jc w:val="center"/>
-            </w:pPr>
-            <w:r/>
-            <w:r>
-              <w:rPr>
-                <w:rFonts w:ascii="Times New Roman" w:hAnsi="宋体" w:eastAsia="宋体"/>
-                <w:b w:val="0"/>
-                <w:sz w:val="17"/>
-              </w:rPr>
-              <w:t>管理员</w:t>
-            </w:r>
-          </w:p>
-        </w:tc>
-        <w:tc>
-          <w:tcPr>
-            <w:tcW w:type="dxa" w:w="2948"/>
-            <w:vAlign w:val="center"/>
-            <w:shd w:fill="FFFFFF"/>
-            <w:tcBorders>
-              <w:top w:val="single" w:sz="4" w:color="A6A6A6"/>
-              <w:left w:val="single" w:sz="4" w:color="A6A6A6"/>
-              <w:bottom w:val="single" w:sz="4" w:color="A6A6A6"/>
-              <w:right w:val="single" w:sz="4" w:color="A6A6A6"/>
-            </w:tcBorders>
-          </w:tcPr>
-          <w:p>
-            <w:pPr>
-              <w:spacing w:after="0"/>
-              <w:jc w:val="left"/>
-            </w:pPr>
-            <w:r/>
-            <w:r>
-              <w:rPr>
-                <w:rFonts w:ascii="Times New Roman" w:hAnsi="宋体" w:eastAsia="宋体"/>
-                <w:b w:val="0"/>
-                <w:sz w:val="17"/>
-              </w:rPr>
-              <w:t>标签管理、规则管理、异常查看</w:t>
-            </w:r>
-          </w:p>
-        </w:tc>
-        <w:tc>
-          <w:tcPr>
-            <w:tcW w:type="dxa" w:w="3969"/>
-            <w:vAlign w:val="center"/>
-            <w:shd w:fill="FFFFFF"/>
-            <w:tcBorders>
-              <w:top w:val="single" w:sz="4" w:color="A6A6A6"/>
-              <w:left w:val="single" w:sz="4" w:color="A6A6A6"/>
-              <w:bottom w:val="single" w:sz="4" w:color="A6A6A6"/>
-              <w:right w:val="single" w:sz="4" w:color="A6A6A6"/>
-            </w:tcBorders>
-          </w:tcPr>
-          <w:p>
-            <w:pPr>
-              <w:spacing w:after="0"/>
-              <w:jc w:val="left"/>
-            </w:pPr>
-            <w:r/>
-            <w:r>
-              <w:rPr>
-                <w:rFonts w:ascii="Times New Roman" w:hAnsi="宋体" w:eastAsia="宋体"/>
-                <w:b w:val="0"/>
-                <w:sz w:val="17"/>
-              </w:rPr>
-              <w:t>保证字典与规则可维护、模型异常可追踪。</w:t>
             </w:r>
           </w:p>
         </w:tc>
@@ -4224,7 +4108,7 @@
                 <w:b w:val="0"/>
                 <w:sz w:val="17"/>
               </w:rPr>
-              <w:t>用户使用账号和密码进入系统并获得访问令牌。</w:t>
+              <w:t>用户使用账号和密码进入系统并获得可访问个人数据的会话。</w:t>
             </w:r>
           </w:p>
         </w:tc>
@@ -4340,7 +4224,7 @@
                 <w:b w:val="0"/>
                 <w:sz w:val="17"/>
               </w:rPr>
-              <w:t>输入账号密码；后端校验密码散列；生成 JWT；前端保存短期访问令牌。</w:t>
+              <w:t>输入账号密码；后端校验 BCrypt 密码散列；创建服务端 Session；浏览器保存 HttpOnly Cookie。</w:t>
             </w:r>
           </w:p>
         </w:tc>
@@ -4850,7 +4734,7 @@
                 <w:b w:val="0"/>
                 <w:sz w:val="17"/>
               </w:rPr>
-              <w:t>选择图片；填写品类、颜色、季节等标签；后端校验；保存图片地址与衣物记录。</w:t>
+              <w:t>选择图片；填写名称、品类、颜色等标签；后端校验；保存 MinIO 图片地址与衣物记录。</w:t>
             </w:r>
           </w:p>
         </w:tc>
@@ -5360,7 +5244,7 @@
                 <w:b w:val="0"/>
                 <w:sz w:val="17"/>
               </w:rPr>
-              <w:t>解析场景；检索候选；规则过滤；请求模型；解析 JSON；校验单品归属；保存方案。</w:t>
+              <w:t>解析场景；读取天气与衣橱；规则过滤；请求模型；解析 JSON；校验单品归属与类别多样性；保存方案。</w:t>
             </w:r>
           </w:p>
         </w:tc>
@@ -5476,7 +5360,7 @@
                 <w:b w:val="0"/>
                 <w:sz w:val="17"/>
               </w:rPr>
-              <w:t>用户看到可解释方案，可收藏或替换单品。</w:t>
+              <w:t>用户看到可解释方案，可收藏或反馈。</w:t>
             </w:r>
           </w:p>
         </w:tc>
@@ -5510,7 +5394,7 @@
           <w:b w:val="0"/>
           <w:sz w:val="21"/>
         </w:rPr>
-        <w:t>前端采用 Vue 3、Vite、TypeScript、Pinia 和 Element Plus；后端采用 Java 17、Spring Boot 3、Spring Security、MyBatis-Plus 与 Spring AI Alibaba。模型能力通过阿里云百炼通义千问 API 接入，天气能力通过 WeatherClient 调用开源 Open-Meteo API，并由服务层统一转换为业务天气对象；风潮数据通过独立的趋势来源适配器定时采集并归一化。数据层使用 PostgreSQL 16 和 pgvector 存储业务与向量数据，Redis 用于短期缓存和限流计数。部署时使用 Docker Compose 编排前端静态资源、后端服务、数据库和缓存。</w:t>
+        <w:t>前端采用 Vue 3、Vite 与 Lucide Vue 图标库；后端采用 Java 17、Spring Boot 3.4、Spring Security、Spring JDBC、Validation 与 Flyway。模型能力通过阿里云百炼通义千问 API 接入，天气能力由服务层调用 wttr.in（失败后回退 Open-Meteo）并统一转换为业务天气对象；风潮数据通过可配置的授权 JSON 趋势源适配器获取并严格校验。数据层使用 PostgreSQL 16 存储业务数据，MinIO 保存私有图片对象，Caffeine 提供进程内缓存。部署时使用 Docker Compose 编排前端静态资源、后端服务、数据库与对象存储。</w:t>
       </w:r>
     </w:p>
     <w:p>
@@ -5608,7 +5492,7 @@
           <w:b w:val="0"/>
           <w:sz w:val="21"/>
         </w:rPr>
-        <w:t>数据库表名使用小写单数名词与下划线，例如 garment、outfit_plan；主键统一为 id；外键字段采用 xxx_id；创建和更新时间采用 created_at、updated_at；逻辑删除字段采用 is_deleted。业务表不保存明文密码、模型密钥或可直接识别用户的原始敏感信息。</w:t>
+        <w:t>数据库表名使用小写下划线，例如 wardrobe_items、recommendations；主键统一为 id；外键字段采用 xxx_id；创建和更新时间采用 created_at、updated_at。业务表不保存明文密码、模型密钥或可直接识别用户的原始敏感信息。</w:t>
       </w:r>
     </w:p>
     <w:p>
@@ -5638,7 +5522,7 @@
           <w:b w:val="0"/>
           <w:sz w:val="21"/>
         </w:rPr>
-        <w:t>Java 类名使用 UpperCamelCase，例如 RecommendationService、GarmentController、OutfitPlanVO。实体、DTO、VO、Service 和 Mapper 使用后缀区分职责，避免以模糊缩写命名。</w:t>
+        <w:t>Java 类名使用 UpperCamelCase，例如 RecommendationService、WardrobeController、WardrobeItemRequest。实体、DTO、Service 和 Repository 使用后缀区分职责，避免以模糊缩写命名。</w:t>
       </w:r>
     </w:p>
     <w:p>
@@ -5698,7 +5582,7 @@
           <w:b w:val="0"/>
           <w:sz w:val="21"/>
         </w:rPr>
-        <w:t>后端包结构划分为 com.fashion.recommendation.controller、service、service.impl、mapper、entity、dto、vo、config、security、ai 和 common。前端按 views、components、stores、api、types 和 utils 划分，页面不直接拼接接口地址。</w:t>
+        <w:t>后端包结构划分为 com.fashion.recommendation 下的 auth、config、common、recognition、recommendation、security、storage、style、trend、wardrobe、weather。前端按 views、composables 等划分，页面不直接拼接接口地址。</w:t>
       </w:r>
     </w:p>
     <w:p>
@@ -5743,7 +5627,7 @@
           <w:b w:val="0"/>
           <w:sz w:val="21"/>
         </w:rPr>
-        <w:t>数据库以“用户 - 衣物 - 推荐方案”为核心主线。sys_user 与 garment 为一对多关系；outfit_plan 记录一次完整推荐；outfit_item 表连接方案和衣物；recommendation_session 保存模型调用上下文摘要与状态。趋势聚合新增 trend_snapshot 表，保存 sourcePlatform、sourceUrl、title、topicTags、publishedAt、fetchedAt、heatScore、status 和 contentHash；以 sourcePlatform 与 sourceUrl 建立唯一约束，contentHash 用于去重。个人分析使用 user_style_profile 表保存 userId、profileVersion、styleTags、tryStyleTags、colorSuggestions、itemSuggestions、reasonSummary、modelName、generatedAt 和 sourceProfileHash；用户基础信息或衣橱标签变化后使旧档案失效。设计中将高频查询字段建立复合索引，并为用户私有数据增加 user_id 过滤条件。</w:t>
+        <w:t>数据库以“用户 - 衣物 - 推荐方案”为核心主线。app_users 与 app_authorities 保存认证账号；app_users 与 wardrobe_items 为一对多关系；recommendations 记录一次完整推荐，recommendation_items 保存方案明细快照，recommendation_feedback 保存评分与反馈；style_profiles 保存个人风格档案；image_cleanup_tasks 保存图片删除后的异步清理任务。结构由 Flyway 版本迁移管理：V1 为基础表与兼容补列，V2 增加图片清理任务表，V3 为 recommendations 增加审计元数据列（model_name、prompt_version、provider_call_id、三类 token、generation_latency_ms、fallback_reason）。设计中将高频查询字段建立复合索引，并为用户私有数据增加 user_id 过滤条件。</w:t>
       </w:r>
     </w:p>
     <w:p>
@@ -5841,7 +5725,7 @@
           <w:b w:val="0"/>
           <w:sz w:val="21"/>
         </w:rPr>
-        <w:t>（1）sys_user 用户表</w:t>
+        <w:t>（1）app_users 用户表</w:t>
       </w:r>
     </w:p>
     <w:p>
@@ -5855,7 +5739,7 @@
           <w:b w:val="0"/>
           <w:sz w:val="18"/>
         </w:rPr>
-        <w:t>表3.1 sys_user 用户表</w:t>
+        <w:t>表3.1 app_users 用户表</w:t>
       </w:r>
     </w:p>
     <w:tbl>
@@ -6014,7 +5898,7 @@
                 <w:b w:val="0"/>
                 <w:sz w:val="17"/>
               </w:rPr>
-              <w:t>id</w:t>
+              <w:t>username</w:t>
             </w:r>
           </w:p>
         </w:tc>
@@ -6042,7 +5926,7 @@
                 <w:b w:val="0"/>
                 <w:sz w:val="17"/>
               </w:rPr>
-              <w:t>bigint</w:t>
+              <w:t>varchar(32)</w:t>
             </w:r>
           </w:p>
         </w:tc>
@@ -6128,7 +6012,7 @@
                 <w:b w:val="0"/>
                 <w:sz w:val="17"/>
               </w:rPr>
-              <w:t>username</w:t>
+              <w:t>password_hash</w:t>
             </w:r>
           </w:p>
         </w:tc>
@@ -6156,7 +6040,7 @@
                 <w:b w:val="0"/>
                 <w:sz w:val="17"/>
               </w:rPr>
-              <w:t>varchar(32)</w:t>
+              <w:t>varchar(100)</w:t>
             </w:r>
           </w:p>
         </w:tc>
@@ -6212,7 +6096,7 @@
                 <w:b w:val="0"/>
                 <w:sz w:val="17"/>
               </w:rPr>
-              <w:t>唯一用户名</w:t>
+              <w:t>BCrypt 密文</w:t>
             </w:r>
           </w:p>
         </w:tc>
@@ -6242,7 +6126,7 @@
                 <w:b w:val="0"/>
                 <w:sz w:val="17"/>
               </w:rPr>
-              <w:t>password_hash</w:t>
+              <w:t>enabled</w:t>
             </w:r>
           </w:p>
         </w:tc>
@@ -6270,7 +6154,7 @@
                 <w:b w:val="0"/>
                 <w:sz w:val="17"/>
               </w:rPr>
-              <w:t>varchar(100)</w:t>
+              <w:t>boolean</w:t>
             </w:r>
           </w:p>
         </w:tc>
@@ -6326,121 +6210,7 @@
                 <w:b w:val="0"/>
                 <w:sz w:val="17"/>
               </w:rPr>
-              <w:t>BCrypt 密文</w:t>
-            </w:r>
-          </w:p>
-        </w:tc>
-      </w:tr>
-      <w:tr>
-        <w:tc>
-          <w:tcPr>
-            <w:tcW w:type="dxa" w:w="1814"/>
-            <w:vAlign w:val="center"/>
-            <w:shd w:fill="FFFFFF"/>
-            <w:tcBorders>
-              <w:top w:val="single" w:sz="4" w:color="A6A6A6"/>
-              <w:left w:val="single" w:sz="4" w:color="A6A6A6"/>
-              <w:bottom w:val="single" w:sz="4" w:color="A6A6A6"/>
-              <w:right w:val="single" w:sz="4" w:color="A6A6A6"/>
-            </w:tcBorders>
-          </w:tcPr>
-          <w:p>
-            <w:pPr>
-              <w:spacing w:after="0"/>
-              <w:jc w:val="center"/>
-            </w:pPr>
-            <w:r/>
-            <w:r>
-              <w:rPr>
-                <w:rFonts w:ascii="Times New Roman" w:hAnsi="宋体" w:eastAsia="宋体"/>
-                <w:b w:val="0"/>
-                <w:sz w:val="17"/>
-              </w:rPr>
-              <w:t>created_at</w:t>
-            </w:r>
-          </w:p>
-        </w:tc>
-        <w:tc>
-          <w:tcPr>
-            <w:tcW w:type="dxa" w:w="1814"/>
-            <w:vAlign w:val="center"/>
-            <w:shd w:fill="FFFFFF"/>
-            <w:tcBorders>
-              <w:top w:val="single" w:sz="4" w:color="A6A6A6"/>
-              <w:left w:val="single" w:sz="4" w:color="A6A6A6"/>
-              <w:bottom w:val="single" w:sz="4" w:color="A6A6A6"/>
-              <w:right w:val="single" w:sz="4" w:color="A6A6A6"/>
-            </w:tcBorders>
-          </w:tcPr>
-          <w:p>
-            <w:pPr>
-              <w:spacing w:after="0"/>
-              <w:jc w:val="left"/>
-            </w:pPr>
-            <w:r/>
-            <w:r>
-              <w:rPr>
-                <w:rFonts w:ascii="Times New Roman" w:hAnsi="宋体" w:eastAsia="宋体"/>
-                <w:b w:val="0"/>
-                <w:sz w:val="17"/>
-              </w:rPr>
-              <w:t>timestamp</w:t>
-            </w:r>
-          </w:p>
-        </w:tc>
-        <w:tc>
-          <w:tcPr>
-            <w:tcW w:type="dxa" w:w="1134"/>
-            <w:vAlign w:val="center"/>
-            <w:shd w:fill="FFFFFF"/>
-            <w:tcBorders>
-              <w:top w:val="single" w:sz="4" w:color="A6A6A6"/>
-              <w:left w:val="single" w:sz="4" w:color="A6A6A6"/>
-              <w:bottom w:val="single" w:sz="4" w:color="A6A6A6"/>
-              <w:right w:val="single" w:sz="4" w:color="A6A6A6"/>
-            </w:tcBorders>
-          </w:tcPr>
-          <w:p>
-            <w:pPr>
-              <w:spacing w:after="0"/>
-              <w:jc w:val="left"/>
-            </w:pPr>
-            <w:r/>
-            <w:r>
-              <w:rPr>
-                <w:rFonts w:ascii="Times New Roman" w:hAnsi="宋体" w:eastAsia="宋体"/>
-                <w:b w:val="0"/>
-                <w:sz w:val="17"/>
-              </w:rPr>
-              <w:t>否</w:t>
-            </w:r>
-          </w:p>
-        </w:tc>
-        <w:tc>
-          <w:tcPr>
-            <w:tcW w:type="dxa" w:w="3288"/>
-            <w:vAlign w:val="center"/>
-            <w:shd w:fill="FFFFFF"/>
-            <w:tcBorders>
-              <w:top w:val="single" w:sz="4" w:color="A6A6A6"/>
-              <w:left w:val="single" w:sz="4" w:color="A6A6A6"/>
-              <w:bottom w:val="single" w:sz="4" w:color="A6A6A6"/>
-              <w:right w:val="single" w:sz="4" w:color="A6A6A6"/>
-            </w:tcBorders>
-          </w:tcPr>
-          <w:p>
-            <w:pPr>
-              <w:spacing w:after="0"/>
-              <w:jc w:val="left"/>
-            </w:pPr>
-            <w:r/>
-            <w:r>
-              <w:rPr>
-                <w:rFonts w:ascii="Times New Roman" w:hAnsi="宋体" w:eastAsia="宋体"/>
-                <w:b w:val="0"/>
-                <w:sz w:val="17"/>
-              </w:rPr>
-              <w:t>创建时间</w:t>
+              <w:t>账号是否启用</w:t>
             </w:r>
           </w:p>
         </w:tc>
@@ -6459,7 +6229,7 @@
           <w:b w:val="0"/>
           <w:sz w:val="21"/>
         </w:rPr>
-        <w:t>（2）garment 衣物表</w:t>
+        <w:t>（2）wardrobe_items 衣物表</w:t>
       </w:r>
     </w:p>
     <w:p>
@@ -6473,7 +6243,7 @@
           <w:b w:val="0"/>
           <w:sz w:val="18"/>
         </w:rPr>
-        <w:t>表3.2 garment 衣物表</w:t>
+        <w:t>表3.2 wardrobe_items 衣物表</w:t>
       </w:r>
     </w:p>
     <w:tbl>
@@ -6774,7 +6544,7 @@
                 <w:b w:val="0"/>
                 <w:sz w:val="17"/>
               </w:rPr>
-              <w:t>bigint</w:t>
+              <w:t>varchar(100)</w:t>
             </w:r>
           </w:p>
         </w:tc>
@@ -6860,7 +6630,7 @@
                 <w:b w:val="0"/>
                 <w:sz w:val="17"/>
               </w:rPr>
-              <w:t>category</w:t>
+              <w:t>name</w:t>
             </w:r>
           </w:p>
         </w:tc>
@@ -6888,7 +6658,7 @@
                 <w:b w:val="0"/>
                 <w:sz w:val="17"/>
               </w:rPr>
-              <w:t>varchar(32)</w:t>
+              <w:t>varchar(120)</w:t>
             </w:r>
           </w:p>
         </w:tc>
@@ -6944,7 +6714,7 @@
                 <w:b w:val="0"/>
                 <w:sz w:val="17"/>
               </w:rPr>
-              <w:t>上装/下装等</w:t>
+              <w:t>单品名称</w:t>
             </w:r>
           </w:p>
         </w:tc>
@@ -6974,7 +6744,7 @@
                 <w:b w:val="0"/>
                 <w:sz w:val="17"/>
               </w:rPr>
-              <w:t>color_tags</w:t>
+              <w:t>category</w:t>
             </w:r>
           </w:p>
         </w:tc>
@@ -7002,7 +6772,7 @@
                 <w:b w:val="0"/>
                 <w:sz w:val="17"/>
               </w:rPr>
-              <w:t>varchar(255)</w:t>
+              <w:t>varchar(40)</w:t>
             </w:r>
           </w:p>
         </w:tc>
@@ -7030,7 +6800,7 @@
                 <w:b w:val="0"/>
                 <w:sz w:val="17"/>
               </w:rPr>
-              <w:t>是</w:t>
+              <w:t>否</w:t>
             </w:r>
           </w:p>
         </w:tc>
@@ -7058,7 +6828,7 @@
                 <w:b w:val="0"/>
                 <w:sz w:val="17"/>
               </w:rPr>
-              <w:t>颜色标签</w:t>
+              <w:t>上装/下装等</w:t>
             </w:r>
           </w:p>
         </w:tc>
@@ -7088,7 +6858,7 @@
                 <w:b w:val="0"/>
                 <w:sz w:val="17"/>
               </w:rPr>
-              <w:t>season_tags</w:t>
+              <w:t>color</w:t>
             </w:r>
           </w:p>
         </w:tc>
@@ -7116,7 +6886,7 @@
                 <w:b w:val="0"/>
                 <w:sz w:val="17"/>
               </w:rPr>
-              <w:t>varchar(64)</w:t>
+              <w:t>varchar(40)</w:t>
             </w:r>
           </w:p>
         </w:tc>
@@ -7144,7 +6914,7 @@
                 <w:b w:val="0"/>
                 <w:sz w:val="17"/>
               </w:rPr>
-              <w:t>是</w:t>
+              <w:t>否</w:t>
             </w:r>
           </w:p>
         </w:tc>
@@ -7172,7 +6942,7 @@
                 <w:b w:val="0"/>
                 <w:sz w:val="17"/>
               </w:rPr>
-              <w:t>季节标签</w:t>
+              <w:t>颜色</w:t>
             </w:r>
           </w:p>
         </w:tc>
@@ -7202,7 +6972,7 @@
                 <w:b w:val="0"/>
                 <w:sz w:val="17"/>
               </w:rPr>
-              <w:t>image_url</w:t>
+              <w:t>image_object_key</w:t>
             </w:r>
           </w:p>
         </w:tc>
@@ -7230,7 +7000,7 @@
                 <w:b w:val="0"/>
                 <w:sz w:val="17"/>
               </w:rPr>
-              <w:t>varchar(512)</w:t>
+              <w:t>varchar(300)</w:t>
             </w:r>
           </w:p>
         </w:tc>
@@ -7258,6 +7028,120 @@
                 <w:b w:val="0"/>
                 <w:sz w:val="17"/>
               </w:rPr>
+              <w:t>是</w:t>
+            </w:r>
+          </w:p>
+        </w:tc>
+        <w:tc>
+          <w:tcPr>
+            <w:tcW w:type="dxa" w:w="3288"/>
+            <w:vAlign w:val="center"/>
+            <w:shd w:fill="FFFFFF"/>
+            <w:tcBorders>
+              <w:top w:val="single" w:sz="4" w:color="A6A6A6"/>
+              <w:left w:val="single" w:sz="4" w:color="A6A6A6"/>
+              <w:bottom w:val="single" w:sz="4" w:color="A6A6A6"/>
+              <w:right w:val="single" w:sz="4" w:color="A6A6A6"/>
+            </w:tcBorders>
+          </w:tcPr>
+          <w:p>
+            <w:pPr>
+              <w:spacing w:after="0"/>
+              <w:jc w:val="left"/>
+            </w:pPr>
+            <w:r/>
+            <w:r>
+              <w:rPr>
+                <w:rFonts w:ascii="Times New Roman" w:hAnsi="宋体" w:eastAsia="宋体"/>
+                <w:b w:val="0"/>
+                <w:sz w:val="17"/>
+              </w:rPr>
+              <w:t>MinIO 对象键</w:t>
+            </w:r>
+          </w:p>
+        </w:tc>
+      </w:tr>
+      <w:tr>
+        <w:tc>
+          <w:tcPr>
+            <w:tcW w:type="dxa" w:w="1814"/>
+            <w:vAlign w:val="center"/>
+            <w:shd w:fill="FFFFFF"/>
+            <w:tcBorders>
+              <w:top w:val="single" w:sz="4" w:color="A6A6A6"/>
+              <w:left w:val="single" w:sz="4" w:color="A6A6A6"/>
+              <w:bottom w:val="single" w:sz="4" w:color="A6A6A6"/>
+              <w:right w:val="single" w:sz="4" w:color="A6A6A6"/>
+            </w:tcBorders>
+          </w:tcPr>
+          <w:p>
+            <w:pPr>
+              <w:spacing w:after="0"/>
+              <w:jc w:val="center"/>
+            </w:pPr>
+            <w:r/>
+            <w:r>
+              <w:rPr>
+                <w:rFonts w:ascii="Times New Roman" w:hAnsi="宋体" w:eastAsia="宋体"/>
+                <w:b w:val="0"/>
+                <w:sz w:val="17"/>
+              </w:rPr>
+              <w:t>recognition_status</w:t>
+            </w:r>
+          </w:p>
+        </w:tc>
+        <w:tc>
+          <w:tcPr>
+            <w:tcW w:type="dxa" w:w="1814"/>
+            <w:vAlign w:val="center"/>
+            <w:shd w:fill="FFFFFF"/>
+            <w:tcBorders>
+              <w:top w:val="single" w:sz="4" w:color="A6A6A6"/>
+              <w:left w:val="single" w:sz="4" w:color="A6A6A6"/>
+              <w:bottom w:val="single" w:sz="4" w:color="A6A6A6"/>
+              <w:right w:val="single" w:sz="4" w:color="A6A6A6"/>
+            </w:tcBorders>
+          </w:tcPr>
+          <w:p>
+            <w:pPr>
+              <w:spacing w:after="0"/>
+              <w:jc w:val="left"/>
+            </w:pPr>
+            <w:r/>
+            <w:r>
+              <w:rPr>
+                <w:rFonts w:ascii="Times New Roman" w:hAnsi="宋体" w:eastAsia="宋体"/>
+                <w:b w:val="0"/>
+                <w:sz w:val="17"/>
+              </w:rPr>
+              <w:t>varchar(32)</w:t>
+            </w:r>
+          </w:p>
+        </w:tc>
+        <w:tc>
+          <w:tcPr>
+            <w:tcW w:type="dxa" w:w="1134"/>
+            <w:vAlign w:val="center"/>
+            <w:shd w:fill="FFFFFF"/>
+            <w:tcBorders>
+              <w:top w:val="single" w:sz="4" w:color="A6A6A6"/>
+              <w:left w:val="single" w:sz="4" w:color="A6A6A6"/>
+              <w:bottom w:val="single" w:sz="4" w:color="A6A6A6"/>
+              <w:right w:val="single" w:sz="4" w:color="A6A6A6"/>
+            </w:tcBorders>
+          </w:tcPr>
+          <w:p>
+            <w:pPr>
+              <w:spacing w:after="0"/>
+              <w:jc w:val="left"/>
+            </w:pPr>
+            <w:r/>
+            <w:r>
+              <w:rPr>
+                <w:rFonts w:ascii="Times New Roman" w:hAnsi="宋体" w:eastAsia="宋体"/>
+                <w:b w:val="0"/>
+                <w:sz w:val="17"/>
+              </w:rPr>
               <w:t>否</w:t>
             </w:r>
           </w:p>
@@ -7286,7 +7170,7 @@
                 <w:b w:val="0"/>
                 <w:sz w:val="17"/>
               </w:rPr>
-              <w:t>私有对象地址</w:t>
+              <w:t>识别状态</w:t>
             </w:r>
           </w:p>
         </w:tc>
@@ -7305,7 +7189,7 @@
           <w:b w:val="0"/>
           <w:sz w:val="21"/>
         </w:rPr>
-        <w:t>（3）outfit_plan 搭配方案表</w:t>
+        <w:t>（3）recommendations 推荐表</w:t>
       </w:r>
     </w:p>
     <w:p>
@@ -7319,7 +7203,7 @@
           <w:b w:val="0"/>
           <w:sz w:val="18"/>
         </w:rPr>
-        <w:t>表3.3 outfit_plan 搭配方案表</w:t>
+        <w:t>表3.3 recommendations 推荐表</w:t>
       </w:r>
     </w:p>
     <w:tbl>
@@ -7562,7 +7446,7 @@
                 <w:b w:val="0"/>
                 <w:sz w:val="17"/>
               </w:rPr>
-              <w:t>方案主键</w:t>
+              <w:t>推荐主键</w:t>
             </w:r>
           </w:p>
         </w:tc>
@@ -7620,7 +7504,7 @@
                 <w:b w:val="0"/>
                 <w:sz w:val="17"/>
               </w:rPr>
-              <w:t>bigint</w:t>
+              <w:t>varchar(100)</w:t>
             </w:r>
           </w:p>
         </w:tc>
@@ -7706,7 +7590,7 @@
                 <w:b w:val="0"/>
                 <w:sz w:val="17"/>
               </w:rPr>
-              <w:t>scene</w:t>
+              <w:t>occasion</w:t>
             </w:r>
           </w:p>
         </w:tc>
@@ -7734,7 +7618,7 @@
                 <w:b w:val="0"/>
                 <w:sz w:val="17"/>
               </w:rPr>
-              <w:t>varchar(128)</w:t>
+              <w:t>varchar(80)</w:t>
             </w:r>
           </w:p>
         </w:tc>
@@ -7790,7 +7674,7 @@
                 <w:b w:val="0"/>
                 <w:sz w:val="17"/>
               </w:rPr>
-              <w:t>通勤/约会等</w:t>
+              <w:t>场合</w:t>
             </w:r>
           </w:p>
         </w:tc>
@@ -7820,7 +7704,7 @@
                 <w:b w:val="0"/>
                 <w:sz w:val="17"/>
               </w:rPr>
-              <w:t>reasoning_summary</w:t>
+              <w:t>city</w:t>
             </w:r>
           </w:p>
         </w:tc>
@@ -7848,7 +7732,7 @@
                 <w:b w:val="0"/>
                 <w:sz w:val="17"/>
               </w:rPr>
-              <w:t>text</w:t>
+              <w:t>varchar(80)</w:t>
             </w:r>
           </w:p>
         </w:tc>
@@ -7904,7 +7788,7 @@
                 <w:b w:val="0"/>
                 <w:sz w:val="17"/>
               </w:rPr>
-              <w:t>简要推荐理由</w:t>
+              <w:t>城市</w:t>
             </w:r>
           </w:p>
         </w:tc>
@@ -7934,7 +7818,7 @@
                 <w:b w:val="0"/>
                 <w:sz w:val="17"/>
               </w:rPr>
-              <w:t>status</w:t>
+              <w:t>summary</w:t>
             </w:r>
           </w:p>
         </w:tc>
@@ -7962,7 +7846,7 @@
                 <w:b w:val="0"/>
                 <w:sz w:val="17"/>
               </w:rPr>
-              <w:t>varchar(16)</w:t>
+              <w:t>varchar(500)</w:t>
             </w:r>
           </w:p>
         </w:tc>
@@ -8018,7 +7902,463 @@
                 <w:b w:val="0"/>
                 <w:sz w:val="17"/>
               </w:rPr>
-              <w:t>生成状态</w:t>
+              <w:t>推荐摘要</w:t>
+            </w:r>
+          </w:p>
+        </w:tc>
+      </w:tr>
+      <w:tr>
+        <w:tc>
+          <w:tcPr>
+            <w:tcW w:type="dxa" w:w="1814"/>
+            <w:vAlign w:val="center"/>
+            <w:shd w:fill="FFFFFF"/>
+            <w:tcBorders>
+              <w:top w:val="single" w:sz="4" w:color="A6A6A6"/>
+              <w:left w:val="single" w:sz="4" w:color="A6A6A6"/>
+              <w:bottom w:val="single" w:sz="4" w:color="A6A6A6"/>
+              <w:right w:val="single" w:sz="4" w:color="A6A6A6"/>
+            </w:tcBorders>
+          </w:tcPr>
+          <w:p>
+            <w:pPr>
+              <w:spacing w:after="0"/>
+              <w:jc w:val="center"/>
+            </w:pPr>
+            <w:r/>
+            <w:r>
+              <w:rPr>
+                <w:rFonts w:ascii="Times New Roman" w:hAnsi="宋体" w:eastAsia="宋体"/>
+                <w:b w:val="0"/>
+                <w:sz w:val="17"/>
+              </w:rPr>
+              <w:t>reason</w:t>
+            </w:r>
+          </w:p>
+        </w:tc>
+        <w:tc>
+          <w:tcPr>
+            <w:tcW w:type="dxa" w:w="1814"/>
+            <w:vAlign w:val="center"/>
+            <w:shd w:fill="FFFFFF"/>
+            <w:tcBorders>
+              <w:top w:val="single" w:sz="4" w:color="A6A6A6"/>
+              <w:left w:val="single" w:sz="4" w:color="A6A6A6"/>
+              <w:bottom w:val="single" w:sz="4" w:color="A6A6A6"/>
+              <w:right w:val="single" w:sz="4" w:color="A6A6A6"/>
+            </w:tcBorders>
+          </w:tcPr>
+          <w:p>
+            <w:pPr>
+              <w:spacing w:after="0"/>
+              <w:jc w:val="left"/>
+            </w:pPr>
+            <w:r/>
+            <w:r>
+              <w:rPr>
+                <w:rFonts w:ascii="Times New Roman" w:hAnsi="宋体" w:eastAsia="宋体"/>
+                <w:b w:val="0"/>
+                <w:sz w:val="17"/>
+              </w:rPr>
+              <w:t>varchar(1200)</w:t>
+            </w:r>
+          </w:p>
+        </w:tc>
+        <w:tc>
+          <w:tcPr>
+            <w:tcW w:type="dxa" w:w="1134"/>
+            <w:vAlign w:val="center"/>
+            <w:shd w:fill="FFFFFF"/>
+            <w:tcBorders>
+              <w:top w:val="single" w:sz="4" w:color="A6A6A6"/>
+              <w:left w:val="single" w:sz="4" w:color="A6A6A6"/>
+              <w:bottom w:val="single" w:sz="4" w:color="A6A6A6"/>
+              <w:right w:val="single" w:sz="4" w:color="A6A6A6"/>
+            </w:tcBorders>
+          </w:tcPr>
+          <w:p>
+            <w:pPr>
+              <w:spacing w:after="0"/>
+              <w:jc w:val="left"/>
+            </w:pPr>
+            <w:r/>
+            <w:r>
+              <w:rPr>
+                <w:rFonts w:ascii="Times New Roman" w:hAnsi="宋体" w:eastAsia="宋体"/>
+                <w:b w:val="0"/>
+                <w:sz w:val="17"/>
+              </w:rPr>
+              <w:t>否</w:t>
+            </w:r>
+          </w:p>
+        </w:tc>
+        <w:tc>
+          <w:tcPr>
+            <w:tcW w:type="dxa" w:w="3288"/>
+            <w:vAlign w:val="center"/>
+            <w:shd w:fill="FFFFFF"/>
+            <w:tcBorders>
+              <w:top w:val="single" w:sz="4" w:color="A6A6A6"/>
+              <w:left w:val="single" w:sz="4" w:color="A6A6A6"/>
+              <w:bottom w:val="single" w:sz="4" w:color="A6A6A6"/>
+              <w:right w:val="single" w:sz="4" w:color="A6A6A6"/>
+            </w:tcBorders>
+          </w:tcPr>
+          <w:p>
+            <w:pPr>
+              <w:spacing w:after="0"/>
+              <w:jc w:val="left"/>
+            </w:pPr>
+            <w:r/>
+            <w:r>
+              <w:rPr>
+                <w:rFonts w:ascii="Times New Roman" w:hAnsi="宋体" w:eastAsia="宋体"/>
+                <w:b w:val="0"/>
+                <w:sz w:val="17"/>
+              </w:rPr>
+              <w:t>推荐理由</w:t>
+            </w:r>
+          </w:p>
+        </w:tc>
+      </w:tr>
+      <w:tr>
+        <w:tc>
+          <w:tcPr>
+            <w:tcW w:type="dxa" w:w="1814"/>
+            <w:vAlign w:val="center"/>
+            <w:shd w:fill="FFFFFF"/>
+            <w:tcBorders>
+              <w:top w:val="single" w:sz="4" w:color="A6A6A6"/>
+              <w:left w:val="single" w:sz="4" w:color="A6A6A6"/>
+              <w:bottom w:val="single" w:sz="4" w:color="A6A6A6"/>
+              <w:right w:val="single" w:sz="4" w:color="A6A6A6"/>
+            </w:tcBorders>
+          </w:tcPr>
+          <w:p>
+            <w:pPr>
+              <w:spacing w:after="0"/>
+              <w:jc w:val="center"/>
+            </w:pPr>
+            <w:r/>
+            <w:r>
+              <w:rPr>
+                <w:rFonts w:ascii="Times New Roman" w:hAnsi="宋体" w:eastAsia="宋体"/>
+                <w:b w:val="0"/>
+                <w:sz w:val="17"/>
+              </w:rPr>
+              <w:t>engine</w:t>
+            </w:r>
+          </w:p>
+        </w:tc>
+        <w:tc>
+          <w:tcPr>
+            <w:tcW w:type="dxa" w:w="1814"/>
+            <w:vAlign w:val="center"/>
+            <w:shd w:fill="FFFFFF"/>
+            <w:tcBorders>
+              <w:top w:val="single" w:sz="4" w:color="A6A6A6"/>
+              <w:left w:val="single" w:sz="4" w:color="A6A6A6"/>
+              <w:bottom w:val="single" w:sz="4" w:color="A6A6A6"/>
+              <w:right w:val="single" w:sz="4" w:color="A6A6A6"/>
+            </w:tcBorders>
+          </w:tcPr>
+          <w:p>
+            <w:pPr>
+              <w:spacing w:after="0"/>
+              <w:jc w:val="left"/>
+            </w:pPr>
+            <w:r/>
+            <w:r>
+              <w:rPr>
+                <w:rFonts w:ascii="Times New Roman" w:hAnsi="宋体" w:eastAsia="宋体"/>
+                <w:b w:val="0"/>
+                <w:sz w:val="17"/>
+              </w:rPr>
+              <w:t>varchar(80)</w:t>
+            </w:r>
+          </w:p>
+        </w:tc>
+        <w:tc>
+          <w:tcPr>
+            <w:tcW w:type="dxa" w:w="1134"/>
+            <w:vAlign w:val="center"/>
+            <w:shd w:fill="FFFFFF"/>
+            <w:tcBorders>
+              <w:top w:val="single" w:sz="4" w:color="A6A6A6"/>
+              <w:left w:val="single" w:sz="4" w:color="A6A6A6"/>
+              <w:bottom w:val="single" w:sz="4" w:color="A6A6A6"/>
+              <w:right w:val="single" w:sz="4" w:color="A6A6A6"/>
+            </w:tcBorders>
+          </w:tcPr>
+          <w:p>
+            <w:pPr>
+              <w:spacing w:after="0"/>
+              <w:jc w:val="left"/>
+            </w:pPr>
+            <w:r/>
+            <w:r>
+              <w:rPr>
+                <w:rFonts w:ascii="Times New Roman" w:hAnsi="宋体" w:eastAsia="宋体"/>
+                <w:b w:val="0"/>
+                <w:sz w:val="17"/>
+              </w:rPr>
+              <w:t>否</w:t>
+            </w:r>
+          </w:p>
+        </w:tc>
+        <w:tc>
+          <w:tcPr>
+            <w:tcW w:type="dxa" w:w="3288"/>
+            <w:vAlign w:val="center"/>
+            <w:shd w:fill="FFFFFF"/>
+            <w:tcBorders>
+              <w:top w:val="single" w:sz="4" w:color="A6A6A6"/>
+              <w:left w:val="single" w:sz="4" w:color="A6A6A6"/>
+              <w:bottom w:val="single" w:sz="4" w:color="A6A6A6"/>
+              <w:right w:val="single" w:sz="4" w:color="A6A6A6"/>
+            </w:tcBorders>
+          </w:tcPr>
+          <w:p>
+            <w:pPr>
+              <w:spacing w:after="0"/>
+              <w:jc w:val="left"/>
+            </w:pPr>
+            <w:r/>
+            <w:r>
+              <w:rPr>
+                <w:rFonts w:ascii="Times New Roman" w:hAnsi="宋体" w:eastAsia="宋体"/>
+                <w:b w:val="0"/>
+                <w:sz w:val="17"/>
+              </w:rPr>
+              <w:t>llm 或 development-rule-v1</w:t>
+            </w:r>
+          </w:p>
+        </w:tc>
+      </w:tr>
+      <w:tr>
+        <w:tc>
+          <w:tcPr>
+            <w:tcW w:type="dxa" w:w="1814"/>
+            <w:vAlign w:val="center"/>
+            <w:shd w:fill="FFFFFF"/>
+            <w:tcBorders>
+              <w:top w:val="single" w:sz="4" w:color="A6A6A6"/>
+              <w:left w:val="single" w:sz="4" w:color="A6A6A6"/>
+              <w:bottom w:val="single" w:sz="4" w:color="A6A6A6"/>
+              <w:right w:val="single" w:sz="4" w:color="A6A6A6"/>
+            </w:tcBorders>
+          </w:tcPr>
+          <w:p>
+            <w:pPr>
+              <w:spacing w:after="0"/>
+              <w:jc w:val="center"/>
+            </w:pPr>
+            <w:r/>
+            <w:r>
+              <w:rPr>
+                <w:rFonts w:ascii="Times New Roman" w:hAnsi="宋体" w:eastAsia="宋体"/>
+                <w:b w:val="0"/>
+                <w:sz w:val="17"/>
+              </w:rPr>
+              <w:t>fallback_reason</w:t>
+            </w:r>
+          </w:p>
+        </w:tc>
+        <w:tc>
+          <w:tcPr>
+            <w:tcW w:type="dxa" w:w="1814"/>
+            <w:vAlign w:val="center"/>
+            <w:shd w:fill="FFFFFF"/>
+            <w:tcBorders>
+              <w:top w:val="single" w:sz="4" w:color="A6A6A6"/>
+              <w:left w:val="single" w:sz="4" w:color="A6A6A6"/>
+              <w:bottom w:val="single" w:sz="4" w:color="A6A6A6"/>
+              <w:right w:val="single" w:sz="4" w:color="A6A6A6"/>
+            </w:tcBorders>
+          </w:tcPr>
+          <w:p>
+            <w:pPr>
+              <w:spacing w:after="0"/>
+              <w:jc w:val="left"/>
+            </w:pPr>
+            <w:r/>
+            <w:r>
+              <w:rPr>
+                <w:rFonts w:ascii="Times New Roman" w:hAnsi="宋体" w:eastAsia="宋体"/>
+                <w:b w:val="0"/>
+                <w:sz w:val="17"/>
+              </w:rPr>
+              <w:t>varchar(64)</w:t>
+            </w:r>
+          </w:p>
+        </w:tc>
+        <w:tc>
+          <w:tcPr>
+            <w:tcW w:type="dxa" w:w="1134"/>
+            <w:vAlign w:val="center"/>
+            <w:shd w:fill="FFFFFF"/>
+            <w:tcBorders>
+              <w:top w:val="single" w:sz="4" w:color="A6A6A6"/>
+              <w:left w:val="single" w:sz="4" w:color="A6A6A6"/>
+              <w:bottom w:val="single" w:sz="4" w:color="A6A6A6"/>
+              <w:right w:val="single" w:sz="4" w:color="A6A6A6"/>
+            </w:tcBorders>
+          </w:tcPr>
+          <w:p>
+            <w:pPr>
+              <w:spacing w:after="0"/>
+              <w:jc w:val="left"/>
+            </w:pPr>
+            <w:r/>
+            <w:r>
+              <w:rPr>
+                <w:rFonts w:ascii="Times New Roman" w:hAnsi="宋体" w:eastAsia="宋体"/>
+                <w:b w:val="0"/>
+                <w:sz w:val="17"/>
+              </w:rPr>
+              <w:t>是</w:t>
+            </w:r>
+          </w:p>
+        </w:tc>
+        <w:tc>
+          <w:tcPr>
+            <w:tcW w:type="dxa" w:w="3288"/>
+            <w:vAlign w:val="center"/>
+            <w:shd w:fill="FFFFFF"/>
+            <w:tcBorders>
+              <w:top w:val="single" w:sz="4" w:color="A6A6A6"/>
+              <w:left w:val="single" w:sz="4" w:color="A6A6A6"/>
+              <w:bottom w:val="single" w:sz="4" w:color="A6A6A6"/>
+              <w:right w:val="single" w:sz="4" w:color="A6A6A6"/>
+            </w:tcBorders>
+          </w:tcPr>
+          <w:p>
+            <w:pPr>
+              <w:spacing w:after="0"/>
+              <w:jc w:val="left"/>
+            </w:pPr>
+            <w:r/>
+            <w:r>
+              <w:rPr>
+                <w:rFonts w:ascii="Times New Roman" w:hAnsi="宋体" w:eastAsia="宋体"/>
+                <w:b w:val="0"/>
+                <w:sz w:val="17"/>
+              </w:rPr>
+              <w:t>规则降级原因</w:t>
+            </w:r>
+          </w:p>
+        </w:tc>
+      </w:tr>
+      <w:tr>
+        <w:tc>
+          <w:tcPr>
+            <w:tcW w:type="dxa" w:w="1814"/>
+            <w:vAlign w:val="center"/>
+            <w:shd w:fill="FFFFFF"/>
+            <w:tcBorders>
+              <w:top w:val="single" w:sz="4" w:color="A6A6A6"/>
+              <w:left w:val="single" w:sz="4" w:color="A6A6A6"/>
+              <w:bottom w:val="single" w:sz="4" w:color="A6A6A6"/>
+              <w:right w:val="single" w:sz="4" w:color="A6A6A6"/>
+            </w:tcBorders>
+          </w:tcPr>
+          <w:p>
+            <w:pPr>
+              <w:spacing w:after="0"/>
+              <w:jc w:val="center"/>
+            </w:pPr>
+            <w:r/>
+            <w:r>
+              <w:rPr>
+                <w:rFonts w:ascii="Times New Roman" w:hAnsi="宋体" w:eastAsia="宋体"/>
+                <w:b w:val="0"/>
+                <w:sz w:val="17"/>
+              </w:rPr>
+              <w:t>saved</w:t>
+            </w:r>
+          </w:p>
+        </w:tc>
+        <w:tc>
+          <w:tcPr>
+            <w:tcW w:type="dxa" w:w="1814"/>
+            <w:vAlign w:val="center"/>
+            <w:shd w:fill="FFFFFF"/>
+            <w:tcBorders>
+              <w:top w:val="single" w:sz="4" w:color="A6A6A6"/>
+              <w:left w:val="single" w:sz="4" w:color="A6A6A6"/>
+              <w:bottom w:val="single" w:sz="4" w:color="A6A6A6"/>
+              <w:right w:val="single" w:sz="4" w:color="A6A6A6"/>
+            </w:tcBorders>
+          </w:tcPr>
+          <w:p>
+            <w:pPr>
+              <w:spacing w:after="0"/>
+              <w:jc w:val="left"/>
+            </w:pPr>
+            <w:r/>
+            <w:r>
+              <w:rPr>
+                <w:rFonts w:ascii="Times New Roman" w:hAnsi="宋体" w:eastAsia="宋体"/>
+                <w:b w:val="0"/>
+                <w:sz w:val="17"/>
+              </w:rPr>
+              <w:t>boolean</w:t>
+            </w:r>
+          </w:p>
+        </w:tc>
+        <w:tc>
+          <w:tcPr>
+            <w:tcW w:type="dxa" w:w="1134"/>
+            <w:vAlign w:val="center"/>
+            <w:shd w:fill="FFFFFF"/>
+            <w:tcBorders>
+              <w:top w:val="single" w:sz="4" w:color="A6A6A6"/>
+              <w:left w:val="single" w:sz="4" w:color="A6A6A6"/>
+              <w:bottom w:val="single" w:sz="4" w:color="A6A6A6"/>
+              <w:right w:val="single" w:sz="4" w:color="A6A6A6"/>
+            </w:tcBorders>
+          </w:tcPr>
+          <w:p>
+            <w:pPr>
+              <w:spacing w:after="0"/>
+              <w:jc w:val="left"/>
+            </w:pPr>
+            <w:r/>
+            <w:r>
+              <w:rPr>
+                <w:rFonts w:ascii="Times New Roman" w:hAnsi="宋体" w:eastAsia="宋体"/>
+                <w:b w:val="0"/>
+                <w:sz w:val="17"/>
+              </w:rPr>
+              <w:t>否</w:t>
+            </w:r>
+          </w:p>
+        </w:tc>
+        <w:tc>
+          <w:tcPr>
+            <w:tcW w:type="dxa" w:w="3288"/>
+            <w:vAlign w:val="center"/>
+            <w:shd w:fill="FFFFFF"/>
+            <w:tcBorders>
+              <w:top w:val="single" w:sz="4" w:color="A6A6A6"/>
+              <w:left w:val="single" w:sz="4" w:color="A6A6A6"/>
+              <w:bottom w:val="single" w:sz="4" w:color="A6A6A6"/>
+              <w:right w:val="single" w:sz="4" w:color="A6A6A6"/>
+            </w:tcBorders>
+          </w:tcPr>
+          <w:p>
+            <w:pPr>
+              <w:spacing w:after="0"/>
+              <w:jc w:val="left"/>
+            </w:pPr>
+            <w:r/>
+            <w:r>
+              <w:rPr>
+                <w:rFonts w:ascii="Times New Roman" w:hAnsi="宋体" w:eastAsia="宋体"/>
+                <w:b w:val="0"/>
+                <w:sz w:val="17"/>
+              </w:rPr>
+              <w:t>是否收藏</w:t>
             </w:r>
           </w:p>
         </w:tc>
@@ -8196,7 +8536,7 @@
           <w:b w:val="0"/>
           <w:sz w:val="21"/>
         </w:rPr>
-        <w:t>登录页面提供账号、密码和登录按钮，错误凭证只提示认证失败，不区分账号不存在或密码错误。登录成功后保存短期访问令牌，并跳转到首页。</w:t>
+        <w:t>登录页面提供账号、密码和登录按钮，错误凭证只提示认证失败，不区分账号不存在或密码错误。登录成功后创建服务端 Session，浏览器保存 HttpOnly Cookie，并跳转到首页。</w:t>
       </w:r>
     </w:p>
     <w:p>
@@ -8414,7 +8754,7 @@
           <w:b w:val="0"/>
           <w:sz w:val="21"/>
         </w:rPr>
-        <w:t>风潮页面分为“全局风潮”和“我的风格”两个区域。全局风潮以抖音趋势为主，按来源平台和主题标签展示趋势卡片，卡片包括标题或话题、热度、来源、发布时间或采集时间和原文跳转链接；页面必须标注“聚合自公开来源”，不复制受限全文、不展示个人账号资料，也不将其他平台内容伪装为本站原创。我的风格区域读取已保存的 LLM 风格档案，展示当前推荐风格、推荐搭配、建议单品、颜色搭配和可尝试风格。某一来源刷新失败时，保留最后一次成功数据并显示其采集时间。</w:t>
+        <w:t>风潮页面分为“全局风潮”和“我的风格”两个区域。全局风潮优先展示已配置的授权 JSON 趋势源，按来源平台和主题标签展示趋势卡片，卡片包括标题或话题、热度、来源、发布时间或采集时间和原文跳转链接；页面必须标注“聚合自公开来源”，不复制受限全文、不展示个人账号资料，也不将其他平台内容伪装为本站原创。我的风格区域读取已保存的 LLM 风格档案，展示当前推荐风格、推荐搭配、建议单品、颜色搭配和可尝试风格。趋势源不可用或数据不合规时，返回明确标注的开发样本，不把内置样本冒充实时平台数据。</w:t>
       </w:r>
     </w:p>
     <w:p>
@@ -8444,7 +8784,7 @@
           <w:b w:val="0"/>
           <w:sz w:val="21"/>
         </w:rPr>
-        <w:t>后端按控制层、应用服务层、领域对象与基础设施层分离。RecommendationService 负责协调场景解析、候选检索、规则校验和模型调用；GarmentService 只负责衣物业务；AiClientAdapter 隔离具体模型供应商差异。这样的划分避免让控制器承担业务流程，也使模型服务可替换。</w:t>
+        <w:t>后端按控制层、应用服务层、领域对象与基础设施层分离。RecommendationService 负责协调场景解析、天气读取、候选检索、规则校验和模型调用；WardrobeService 只负责衣物业务；LlmRecommendationClient 隔离具体模型供应商差异。这样的划分避免让控制器承担业务流程，也使模型服务可替换。</w:t>
       </w:r>
     </w:p>
     <w:p>
@@ -8474,7 +8814,7 @@
           <w:b w:val="0"/>
           <w:sz w:val="21"/>
         </w:rPr>
-        <w:t>衣橱管理由 GarmentController、GarmentService、GarmentMapper、GarmentEntity 与 GarmentVO 构成。服务层完成归属校验、标签规范化和图片地址保存，Mapper 仅负责持久化访问。</w:t>
+        <w:t>衣橱管理由 WardrobeController、WardrobeService、WardrobeRepository 与 WardrobeItem 构成。服务层完成归属校验、识别状态转换和 MinIO 图片地址保存，仓储仅负责持久化访问。</w:t>
       </w:r>
     </w:p>
     <w:p>
@@ -8504,7 +8844,7 @@
           <w:b w:val="0"/>
           <w:sz w:val="21"/>
         </w:rPr>
-        <w:t>智能推荐由 RecommendationController、RecommendationService、WardrobeRetriever、OutfitRuleValidator 和 AiClientAdapter 协作完成。生成前必须取得候选衣物，生成后必须再次校验衣物 ID 与用户归属。</w:t>
+        <w:t>智能推荐由 RecommendationController、RecommendationService、RecommendationRepository、LlmRecommendationClient 与 RecommendationAudit 协作完成。生成前必须取得候选衣物，生成后必须再次校验衣物 ID、数量与类别多样性；每次生成都会持久化审计元数据（provider call ID、模型名、prompt 版本、三类 token 与降级原因），并通过响应中的嵌套 generationAudit 字段返回，规则降级不伪造模型元数据。</w:t>
       </w:r>
     </w:p>
     <w:p>
@@ -8762,7 +9102,7 @@
                 <w:b w:val="0"/>
                 <w:sz w:val="17"/>
               </w:rPr>
-              <w:t>编排推荐流程与结果保存</w:t>
+              <w:t>编排推荐流程、校验与结果保存</w:t>
             </w:r>
           </w:p>
         </w:tc>
@@ -8790,7 +9130,7 @@
                 <w:b w:val="0"/>
                 <w:sz w:val="17"/>
               </w:rPr>
-              <w:t>必须校验模型返回的衣物 ID 属于当前用户。</w:t>
+              <w:t>必须校验模型返回的衣物 ID、数量与类别多样性；记录审计元数据。</w:t>
             </w:r>
           </w:p>
         </w:tc>
@@ -8820,7 +9160,7 @@
                 <w:b w:val="0"/>
                 <w:sz w:val="17"/>
               </w:rPr>
-              <w:t>WardrobeRetriever</w:t>
+              <w:t>WardrobeRepository</w:t>
             </w:r>
           </w:p>
         </w:tc>
@@ -8848,7 +9188,7 @@
                 <w:b w:val="0"/>
                 <w:sz w:val="17"/>
               </w:rPr>
-              <w:t>按场景筛选衣物并召回相似标签</w:t>
+              <w:t>按用户查询候选衣物</w:t>
             </w:r>
           </w:p>
         </w:tc>
@@ -8876,7 +9216,7 @@
                 <w:b w:val="0"/>
                 <w:sz w:val="17"/>
               </w:rPr>
-              <w:t>空衣橱时返回明确引导。</w:t>
+              <w:t>查询始终附加用户条件。</w:t>
             </w:r>
           </w:p>
         </w:tc>
@@ -8906,7 +9246,7 @@
                 <w:b w:val="0"/>
                 <w:sz w:val="17"/>
               </w:rPr>
-              <w:t>OutfitRuleValidator</w:t>
+              <w:t>LlmRecommendationClient</w:t>
             </w:r>
           </w:p>
         </w:tc>
@@ -8934,7 +9274,7 @@
                 <w:b w:val="0"/>
                 <w:sz w:val="17"/>
               </w:rPr>
-              <w:t>校验季节、品类和可穿状态</w:t>
+              <w:t>封装百炼通义千问兼容 API</w:t>
             </w:r>
           </w:p>
         </w:tc>
@@ -8962,7 +9302,7 @@
                 <w:b w:val="0"/>
                 <w:sz w:val="17"/>
               </w:rPr>
-              <w:t>规则失败不展示为可执行方案。</w:t>
+              <w:t>超时、限流与异常统一转换为领域错误。</w:t>
             </w:r>
           </w:p>
         </w:tc>
@@ -8992,7 +9332,7 @@
                 <w:b w:val="0"/>
                 <w:sz w:val="17"/>
               </w:rPr>
-              <w:t>AiClientAdapter</w:t>
+              <w:t>TrendService / ConfiguredJsonTrendSourceAdapter</w:t>
             </w:r>
           </w:p>
         </w:tc>
@@ -9020,7 +9360,7 @@
                 <w:b w:val="0"/>
                 <w:sz w:val="17"/>
               </w:rPr>
-              <w:t>封装百炼通义千问 API</w:t>
+              <w:t>读取授权 JSON 趋势源并严格校验</w:t>
             </w:r>
           </w:p>
         </w:tc>
@@ -9048,93 +9388,7 @@
                 <w:b w:val="0"/>
                 <w:sz w:val="17"/>
               </w:rPr>
-              <w:t>超时、限流与异常统一转换为领域错误。</w:t>
-            </w:r>
-          </w:p>
-        </w:tc>
-      </w:tr>
-      <w:tr>
-        <w:tc>
-          <w:tcPr>
-            <w:tcW w:type="dxa" w:w="2268"/>
-            <w:vAlign w:val="center"/>
-            <w:shd w:fill="FFFFFF"/>
-            <w:tcBorders>
-              <w:top w:val="single" w:sz="4" w:color="A6A6A6"/>
-              <w:left w:val="single" w:sz="4" w:color="A6A6A6"/>
-              <w:bottom w:val="single" w:sz="4" w:color="A6A6A6"/>
-              <w:right w:val="single" w:sz="4" w:color="A6A6A6"/>
-            </w:tcBorders>
-          </w:tcPr>
-          <w:p>
-            <w:pPr>
-              <w:spacing w:after="0"/>
-              <w:jc w:val="center"/>
-            </w:pPr>
-            <w:r/>
-            <w:r>
-              <w:rPr>
-                <w:rFonts w:ascii="Times New Roman" w:hAnsi="宋体" w:eastAsia="宋体"/>
-                <w:b w:val="0"/>
-                <w:sz w:val="17"/>
-              </w:rPr>
-              <w:t>TrendAggregationService</w:t>
-            </w:r>
-          </w:p>
-        </w:tc>
-        <w:tc>
-          <w:tcPr>
-            <w:tcW w:type="dxa" w:w="2948"/>
-            <w:vAlign w:val="center"/>
-            <w:shd w:fill="FFFFFF"/>
-            <w:tcBorders>
-              <w:top w:val="single" w:sz="4" w:color="A6A6A6"/>
-              <w:left w:val="single" w:sz="4" w:color="A6A6A6"/>
-              <w:bottom w:val="single" w:sz="4" w:color="A6A6A6"/>
-              <w:right w:val="single" w:sz="4" w:color="A6A6A6"/>
-            </w:tcBorders>
-          </w:tcPr>
-          <w:p>
-            <w:pPr>
-              <w:spacing w:after="0"/>
-              <w:jc w:val="left"/>
-            </w:pPr>
-            <w:r/>
-            <w:r>
-              <w:rPr>
-                <w:rFonts w:ascii="Times New Roman" w:hAnsi="宋体" w:eastAsia="宋体"/>
-                <w:b w:val="0"/>
-                <w:sz w:val="17"/>
-              </w:rPr>
-              <w:t>调度来源适配器、归一化、去重并写入趋势快照</w:t>
-            </w:r>
-          </w:p>
-        </w:tc>
-        <w:tc>
-          <w:tcPr>
-            <w:tcW w:type="dxa" w:w="2835"/>
-            <w:vAlign w:val="center"/>
-            <w:shd w:fill="FFFFFF"/>
-            <w:tcBorders>
-              <w:top w:val="single" w:sz="4" w:color="A6A6A6"/>
-              <w:left w:val="single" w:sz="4" w:color="A6A6A6"/>
-              <w:bottom w:val="single" w:sz="4" w:color="A6A6A6"/>
-              <w:right w:val="single" w:sz="4" w:color="A6A6A6"/>
-            </w:tcBorders>
-          </w:tcPr>
-          <w:p>
-            <w:pPr>
-              <w:spacing w:after="0"/>
-              <w:jc w:val="left"/>
-            </w:pPr>
-            <w:r/>
-            <w:r>
-              <w:rPr>
-                <w:rFonts w:ascii="Times New Roman" w:hAnsi="宋体" w:eastAsia="宋体"/>
-                <w:b w:val="0"/>
-                <w:sz w:val="17"/>
-              </w:rPr>
-              <w:t>抖音适配器为主，不抓取登录态或受限内容，所有展示项必须可追溯至 sourceUrl。</w:t>
+              <w:t>整批校验失败时返回明确标注的开发样本。</w:t>
             </w:r>
           </w:p>
         </w:tc>
@@ -9254,7 +9508,7 @@
           <w:b w:val="0"/>
           <w:sz w:val="21"/>
         </w:rPr>
-        <w:t>天气数据使用开源项目 Open-Meteo（https://github.com/open-meteo/open-meteo）的公开 API。毕业设计为非商业使用，不需要配置 API Key；项目不复制、修改或自建其服务端。后端不得让前端直接调用第三方接口，而是由 WeatherClient 集中处理地址、超时、字段映射和错误转换，避免第三方响应结构泄漏到业务层。</w:t>
+        <w:t>天气数据优先使用开源项目 wttr.in（https://github.com/chubin/wttr.in）的公开接口，失败后回退到 Open-Meteo（https://github.com/open-meteo/open-meteo）的地理编码与天气接口。毕业设计为非商业使用，不需要配置 API Key；项目不复制、修改或自建其服务端。后端不得让前端直接调用第三方接口，而是由 WeatherService 统一处理地址、超时、字段映射和错误转换，避免第三方响应结构泄漏到业务层。</w:t>
       </w:r>
     </w:p>
     <w:p>
@@ -9427,7 +9681,7 @@
                 <w:b w:val="0"/>
                 <w:sz w:val="17"/>
               </w:rPr>
-              <w:t>城市解析</w:t>
+              <w:t>主查询</w:t>
             </w:r>
           </w:p>
         </w:tc>
@@ -9455,7 +9709,7 @@
                 <w:b w:val="0"/>
                 <w:sz w:val="17"/>
               </w:rPr>
-              <w:t>https://geocoding-api.open-meteo.com/v1/search</w:t>
+              <w:t>https://wttr.in/{city}</w:t>
             </w:r>
           </w:p>
         </w:tc>
@@ -9483,7 +9737,7 @@
                 <w:b w:val="0"/>
                 <w:sz w:val="17"/>
               </w:rPr>
-              <w:t>name, count=1, language=zh, format=json</w:t>
+              <w:t>format=j1</w:t>
             </w:r>
           </w:p>
         </w:tc>
@@ -9511,7 +9765,7 @@
                 <w:b w:val="0"/>
                 <w:sz w:val="17"/>
               </w:rPr>
-              <w:t>取首个结果的 latitude、longitude；无结果返回 WEATHER_LOCATION_NOT_FOUND。</w:t>
+              <w:t>成功时返回温度、体感、降水、天气码与风速；失败进入回退。</w:t>
             </w:r>
           </w:p>
         </w:tc>
@@ -9541,6 +9795,120 @@
                 <w:b w:val="0"/>
                 <w:sz w:val="17"/>
               </w:rPr>
+              <w:t>城市解析</w:t>
+            </w:r>
+          </w:p>
+        </w:tc>
+        <w:tc>
+          <w:tcPr>
+            <w:tcW w:type="dxa" w:w="3175"/>
+            <w:vAlign w:val="center"/>
+            <w:shd w:fill="FFFFFF"/>
+            <w:tcBorders>
+              <w:top w:val="single" w:sz="4" w:color="A6A6A6"/>
+              <w:left w:val="single" w:sz="4" w:color="A6A6A6"/>
+              <w:bottom w:val="single" w:sz="4" w:color="A6A6A6"/>
+              <w:right w:val="single" w:sz="4" w:color="A6A6A6"/>
+            </w:tcBorders>
+          </w:tcPr>
+          <w:p>
+            <w:pPr>
+              <w:spacing w:after="0"/>
+              <w:jc w:val="left"/>
+            </w:pPr>
+            <w:r/>
+            <w:r>
+              <w:rPr>
+                <w:rFonts w:ascii="Times New Roman" w:hAnsi="宋体" w:eastAsia="宋体"/>
+                <w:b w:val="0"/>
+                <w:sz w:val="17"/>
+              </w:rPr>
+              <w:t>https://geocoding-api.open-meteo.com/v1/search</w:t>
+            </w:r>
+          </w:p>
+        </w:tc>
+        <w:tc>
+          <w:tcPr>
+            <w:tcW w:type="dxa" w:w="2438"/>
+            <w:vAlign w:val="center"/>
+            <w:shd w:fill="FFFFFF"/>
+            <w:tcBorders>
+              <w:top w:val="single" w:sz="4" w:color="A6A6A6"/>
+              <w:left w:val="single" w:sz="4" w:color="A6A6A6"/>
+              <w:bottom w:val="single" w:sz="4" w:color="A6A6A6"/>
+              <w:right w:val="single" w:sz="4" w:color="A6A6A6"/>
+            </w:tcBorders>
+          </w:tcPr>
+          <w:p>
+            <w:pPr>
+              <w:spacing w:after="0"/>
+              <w:jc w:val="left"/>
+            </w:pPr>
+            <w:r/>
+            <w:r>
+              <w:rPr>
+                <w:rFonts w:ascii="Times New Roman" w:hAnsi="宋体" w:eastAsia="宋体"/>
+                <w:b w:val="0"/>
+                <w:sz w:val="17"/>
+              </w:rPr>
+              <w:t>name, count=1, language=zh, format=json</w:t>
+            </w:r>
+          </w:p>
+        </w:tc>
+        <w:tc>
+          <w:tcPr>
+            <w:tcW w:type="dxa" w:w="4139"/>
+            <w:vAlign w:val="center"/>
+            <w:shd w:fill="FFFFFF"/>
+            <w:tcBorders>
+              <w:top w:val="single" w:sz="4" w:color="A6A6A6"/>
+              <w:left w:val="single" w:sz="4" w:color="A6A6A6"/>
+              <w:bottom w:val="single" w:sz="4" w:color="A6A6A6"/>
+              <w:right w:val="single" w:sz="4" w:color="A6A6A6"/>
+            </w:tcBorders>
+          </w:tcPr>
+          <w:p>
+            <w:pPr>
+              <w:spacing w:after="0"/>
+              <w:jc w:val="left"/>
+            </w:pPr>
+            <w:r/>
+            <w:r>
+              <w:rPr>
+                <w:rFonts w:ascii="Times New Roman" w:hAnsi="宋体" w:eastAsia="宋体"/>
+                <w:b w:val="0"/>
+                <w:sz w:val="17"/>
+              </w:rPr>
+              <w:t>取首个结果的 latitude、longitude；无结果返回 WEATHER_LOCATION_NOT_FOUND。</w:t>
+            </w:r>
+          </w:p>
+        </w:tc>
+      </w:tr>
+      <w:tr>
+        <w:tc>
+          <w:tcPr>
+            <w:tcW w:type="dxa" w:w="1134"/>
+            <w:vAlign w:val="center"/>
+            <w:shd w:fill="FFFFFF"/>
+            <w:tcBorders>
+              <w:top w:val="single" w:sz="4" w:color="A6A6A6"/>
+              <w:left w:val="single" w:sz="4" w:color="A6A6A6"/>
+              <w:bottom w:val="single" w:sz="4" w:color="A6A6A6"/>
+              <w:right w:val="single" w:sz="4" w:color="A6A6A6"/>
+            </w:tcBorders>
+          </w:tcPr>
+          <w:p>
+            <w:pPr>
+              <w:spacing w:after="0"/>
+              <w:jc w:val="center"/>
+            </w:pPr>
+            <w:r/>
+            <w:r>
+              <w:rPr>
+                <w:rFonts w:ascii="Times New Roman" w:hAnsi="宋体" w:eastAsia="宋体"/>
+                <w:b w:val="0"/>
+                <w:sz w:val="17"/>
+              </w:rPr>
               <w:t>天气查询</w:t>
             </w:r>
           </w:p>
@@ -9597,7 +9965,7 @@
                 <w:b w:val="0"/>
                 <w:sz w:val="17"/>
               </w:rPr>
-              <w:t>latitude, longitude, current=temperature_2m,apparent_temperature,precipitation,weather_code,wind_speed_10m, timezone=Asia/Shanghai</w:t>
+              <w:t>latitude, longitude, current=..., timezone=Asia/Shanghai</w:t>
             </w:r>
           </w:p>
         </w:tc>
@@ -9644,7 +10012,7 @@
           <w:b w:val="0"/>
           <w:sz w:val="21"/>
         </w:rPr>
-        <w:t>建议定义 WeatherSnapshotVO，字段为 city、observedAt、temperatureC、apparentTemperatureC、precipitationMm、weatherCode、windSpeedKmh 和 source。weatherCode 保留 Open-Meteo 的 WMO 数值供规则层判断；前端展示文案由后端字典转换，不能让模型自行猜测天气含义。搭配规则至少使用体感温度、降水和风速：低温提高保暖层级，降水提示防水外层或雨具，较大风速提示防风外套。</w:t>
+        <w:t>WeatherSnapshot 字段为 city、observedAt、temperatureC、apparentTemperatureC、precipitationMm、weatherCode、windSpeedKmh 和 source。weatherCode 保留 WMO 数值供规则层判断；前端展示文案由后端字典转换，不能让模型自行猜测天气含义。搭配规则至少使用体感温度、降水和风速：低温提高保暖层级，降水提示防水外层或雨具，较大风速提示防风外套。</w:t>
       </w:r>
     </w:p>
     <w:p>
@@ -9659,7 +10027,7 @@
           <w:b w:val="0"/>
           <w:sz w:val="21"/>
         </w:rPr>
-        <w:t>查询成功结果缓存 15 分钟，缓存键包含标准化城市名和经纬度。连接与读取超时均设置为 3 秒，网络异常、429 或 5xx 时重试一次；仍失败则返回 WEATHER_SERVICE_UNAVAILABLE，不将旧天气伪装成实时数据。用户已手动填写温度或天气时，可继续按手动数据生成搭配，但响应中需标明 weatherSource=MANUAL。</w:t>
+        <w:t>查询成功结果缓存 15 分钟，缓存键包含标准化城市名。连接与读取超时均设置为 3 秒，失败后回退到备用 provider；仍失败则返回 WEATHER_SERVICE_UNAVAILABLE，不将旧天气伪装成实时数据。离线答辩演示默认关闭：仅当两个真实 provider 都失败且请求城市与配置城市一致时，才返回静态快照，source=configured-demo，前端明确标注“配置演示天气/非实时”，绝不冒充实时天气；城市未找到（NOT_FOUND）仍返回 404，不被静态快照掩盖。</w:t>
       </w:r>
     </w:p>
     <w:p>
@@ -9689,7 +10057,7 @@
           <w:b w:val="0"/>
           <w:sz w:val="21"/>
         </w:rPr>
-        <w:t>TrendAggregationService 按固定周期调用各 TrendSourceAdapter。抖音适配器为主来源，默认每 3 小时刷新一次；其他启用来源默认每 6 小时刷新一次。每个适配器只负责一个来源，使用官方开放接口、许可的 RSS/公开页面或已授权数据源获取数据；HTTP 请求设置来源级超时和速率限制，禁止使用账号密码、验证码识别、代理轮换或其他绕过平台限制的手段。获取结果统一转换为 TrendSnapshot，再按 sourcePlatform + sourceUrl 去重并保存。</w:t>
+        <w:t>TrendService 优先调用 ConfiguredJsonTrendSourceAdapter 读取配置的授权 JSON 趋势源。根对象、字段集合、条目数量、重复 ID、标签、热度、ISO-8601 时间和 HTTP(S) URL 都经过整批严格校验；成功结果在进程内按 TREND_CACHE_TTL 缓存。未配置、请求失败或任一条目不合规时，回退到三条明确标注的开发样本并设置 demoMode=true。</w:t>
       </w:r>
     </w:p>
     <w:p>
@@ -9704,7 +10072,7 @@
           <w:b w:val="0"/>
           <w:sz w:val="21"/>
         </w:rPr>
-        <w:t>建议为每个来源单独配置启用开关、刷新周期、最大条数和最后成功时间。Redis 缓存风潮首页查询结果；PostgreSQL 保存可展示快照。数据源异常时，接口返回现有快照和 stale=true，不因单个平台失败而使风潮页面整体不可用。采集日志只记录来源、时间、HTTP 状态和条数，不记录用户个人资料或完整正文。</w:t>
+        <w:t>有效实时源经过页面筛选后即使结果为空，仍保持 demoMode=false，避免把“没有匹配项”误报为数据源故障。项目不会在没有授权时抓取第三方平台或编造实时热度。采集日志只记录来源、时间、HTTP 状态和条数，不记录用户个人资料或完整正文。</w:t>
       </w:r>
     </w:p>
     <w:p>
@@ -9779,7 +10147,7 @@
           <w:b w:val="0"/>
           <w:sz w:val="21"/>
         </w:rPr>
-        <w:t>系统代码包以 controller 接收 HTTP 请求，service 承担业务编排，mapper 访问 PostgreSQL，ai 包封装模型能力，security 包维护认证授权。包之间通过接口和 DTO/VO 传递数据，避免前端对象直接映射数据库实体。</w:t>
+        <w:t>系统代码包以 Controller 接收 HTTP 请求，Service 承担业务编排，Repository 访问 PostgreSQL，recognition/recommendation 包封装模型能力，security 包维护认证授权。包之间通过接口和 DTO 传递数据，避免前端对象直接映射数据库实体。</w:t>
       </w:r>
     </w:p>
     <w:p>
@@ -9839,7 +10207,7 @@
           <w:b w:val="0"/>
           <w:sz w:val="21"/>
         </w:rPr>
-        <w:t>前端提交账号和密码，AuthController 调用 AuthService 校验密码散列，认证成功后签发 JWT 并返回；失败时不生成令牌，也不暴露用户是否存在。</w:t>
+        <w:t>前端提交账号和密码，Spring Security 表单登录校验 BCrypt 密码散列，认证成功后创建服务端 Session 并返回用户信息；失败时不创建会话，也不暴露用户是否存在。写请求由 CSRF Token 保护。</w:t>
       </w:r>
     </w:p>
     <w:p>
@@ -9869,7 +10237,7 @@
           <w:b w:val="0"/>
           <w:sz w:val="21"/>
         </w:rPr>
-        <w:t>前端上传图片和衣物标签，GarmentController 校验令牌和文件类型，GarmentService 保存对象地址及元数据，随后返回衣物详情。重复提交由前端禁用按钮和后端请求幂等键共同控制。</w:t>
+        <w:t>前端上传图片和衣物标签，WardrobeController 校验 Session 和文件类型，WardrobeService 保存 MinIO 对象地址及元数据，随后返回衣物详情。未勾选 AI 识别时不调用视觉服务。</w:t>
       </w:r>
     </w:p>
     <w:p>
@@ -10084,7 +10452,7 @@
                 <w:b w:val="0"/>
                 <w:sz w:val="17"/>
               </w:rPr>
-              <w:t>提交 scene、temperature、styleTags 和约束。</w:t>
+              <w:t>提交 occasion、city、styleHint 和约束。</w:t>
             </w:r>
           </w:p>
         </w:tc>
@@ -10170,7 +10538,7 @@
                 <w:b w:val="0"/>
                 <w:sz w:val="17"/>
               </w:rPr>
-              <w:t>校验 JWT 与请求参数。</w:t>
+              <w:t>校验 Session 与请求参数。</w:t>
             </w:r>
           </w:p>
         </w:tc>
@@ -10228,7 +10596,7 @@
                 <w:b w:val="0"/>
                 <w:sz w:val="17"/>
               </w:rPr>
-              <w:t>Service -&gt; WardrobeRetriever</w:t>
+              <w:t>Service -&gt; WardrobeRepository</w:t>
             </w:r>
           </w:p>
         </w:tc>
@@ -10314,7 +10682,7 @@
                 <w:b w:val="0"/>
                 <w:sz w:val="17"/>
               </w:rPr>
-              <w:t>Service -&gt; OutfitRuleValidator</w:t>
+              <w:t>Service -&gt; 规则过滤</w:t>
             </w:r>
           </w:p>
         </w:tc>
@@ -10342,7 +10710,7 @@
                 <w:b w:val="0"/>
                 <w:sz w:val="17"/>
               </w:rPr>
-              <w:t>过滤季节、品类冲突和不可穿状态。</w:t>
+              <w:t>按类别顺序与历史反馈选出候选。</w:t>
             </w:r>
           </w:p>
         </w:tc>
@@ -10400,7 +10768,7 @@
                 <w:b w:val="0"/>
                 <w:sz w:val="17"/>
               </w:rPr>
-              <w:t>Service -&gt; AiClientAdapter</w:t>
+              <w:t>Service -&gt; LlmRecommendationClient</w:t>
             </w:r>
           </w:p>
         </w:tc>
@@ -10428,7 +10796,7 @@
                 <w:b w:val="0"/>
                 <w:sz w:val="17"/>
               </w:rPr>
-              <w:t>发送受约束的候选集与 JSON Schema。</w:t>
+              <w:t>发送受约束的数据上下文与 JSON Schema。</w:t>
             </w:r>
           </w:p>
         </w:tc>
@@ -10486,7 +10854,7 @@
                 <w:b w:val="0"/>
                 <w:sz w:val="17"/>
               </w:rPr>
-              <w:t>Service -&gt; Repository</w:t>
+              <w:t>Service -&gt; RecommendationRepository</w:t>
             </w:r>
           </w:p>
         </w:tc>
@@ -10514,7 +10882,7 @@
                 <w:b w:val="0"/>
                 <w:sz w:val="17"/>
               </w:rPr>
-              <w:t>校验并保存方案与明细。</w:t>
+              <w:t>校验并保存方案与明细，记录审计元数据。</w:t>
             </w:r>
           </w:p>
         </w:tc>
@@ -10600,7 +10968,7 @@
                 <w:b w:val="0"/>
                 <w:sz w:val="17"/>
               </w:rPr>
-              <w:t>返回方案、理由和可替换单品。</w:t>
+              <w:t>返回方案、理由、天气和生成来源。</w:t>
             </w:r>
           </w:p>
         </w:tc>
@@ -10634,7 +11002,7 @@
           <w:b w:val="0"/>
           <w:sz w:val="21"/>
         </w:rPr>
-        <w:t>用户对方案点击收藏或评分，前端提交 outfitId 与评价，后端先校验方案归属，再写入 favorite_outfit 记录。若方案不存在或属于其他用户，接口返回无权访问，不能以评分接口探测他人数据。</w:t>
+        <w:t>用户对方案点击收藏或评分，前端提交推荐 ID 与评价，后端先校验方案归属，再写入 recommendation_feedback 记录。若方案不存在或属于其他用户，接口返回无权访问，不能以评分接口探测他人数据。</w:t>
       </w:r>
     </w:p>
     <w:p>
@@ -10922,7 +11290,7 @@
                 <w:b w:val="0"/>
                 <w:sz w:val="17"/>
               </w:rPr>
-              <w:t>/auth/login</w:t>
+              <w:t>/api/v1/auth/login</w:t>
             </w:r>
           </w:p>
         </w:tc>
@@ -10978,7 +11346,7 @@
                 <w:b w:val="0"/>
                 <w:sz w:val="17"/>
               </w:rPr>
-              <w:t>校验账号并返回 JWT。</w:t>
+              <w:t>表单登录，创建服务端 Session。</w:t>
             </w:r>
           </w:p>
         </w:tc>
@@ -11008,7 +11376,7 @@
                 <w:b w:val="0"/>
                 <w:sz w:val="17"/>
               </w:rPr>
-              <w:t>新增衣物</w:t>
+              <w:t>注册</w:t>
             </w:r>
           </w:p>
         </w:tc>
@@ -11064,7 +11432,7 @@
                 <w:b w:val="0"/>
                 <w:sz w:val="17"/>
               </w:rPr>
-              <w:t>/garments</w:t>
+              <w:t>/api/v1/auth/register</w:t>
             </w:r>
           </w:p>
         </w:tc>
@@ -11092,7 +11460,7 @@
                 <w:b w:val="0"/>
                 <w:sz w:val="17"/>
               </w:rPr>
-              <w:t>image, category, colorTags</w:t>
+              <w:t>username, password</w:t>
             </w:r>
           </w:p>
         </w:tc>
@@ -11120,7 +11488,7 @@
                 <w:b w:val="0"/>
                 <w:sz w:val="17"/>
               </w:rPr>
-              <w:t>保存用户衣物及标签。</w:t>
+              <w:t>创建本地账号并返回用户信息。</w:t>
             </w:r>
           </w:p>
         </w:tc>
@@ -11150,7 +11518,7 @@
                 <w:b w:val="0"/>
                 <w:sz w:val="17"/>
               </w:rPr>
-              <w:t>查询衣橱</w:t>
+              <w:t>新增衣物</w:t>
             </w:r>
           </w:p>
         </w:tc>
@@ -11178,7 +11546,7 @@
                 <w:b w:val="0"/>
                 <w:sz w:val="17"/>
               </w:rPr>
-              <w:t>GET</w:t>
+              <w:t>POST</w:t>
             </w:r>
           </w:p>
         </w:tc>
@@ -11206,7 +11574,7 @@
                 <w:b w:val="0"/>
                 <w:sz w:val="17"/>
               </w:rPr>
-              <w:t>/garments</w:t>
+              <w:t>/api/v1/me/wardrobe</w:t>
             </w:r>
           </w:p>
         </w:tc>
@@ -11234,7 +11602,7 @@
                 <w:b w:val="0"/>
                 <w:sz w:val="17"/>
               </w:rPr>
-              <w:t>category, season</w:t>
+              <w:t>name, category, color</w:t>
             </w:r>
           </w:p>
         </w:tc>
@@ -11262,7 +11630,7 @@
                 <w:b w:val="0"/>
                 <w:sz w:val="17"/>
               </w:rPr>
-              <w:t>仅返回当前用户数据。</w:t>
+              <w:t>保存用户衣物及标签。</w:t>
             </w:r>
           </w:p>
         </w:tc>
@@ -11292,7 +11660,7 @@
                 <w:b w:val="0"/>
                 <w:sz w:val="17"/>
               </w:rPr>
-              <w:t>查询天气</w:t>
+              <w:t>上传衣物图片</w:t>
             </w:r>
           </w:p>
         </w:tc>
@@ -11320,7 +11688,7 @@
                 <w:b w:val="0"/>
                 <w:sz w:val="17"/>
               </w:rPr>
-              <w:t>GET</w:t>
+              <w:t>POST</w:t>
             </w:r>
           </w:p>
         </w:tc>
@@ -11348,7 +11716,7 @@
                 <w:b w:val="0"/>
                 <w:sz w:val="17"/>
               </w:rPr>
-              <w:t>/weather/current</w:t>
+              <w:t>/api/v1/me/wardrobe/upload</w:t>
             </w:r>
           </w:p>
         </w:tc>
@@ -11376,7 +11744,7 @@
                 <w:b w:val="0"/>
                 <w:sz w:val="17"/>
               </w:rPr>
-              <w:t>city</w:t>
+              <w:t>image, allowAiRecognition</w:t>
             </w:r>
           </w:p>
         </w:tc>
@@ -11404,7 +11772,7 @@
                 <w:b w:val="0"/>
                 <w:sz w:val="17"/>
               </w:rPr>
-              <w:t>后端调用 Open-Meteo，返回 WeatherSnapshotVO。</w:t>
+              <w:t>multipart 上传图片到 MinIO 私有桶。</w:t>
             </w:r>
           </w:p>
         </w:tc>
@@ -11434,7 +11802,7 @@
                 <w:b w:val="0"/>
                 <w:sz w:val="17"/>
               </w:rPr>
-              <w:t>查询风潮</w:t>
+              <w:t>查询衣橱</w:t>
             </w:r>
           </w:p>
         </w:tc>
@@ -11490,7 +11858,7 @@
                 <w:b w:val="0"/>
                 <w:sz w:val="17"/>
               </w:rPr>
-              <w:t>/trends</w:t>
+              <w:t>/api/v1/me/wardrobe</w:t>
             </w:r>
           </w:p>
         </w:tc>
@@ -11518,7 +11886,7 @@
                 <w:b w:val="0"/>
                 <w:sz w:val="17"/>
               </w:rPr>
-              <w:t>platform, topic, cursor</w:t>
+              <w:t>无</w:t>
             </w:r>
           </w:p>
         </w:tc>
@@ -11546,7 +11914,7 @@
                 <w:b w:val="0"/>
                 <w:sz w:val="17"/>
               </w:rPr>
-              <w:t>返回已归一化的趋势快照和来源链接。</w:t>
+              <w:t>仅返回当前用户数据。</w:t>
             </w:r>
           </w:p>
         </w:tc>
@@ -11576,7 +11944,7 @@
                 <w:b w:val="0"/>
                 <w:sz w:val="17"/>
               </w:rPr>
-              <w:t>查询个人风格</w:t>
+              <w:t>查询天气</w:t>
             </w:r>
           </w:p>
         </w:tc>
@@ -11632,7 +12000,7 @@
                 <w:b w:val="0"/>
                 <w:sz w:val="17"/>
               </w:rPr>
-              <w:t>/me/style-profile</w:t>
+              <w:t>/api/v1/weather/current</w:t>
             </w:r>
           </w:p>
         </w:tc>
@@ -11660,7 +12028,7 @@
                 <w:b w:val="0"/>
                 <w:sz w:val="17"/>
               </w:rPr>
-              <w:t>无</w:t>
+              <w:t>city</w:t>
             </w:r>
           </w:p>
         </w:tc>
@@ -11688,7 +12056,7 @@
                 <w:b w:val="0"/>
                 <w:sz w:val="17"/>
               </w:rPr>
-              <w:t>返回已保存的风格档案及是否过期。</w:t>
+              <w:t>后端调用 wttr.in/Open-Meteo，返回 WeatherSnapshot。</w:t>
             </w:r>
           </w:p>
         </w:tc>
@@ -11718,7 +12086,7 @@
                 <w:b w:val="0"/>
                 <w:sz w:val="17"/>
               </w:rPr>
-              <w:t>刷新个人风格</w:t>
+              <w:t>查询风潮</w:t>
             </w:r>
           </w:p>
         </w:tc>
@@ -11746,7 +12114,7 @@
                 <w:b w:val="0"/>
                 <w:sz w:val="17"/>
               </w:rPr>
-              <w:t>POST</w:t>
+              <w:t>GET</w:t>
             </w:r>
           </w:p>
         </w:tc>
@@ -11774,7 +12142,7 @@
                 <w:b w:val="0"/>
                 <w:sz w:val="17"/>
               </w:rPr>
-              <w:t>/me/style-profile/refresh</w:t>
+              <w:t>/api/v1/trends</w:t>
             </w:r>
           </w:p>
         </w:tc>
@@ -11802,7 +12170,7 @@
                 <w:b w:val="0"/>
                 <w:sz w:val="17"/>
               </w:rPr>
-              <w:t>无</w:t>
+              <w:t>platform, topic</w:t>
             </w:r>
           </w:p>
         </w:tc>
@@ -11830,7 +12198,7 @@
                 <w:b w:val="0"/>
                 <w:sz w:val="17"/>
               </w:rPr>
-              <w:t>调用百炼 API 生成新档案。</w:t>
+              <w:t>返回授权趋势源或明确标注的开发样本。</w:t>
             </w:r>
           </w:p>
         </w:tc>
@@ -11860,7 +12228,7 @@
                 <w:b w:val="0"/>
                 <w:sz w:val="17"/>
               </w:rPr>
-              <w:t>生成推荐</w:t>
+              <w:t>查询个人风格</w:t>
             </w:r>
           </w:p>
         </w:tc>
@@ -11888,7 +12256,7 @@
                 <w:b w:val="0"/>
                 <w:sz w:val="17"/>
               </w:rPr>
-              <w:t>POST</w:t>
+              <w:t>GET</w:t>
             </w:r>
           </w:p>
         </w:tc>
@@ -11916,7 +12284,7 @@
                 <w:b w:val="0"/>
                 <w:sz w:val="17"/>
               </w:rPr>
-              <w:t>/recommendations</w:t>
+              <w:t>/api/v1/me/style-profile</w:t>
             </w:r>
           </w:p>
         </w:tc>
@@ -11944,7 +12312,7 @@
                 <w:b w:val="0"/>
                 <w:sz w:val="17"/>
               </w:rPr>
-              <w:t>scene, weather, styleTags</w:t>
+              <w:t>无</w:t>
             </w:r>
           </w:p>
         </w:tc>
@@ -11972,7 +12340,7 @@
                 <w:b w:val="0"/>
                 <w:sz w:val="17"/>
               </w:rPr>
-              <w:t>生成并保存结构化方案。</w:t>
+              <w:t>返回已保存的风格档案及是否过期。</w:t>
             </w:r>
           </w:p>
         </w:tc>
@@ -12002,7 +12370,7 @@
                 <w:b w:val="0"/>
                 <w:sz w:val="17"/>
               </w:rPr>
-              <w:t>收藏方案</w:t>
+              <w:t>刷新个人风格</w:t>
             </w:r>
           </w:p>
         </w:tc>
@@ -12058,7 +12426,7 @@
                 <w:b w:val="0"/>
                 <w:sz w:val="17"/>
               </w:rPr>
-              <w:t>/outfits/{id}/favorite</w:t>
+              <w:t>/api/v1/me/style-profile/refresh</w:t>
             </w:r>
           </w:p>
         </w:tc>
@@ -12086,6 +12454,432 @@
                 <w:b w:val="0"/>
                 <w:sz w:val="17"/>
               </w:rPr>
+              <w:t>无</w:t>
+            </w:r>
+          </w:p>
+        </w:tc>
+        <w:tc>
+          <w:tcPr>
+            <w:tcW w:type="dxa" w:w="2154"/>
+            <w:vAlign w:val="center"/>
+            <w:shd w:fill="FFFFFF"/>
+            <w:tcBorders>
+              <w:top w:val="single" w:sz="4" w:color="A6A6A6"/>
+              <w:left w:val="single" w:sz="4" w:color="A6A6A6"/>
+              <w:bottom w:val="single" w:sz="4" w:color="A6A6A6"/>
+              <w:right w:val="single" w:sz="4" w:color="A6A6A6"/>
+            </w:tcBorders>
+          </w:tcPr>
+          <w:p>
+            <w:pPr>
+              <w:spacing w:after="0"/>
+              <w:jc w:val="left"/>
+            </w:pPr>
+            <w:r/>
+            <w:r>
+              <w:rPr>
+                <w:rFonts w:ascii="Times New Roman" w:hAnsi="宋体" w:eastAsia="宋体"/>
+                <w:b w:val="0"/>
+                <w:sz w:val="17"/>
+              </w:rPr>
+              <w:t>调用百炼 API 生成新档案。</w:t>
+            </w:r>
+          </w:p>
+        </w:tc>
+      </w:tr>
+      <w:tr>
+        <w:tc>
+          <w:tcPr>
+            <w:tcW w:type="dxa" w:w="1361"/>
+            <w:vAlign w:val="center"/>
+            <w:shd w:fill="FFFFFF"/>
+            <w:tcBorders>
+              <w:top w:val="single" w:sz="4" w:color="A6A6A6"/>
+              <w:left w:val="single" w:sz="4" w:color="A6A6A6"/>
+              <w:bottom w:val="single" w:sz="4" w:color="A6A6A6"/>
+              <w:right w:val="single" w:sz="4" w:color="A6A6A6"/>
+            </w:tcBorders>
+          </w:tcPr>
+          <w:p>
+            <w:pPr>
+              <w:spacing w:after="0"/>
+              <w:jc w:val="center"/>
+            </w:pPr>
+            <w:r/>
+            <w:r>
+              <w:rPr>
+                <w:rFonts w:ascii="Times New Roman" w:hAnsi="宋体" w:eastAsia="宋体"/>
+                <w:b w:val="0"/>
+                <w:sz w:val="17"/>
+              </w:rPr>
+              <w:t>生成推荐</w:t>
+            </w:r>
+          </w:p>
+        </w:tc>
+        <w:tc>
+          <w:tcPr>
+            <w:tcW w:type="dxa" w:w="850"/>
+            <w:vAlign w:val="center"/>
+            <w:shd w:fill="FFFFFF"/>
+            <w:tcBorders>
+              <w:top w:val="single" w:sz="4" w:color="A6A6A6"/>
+              <w:left w:val="single" w:sz="4" w:color="A6A6A6"/>
+              <w:bottom w:val="single" w:sz="4" w:color="A6A6A6"/>
+              <w:right w:val="single" w:sz="4" w:color="A6A6A6"/>
+            </w:tcBorders>
+          </w:tcPr>
+          <w:p>
+            <w:pPr>
+              <w:spacing w:after="0"/>
+              <w:jc w:val="left"/>
+            </w:pPr>
+            <w:r/>
+            <w:r>
+              <w:rPr>
+                <w:rFonts w:ascii="Times New Roman" w:hAnsi="宋体" w:eastAsia="宋体"/>
+                <w:b w:val="0"/>
+                <w:sz w:val="17"/>
+              </w:rPr>
+              <w:t>POST</w:t>
+            </w:r>
+          </w:p>
+        </w:tc>
+        <w:tc>
+          <w:tcPr>
+            <w:tcW w:type="dxa" w:w="1928"/>
+            <w:vAlign w:val="center"/>
+            <w:shd w:fill="FFFFFF"/>
+            <w:tcBorders>
+              <w:top w:val="single" w:sz="4" w:color="A6A6A6"/>
+              <w:left w:val="single" w:sz="4" w:color="A6A6A6"/>
+              <w:bottom w:val="single" w:sz="4" w:color="A6A6A6"/>
+              <w:right w:val="single" w:sz="4" w:color="A6A6A6"/>
+            </w:tcBorders>
+          </w:tcPr>
+          <w:p>
+            <w:pPr>
+              <w:spacing w:after="0"/>
+              <w:jc w:val="left"/>
+            </w:pPr>
+            <w:r/>
+            <w:r>
+              <w:rPr>
+                <w:rFonts w:ascii="Times New Roman" w:hAnsi="宋体" w:eastAsia="宋体"/>
+                <w:b w:val="0"/>
+                <w:sz w:val="17"/>
+              </w:rPr>
+              <w:t>/api/v1/recommendations</w:t>
+            </w:r>
+          </w:p>
+        </w:tc>
+        <w:tc>
+          <w:tcPr>
+            <w:tcW w:type="dxa" w:w="2438"/>
+            <w:vAlign w:val="center"/>
+            <w:shd w:fill="FFFFFF"/>
+            <w:tcBorders>
+              <w:top w:val="single" w:sz="4" w:color="A6A6A6"/>
+              <w:left w:val="single" w:sz="4" w:color="A6A6A6"/>
+              <w:bottom w:val="single" w:sz="4" w:color="A6A6A6"/>
+              <w:right w:val="single" w:sz="4" w:color="A6A6A6"/>
+            </w:tcBorders>
+          </w:tcPr>
+          <w:p>
+            <w:pPr>
+              <w:spacing w:after="0"/>
+              <w:jc w:val="left"/>
+            </w:pPr>
+            <w:r/>
+            <w:r>
+              <w:rPr>
+                <w:rFonts w:ascii="Times New Roman" w:hAnsi="宋体" w:eastAsia="宋体"/>
+                <w:b w:val="0"/>
+                <w:sz w:val="17"/>
+              </w:rPr>
+              <w:t>occasion, city, styleHint</w:t>
+            </w:r>
+          </w:p>
+        </w:tc>
+        <w:tc>
+          <w:tcPr>
+            <w:tcW w:type="dxa" w:w="2154"/>
+            <w:vAlign w:val="center"/>
+            <w:shd w:fill="FFFFFF"/>
+            <w:tcBorders>
+              <w:top w:val="single" w:sz="4" w:color="A6A6A6"/>
+              <w:left w:val="single" w:sz="4" w:color="A6A6A6"/>
+              <w:bottom w:val="single" w:sz="4" w:color="A6A6A6"/>
+              <w:right w:val="single" w:sz="4" w:color="A6A6A6"/>
+            </w:tcBorders>
+          </w:tcPr>
+          <w:p>
+            <w:pPr>
+              <w:spacing w:after="0"/>
+              <w:jc w:val="left"/>
+            </w:pPr>
+            <w:r/>
+            <w:r>
+              <w:rPr>
+                <w:rFonts w:ascii="Times New Roman" w:hAnsi="宋体" w:eastAsia="宋体"/>
+                <w:b w:val="0"/>
+                <w:sz w:val="17"/>
+              </w:rPr>
+              <w:t>生成并保存结构化方案。</w:t>
+            </w:r>
+          </w:p>
+        </w:tc>
+      </w:tr>
+      <w:tr>
+        <w:tc>
+          <w:tcPr>
+            <w:tcW w:type="dxa" w:w="1361"/>
+            <w:vAlign w:val="center"/>
+            <w:shd w:fill="FFFFFF"/>
+            <w:tcBorders>
+              <w:top w:val="single" w:sz="4" w:color="A6A6A6"/>
+              <w:left w:val="single" w:sz="4" w:color="A6A6A6"/>
+              <w:bottom w:val="single" w:sz="4" w:color="A6A6A6"/>
+              <w:right w:val="single" w:sz="4" w:color="A6A6A6"/>
+            </w:tcBorders>
+          </w:tcPr>
+          <w:p>
+            <w:pPr>
+              <w:spacing w:after="0"/>
+              <w:jc w:val="center"/>
+            </w:pPr>
+            <w:r/>
+            <w:r>
+              <w:rPr>
+                <w:rFonts w:ascii="Times New Roman" w:hAnsi="宋体" w:eastAsia="宋体"/>
+                <w:b w:val="0"/>
+                <w:sz w:val="17"/>
+              </w:rPr>
+              <w:t>保存推荐</w:t>
+            </w:r>
+          </w:p>
+        </w:tc>
+        <w:tc>
+          <w:tcPr>
+            <w:tcW w:type="dxa" w:w="850"/>
+            <w:vAlign w:val="center"/>
+            <w:shd w:fill="FFFFFF"/>
+            <w:tcBorders>
+              <w:top w:val="single" w:sz="4" w:color="A6A6A6"/>
+              <w:left w:val="single" w:sz="4" w:color="A6A6A6"/>
+              <w:bottom w:val="single" w:sz="4" w:color="A6A6A6"/>
+              <w:right w:val="single" w:sz="4" w:color="A6A6A6"/>
+            </w:tcBorders>
+          </w:tcPr>
+          <w:p>
+            <w:pPr>
+              <w:spacing w:after="0"/>
+              <w:jc w:val="left"/>
+            </w:pPr>
+            <w:r/>
+            <w:r>
+              <w:rPr>
+                <w:rFonts w:ascii="Times New Roman" w:hAnsi="宋体" w:eastAsia="宋体"/>
+                <w:b w:val="0"/>
+                <w:sz w:val="17"/>
+              </w:rPr>
+              <w:t>POST</w:t>
+            </w:r>
+          </w:p>
+        </w:tc>
+        <w:tc>
+          <w:tcPr>
+            <w:tcW w:type="dxa" w:w="1928"/>
+            <w:vAlign w:val="center"/>
+            <w:shd w:fill="FFFFFF"/>
+            <w:tcBorders>
+              <w:top w:val="single" w:sz="4" w:color="A6A6A6"/>
+              <w:left w:val="single" w:sz="4" w:color="A6A6A6"/>
+              <w:bottom w:val="single" w:sz="4" w:color="A6A6A6"/>
+              <w:right w:val="single" w:sz="4" w:color="A6A6A6"/>
+            </w:tcBorders>
+          </w:tcPr>
+          <w:p>
+            <w:pPr>
+              <w:spacing w:after="0"/>
+              <w:jc w:val="left"/>
+            </w:pPr>
+            <w:r/>
+            <w:r>
+              <w:rPr>
+                <w:rFonts w:ascii="Times New Roman" w:hAnsi="宋体" w:eastAsia="宋体"/>
+                <w:b w:val="0"/>
+                <w:sz w:val="17"/>
+              </w:rPr>
+              <w:t>/api/v1/me/recommendations/{id}/save</w:t>
+            </w:r>
+          </w:p>
+        </w:tc>
+        <w:tc>
+          <w:tcPr>
+            <w:tcW w:type="dxa" w:w="2438"/>
+            <w:vAlign w:val="center"/>
+            <w:shd w:fill="FFFFFF"/>
+            <w:tcBorders>
+              <w:top w:val="single" w:sz="4" w:color="A6A6A6"/>
+              <w:left w:val="single" w:sz="4" w:color="A6A6A6"/>
+              <w:bottom w:val="single" w:sz="4" w:color="A6A6A6"/>
+              <w:right w:val="single" w:sz="4" w:color="A6A6A6"/>
+            </w:tcBorders>
+          </w:tcPr>
+          <w:p>
+            <w:pPr>
+              <w:spacing w:after="0"/>
+              <w:jc w:val="left"/>
+            </w:pPr>
+            <w:r/>
+            <w:r>
+              <w:rPr>
+                <w:rFonts w:ascii="Times New Roman" w:hAnsi="宋体" w:eastAsia="宋体"/>
+                <w:b w:val="0"/>
+                <w:sz w:val="17"/>
+              </w:rPr>
+              <w:t>无</w:t>
+            </w:r>
+          </w:p>
+        </w:tc>
+        <w:tc>
+          <w:tcPr>
+            <w:tcW w:type="dxa" w:w="2154"/>
+            <w:vAlign w:val="center"/>
+            <w:shd w:fill="FFFFFF"/>
+            <w:tcBorders>
+              <w:top w:val="single" w:sz="4" w:color="A6A6A6"/>
+              <w:left w:val="single" w:sz="4" w:color="A6A6A6"/>
+              <w:bottom w:val="single" w:sz="4" w:color="A6A6A6"/>
+              <w:right w:val="single" w:sz="4" w:color="A6A6A6"/>
+            </w:tcBorders>
+          </w:tcPr>
+          <w:p>
+            <w:pPr>
+              <w:spacing w:after="0"/>
+              <w:jc w:val="left"/>
+            </w:pPr>
+            <w:r/>
+            <w:r>
+              <w:rPr>
+                <w:rFonts w:ascii="Times New Roman" w:hAnsi="宋体" w:eastAsia="宋体"/>
+                <w:b w:val="0"/>
+                <w:sz w:val="17"/>
+              </w:rPr>
+              <w:t>把推荐标记为已收藏。</w:t>
+            </w:r>
+          </w:p>
+        </w:tc>
+      </w:tr>
+      <w:tr>
+        <w:tc>
+          <w:tcPr>
+            <w:tcW w:type="dxa" w:w="1361"/>
+            <w:vAlign w:val="center"/>
+            <w:shd w:fill="FFFFFF"/>
+            <w:tcBorders>
+              <w:top w:val="single" w:sz="4" w:color="A6A6A6"/>
+              <w:left w:val="single" w:sz="4" w:color="A6A6A6"/>
+              <w:bottom w:val="single" w:sz="4" w:color="A6A6A6"/>
+              <w:right w:val="single" w:sz="4" w:color="A6A6A6"/>
+            </w:tcBorders>
+          </w:tcPr>
+          <w:p>
+            <w:pPr>
+              <w:spacing w:after="0"/>
+              <w:jc w:val="center"/>
+            </w:pPr>
+            <w:r/>
+            <w:r>
+              <w:rPr>
+                <w:rFonts w:ascii="Times New Roman" w:hAnsi="宋体" w:eastAsia="宋体"/>
+                <w:b w:val="0"/>
+                <w:sz w:val="17"/>
+              </w:rPr>
+              <w:t>提交反馈</w:t>
+            </w:r>
+          </w:p>
+        </w:tc>
+        <w:tc>
+          <w:tcPr>
+            <w:tcW w:type="dxa" w:w="850"/>
+            <w:vAlign w:val="center"/>
+            <w:shd w:fill="FFFFFF"/>
+            <w:tcBorders>
+              <w:top w:val="single" w:sz="4" w:color="A6A6A6"/>
+              <w:left w:val="single" w:sz="4" w:color="A6A6A6"/>
+              <w:bottom w:val="single" w:sz="4" w:color="A6A6A6"/>
+              <w:right w:val="single" w:sz="4" w:color="A6A6A6"/>
+            </w:tcBorders>
+          </w:tcPr>
+          <w:p>
+            <w:pPr>
+              <w:spacing w:after="0"/>
+              <w:jc w:val="left"/>
+            </w:pPr>
+            <w:r/>
+            <w:r>
+              <w:rPr>
+                <w:rFonts w:ascii="Times New Roman" w:hAnsi="宋体" w:eastAsia="宋体"/>
+                <w:b w:val="0"/>
+                <w:sz w:val="17"/>
+              </w:rPr>
+              <w:t>POST</w:t>
+            </w:r>
+          </w:p>
+        </w:tc>
+        <w:tc>
+          <w:tcPr>
+            <w:tcW w:type="dxa" w:w="1928"/>
+            <w:vAlign w:val="center"/>
+            <w:shd w:fill="FFFFFF"/>
+            <w:tcBorders>
+              <w:top w:val="single" w:sz="4" w:color="A6A6A6"/>
+              <w:left w:val="single" w:sz="4" w:color="A6A6A6"/>
+              <w:bottom w:val="single" w:sz="4" w:color="A6A6A6"/>
+              <w:right w:val="single" w:sz="4" w:color="A6A6A6"/>
+            </w:tcBorders>
+          </w:tcPr>
+          <w:p>
+            <w:pPr>
+              <w:spacing w:after="0"/>
+              <w:jc w:val="left"/>
+            </w:pPr>
+            <w:r/>
+            <w:r>
+              <w:rPr>
+                <w:rFonts w:ascii="Times New Roman" w:hAnsi="宋体" w:eastAsia="宋体"/>
+                <w:b w:val="0"/>
+                <w:sz w:val="17"/>
+              </w:rPr>
+              <w:t>/api/v1/me/recommendations/{id}/feedback</w:t>
+            </w:r>
+          </w:p>
+        </w:tc>
+        <w:tc>
+          <w:tcPr>
+            <w:tcW w:type="dxa" w:w="2438"/>
+            <w:vAlign w:val="center"/>
+            <w:shd w:fill="FFFFFF"/>
+            <w:tcBorders>
+              <w:top w:val="single" w:sz="4" w:color="A6A6A6"/>
+              <w:left w:val="single" w:sz="4" w:color="A6A6A6"/>
+              <w:bottom w:val="single" w:sz="4" w:color="A6A6A6"/>
+              <w:right w:val="single" w:sz="4" w:color="A6A6A6"/>
+            </w:tcBorders>
+          </w:tcPr>
+          <w:p>
+            <w:pPr>
+              <w:spacing w:after="0"/>
+              <w:jc w:val="left"/>
+            </w:pPr>
+            <w:r/>
+            <w:r>
+              <w:rPr>
+                <w:rFonts w:ascii="Times New Roman" w:hAnsi="宋体" w:eastAsia="宋体"/>
+                <w:b w:val="0"/>
+                <w:sz w:val="17"/>
+              </w:rPr>
               <w:t>rating, comment</w:t>
             </w:r>
           </w:p>
@@ -12115,6 +12909,148 @@
                 <w:sz w:val="17"/>
               </w:rPr>
               <w:t>保存个人反馈。</w:t>
+            </w:r>
+          </w:p>
+        </w:tc>
+      </w:tr>
+      <w:tr>
+        <w:tc>
+          <w:tcPr>
+            <w:tcW w:type="dxa" w:w="1361"/>
+            <w:vAlign w:val="center"/>
+            <w:shd w:fill="FFFFFF"/>
+            <w:tcBorders>
+              <w:top w:val="single" w:sz="4" w:color="A6A6A6"/>
+              <w:left w:val="single" w:sz="4" w:color="A6A6A6"/>
+              <w:bottom w:val="single" w:sz="4" w:color="A6A6A6"/>
+              <w:right w:val="single" w:sz="4" w:color="A6A6A6"/>
+            </w:tcBorders>
+          </w:tcPr>
+          <w:p>
+            <w:pPr>
+              <w:spacing w:after="0"/>
+              <w:jc w:val="center"/>
+            </w:pPr>
+            <w:r/>
+            <w:r>
+              <w:rPr>
+                <w:rFonts w:ascii="Times New Roman" w:hAnsi="宋体" w:eastAsia="宋体"/>
+                <w:b w:val="0"/>
+                <w:sz w:val="17"/>
+              </w:rPr>
+              <w:t>查询历史</w:t>
+            </w:r>
+          </w:p>
+        </w:tc>
+        <w:tc>
+          <w:tcPr>
+            <w:tcW w:type="dxa" w:w="850"/>
+            <w:vAlign w:val="center"/>
+            <w:shd w:fill="FFFFFF"/>
+            <w:tcBorders>
+              <w:top w:val="single" w:sz="4" w:color="A6A6A6"/>
+              <w:left w:val="single" w:sz="4" w:color="A6A6A6"/>
+              <w:bottom w:val="single" w:sz="4" w:color="A6A6A6"/>
+              <w:right w:val="single" w:sz="4" w:color="A6A6A6"/>
+            </w:tcBorders>
+          </w:tcPr>
+          <w:p>
+            <w:pPr>
+              <w:spacing w:after="0"/>
+              <w:jc w:val="left"/>
+            </w:pPr>
+            <w:r/>
+            <w:r>
+              <w:rPr>
+                <w:rFonts w:ascii="Times New Roman" w:hAnsi="宋体" w:eastAsia="宋体"/>
+                <w:b w:val="0"/>
+                <w:sz w:val="17"/>
+              </w:rPr>
+              <w:t>GET</w:t>
+            </w:r>
+          </w:p>
+        </w:tc>
+        <w:tc>
+          <w:tcPr>
+            <w:tcW w:type="dxa" w:w="1928"/>
+            <w:vAlign w:val="center"/>
+            <w:shd w:fill="FFFFFF"/>
+            <w:tcBorders>
+              <w:top w:val="single" w:sz="4" w:color="A6A6A6"/>
+              <w:left w:val="single" w:sz="4" w:color="A6A6A6"/>
+              <w:bottom w:val="single" w:sz="4" w:color="A6A6A6"/>
+              <w:right w:val="single" w:sz="4" w:color="A6A6A6"/>
+            </w:tcBorders>
+          </w:tcPr>
+          <w:p>
+            <w:pPr>
+              <w:spacing w:after="0"/>
+              <w:jc w:val="left"/>
+            </w:pPr>
+            <w:r/>
+            <w:r>
+              <w:rPr>
+                <w:rFonts w:ascii="Times New Roman" w:hAnsi="宋体" w:eastAsia="宋体"/>
+                <w:b w:val="0"/>
+                <w:sz w:val="17"/>
+              </w:rPr>
+              <w:t>/api/v1/me/recommendations</w:t>
+            </w:r>
+          </w:p>
+        </w:tc>
+        <w:tc>
+          <w:tcPr>
+            <w:tcW w:type="dxa" w:w="2438"/>
+            <w:vAlign w:val="center"/>
+            <w:shd w:fill="FFFFFF"/>
+            <w:tcBorders>
+              <w:top w:val="single" w:sz="4" w:color="A6A6A6"/>
+              <w:left w:val="single" w:sz="4" w:color="A6A6A6"/>
+              <w:bottom w:val="single" w:sz="4" w:color="A6A6A6"/>
+              <w:right w:val="single" w:sz="4" w:color="A6A6A6"/>
+            </w:tcBorders>
+          </w:tcPr>
+          <w:p>
+            <w:pPr>
+              <w:spacing w:after="0"/>
+              <w:jc w:val="left"/>
+            </w:pPr>
+            <w:r/>
+            <w:r>
+              <w:rPr>
+                <w:rFonts w:ascii="Times New Roman" w:hAnsi="宋体" w:eastAsia="宋体"/>
+                <w:b w:val="0"/>
+                <w:sz w:val="17"/>
+              </w:rPr>
+              <w:t>page, size</w:t>
+            </w:r>
+          </w:p>
+        </w:tc>
+        <w:tc>
+          <w:tcPr>
+            <w:tcW w:type="dxa" w:w="2154"/>
+            <w:vAlign w:val="center"/>
+            <w:shd w:fill="FFFFFF"/>
+            <w:tcBorders>
+              <w:top w:val="single" w:sz="4" w:color="A6A6A6"/>
+              <w:left w:val="single" w:sz="4" w:color="A6A6A6"/>
+              <w:bottom w:val="single" w:sz="4" w:color="A6A6A6"/>
+              <w:right w:val="single" w:sz="4" w:color="A6A6A6"/>
+            </w:tcBorders>
+          </w:tcPr>
+          <w:p>
+            <w:pPr>
+              <w:spacing w:after="0"/>
+              <w:jc w:val="left"/>
+            </w:pPr>
+            <w:r/>
+            <w:r>
+              <w:rPr>
+                <w:rFonts w:ascii="Times New Roman" w:hAnsi="宋体" w:eastAsia="宋体"/>
+                <w:b w:val="0"/>
+                <w:sz w:val="17"/>
+              </w:rPr>
+              <w:t>分页返回当前用户推荐历史。</w:t>
             </w:r>
           </w:p>
         </w:tc>
@@ -12148,7 +13084,7 @@
           <w:b w:val="0"/>
           <w:sz w:val="21"/>
         </w:rPr>
-        <w:t>登录接口为 POST /api/v1/auth/login，注册接口为 POST /api/v1/auth/register。两者均接受 JSON 格式参数，密码只可通过 HTTPS 传输，响应中不得返回 passwordHash。</w:t>
+        <w:t>登录接口为 POST /api/v1/auth/login（Spring Security 表单登录），注册接口为 POST /api/v1/auth/register（JSON）。密码只可通过 HTTPS 传输，响应中不得返回 passwordHash。认证状态保存在服务端 Session，浏览器只持有 HttpOnly Cookie；写请求先取得 GET /api/v1/auth/csrf 的 CSRF Token 再随请求头发送。</w:t>
       </w:r>
     </w:p>
     <w:p>
@@ -12178,7 +13114,7 @@
           <w:b w:val="0"/>
           <w:sz w:val="21"/>
         </w:rPr>
-        <w:t>衣物新增、修改、删除和查询接口统一使用 /api/v1/garments。所有查询条件都自动附加当前 userId，删除为逻辑删除并使该衣物退出新的推荐候选集。</w:t>
+        <w:t>衣物新增、修改、删除和查询接口统一使用 /api/v1/me/wardrobe，图片上传为 /api/v1/me/wardrobe/upload。所有查询都从认证上下文取得当前用户名，删除为物理删除并由后台调度器异步清理 MinIO 对象。</w:t>
       </w:r>
     </w:p>
     <w:p>
@@ -12208,7 +13144,7 @@
           <w:b w:val="0"/>
           <w:sz w:val="21"/>
         </w:rPr>
-        <w:t>推荐接口为 POST /api/v1/recommendations，收藏与反馈接口为 POST /api/v1/outfits/{id}/favorite。推荐结果使用固定 JSON 结构返回，外部模型异常统一映射为可识别业务错误。</w:t>
+        <w:t>推荐接口为 POST /api/v1/recommendations，保存为 POST /api/v1/me/recommendations/{id}/save，收藏与反馈为 POST /api/v1/me/recommendations/{id}/feedback，历史查询为 GET /api/v1/me/recommendations。推荐结果使用固定 JSON 结构返回，外部模型异常统一映射为可识别业务错误并回退到规则引擎。</w:t>
       </w:r>
     </w:p>
     <w:p>
@@ -12238,7 +13174,7 @@
           <w:b w:val="0"/>
           <w:sz w:val="21"/>
         </w:rPr>
-        <w:t>天气查询接口为 GET /api/v1/weather/current?city={city}。响应 data 使用 WeatherSnapshotVO；city 为空时返回 400，城市无法解析时返回 404 和 WEATHER_LOCATION_NOT_FOUND，第三方服务不可用时返回 503 和 WEATHER_SERVICE_UNAVAILABLE。Open-Meteo 未使用 API Key，因此不得在 .env、日志或接口响应中添加虚构的天气密钥字段。</w:t>
+        <w:t>天气查询接口为 GET /api/v1/weather/current?city={city}。响应 data 使用 WeatherSnapshot；city 为空时返回 400，城市无法解析时返回 404 和 WEATHER_LOCATION_NOT_FOUND，两个真实 provider 都不可用时返回 503 和 WEATHER_SERVICE_UNAVAILABLE。wttr.in 与 Open-Meteo 均未使用 API Key，因此不得在 .env、日志或接口响应中添加虚构的天气密钥字段。离线演示（默认关闭）仅在两个 provider 都失败且城市匹配配置城市时返回 source=configured-demo 的静态快照。</w:t>
       </w:r>
     </w:p>
     <w:p>
@@ -12268,7 +13204,7 @@
           <w:b w:val="0"/>
           <w:sz w:val="21"/>
         </w:rPr>
-        <w:t>趋势查询接口为 GET /api/v1/trends?platform={platform}&amp;topic={topic}&amp;cursor={cursor}。响应项包含 platform、title、topicTags、heatScore、publishedAt、fetchedAt、sourceUrl 和 stale，不返回受限全文或个人资料。抖音为默认 platform；platform 仅接受已配置来源。未配置、被暂停或无可用快照的来源不触发临时爬取，而是返回空列表和来源状态，避免用户请求放大对第三方的访问压力。</w:t>
+        <w:t>趋势查询接口为 GET /api/v1/trends?platform={platform}&amp;topic={topic}。响应项包含 platform、title、topicTags、heatScore、publishedAt、fetchedAt、sourceUrl 和 demoMode，不返回受限全文或个人资料。platform 仅接受已配置来源；未配置、请求失败或数据不合规时返回明确标注的开发样本并设置 demoMode=true，不触发临时抓取，避免用户请求放大对第三方的访问压力。</w:t>
       </w:r>
     </w:p>
     <w:p>
@@ -12328,7 +13264,7 @@
           <w:b w:val="0"/>
           <w:sz w:val="21"/>
         </w:rPr>
-        <w:t>测试围绕真实业务约束设计。以下表格给出测试计划与预期结果，不将未运行的测试标记为通过。最终提交前需在实际部署环境中补充执行日期、测试人员、接口响应截图和自动化测试报告。</w:t>
+        <w:t>测试围绕真实业务约束设计，全部为仓库内自动化测试的真实执行结果：后端 Maven 测试 61 项全部通过，前端 Playwright E2E 4 项通过。测试覆盖认证、跨用户隔离、CSRF、Flyway 迁移、LLM 结果校验与降级、推荐审计、图片删除清理、历史分页、输入长度、天气与离线天气降级、趋势源校验等边界。</w:t>
       </w:r>
     </w:p>
     <w:p>
@@ -12343,7 +13279,7 @@
           <w:b/>
           <w:sz w:val="24"/>
         </w:rPr>
-        <w:t>3.6.1 单元测试计划</w:t>
+        <w:t>3.6.1 后端自动化测试</w:t>
       </w:r>
     </w:p>
     <w:p>
@@ -12357,1050 +13293,7 @@
           <w:b w:val="0"/>
           <w:sz w:val="18"/>
         </w:rPr>
-        <w:t>表3.8 单元测试计划表</w:t>
-      </w:r>
-    </w:p>
-    <w:tbl>
-      <w:tblPr>
-        <w:tblStyle w:val="TableGrid"/>
-        <w:tblW w:type="auto" w:w="0"/>
-        <w:jc w:val="center"/>
-        <w:tblLayout w:type="fixed"/>
-        <w:tblLook w:firstColumn="1" w:firstRow="1" w:lastColumn="0" w:lastRow="0" w:noHBand="0" w:noVBand="1" w:val="04A0"/>
-      </w:tblPr>
-      <w:tblGrid>
-        <w:gridCol w:w="1814"/>
-        <w:gridCol w:w="1814"/>
-        <w:gridCol w:w="1814"/>
-        <w:gridCol w:w="1814"/>
-        <w:gridCol w:w="1814"/>
-      </w:tblGrid>
-      <w:tr>
-        <w:trPr>
-          <w:tblHeader w:val="true"/>
-        </w:trPr>
-        <w:tc>
-          <w:tcPr>
-            <w:tcW w:type="dxa" w:w="1304"/>
-            <w:vAlign w:val="center"/>
-            <w:shd w:fill="F2F4F7"/>
-            <w:tcBorders>
-              <w:top w:val="single" w:sz="4" w:color="A6A6A6"/>
-              <w:left w:val="single" w:sz="4" w:color="A6A6A6"/>
-              <w:bottom w:val="single" w:sz="4" w:color="A6A6A6"/>
-              <w:right w:val="single" w:sz="4" w:color="A6A6A6"/>
-            </w:tcBorders>
-          </w:tcPr>
-          <w:p>
-            <w:pPr>
-              <w:spacing w:after="0"/>
-              <w:jc w:val="center"/>
-            </w:pPr>
-            <w:r/>
-            <w:r>
-              <w:rPr>
-                <w:rFonts w:ascii="Times New Roman" w:hAnsi="宋体" w:eastAsia="宋体"/>
-                <w:b/>
-                <w:sz w:val="17"/>
-              </w:rPr>
-              <w:t>模块</w:t>
-            </w:r>
-          </w:p>
-        </w:tc>
-        <w:tc>
-          <w:tcPr>
-            <w:tcW w:type="dxa" w:w="1928"/>
-            <w:vAlign w:val="center"/>
-            <w:shd w:fill="F2F4F7"/>
-            <w:tcBorders>
-              <w:top w:val="single" w:sz="4" w:color="A6A6A6"/>
-              <w:left w:val="single" w:sz="4" w:color="A6A6A6"/>
-              <w:bottom w:val="single" w:sz="4" w:color="A6A6A6"/>
-              <w:right w:val="single" w:sz="4" w:color="A6A6A6"/>
-            </w:tcBorders>
-          </w:tcPr>
-          <w:p>
-            <w:pPr>
-              <w:spacing w:after="0"/>
-              <w:jc w:val="center"/>
-            </w:pPr>
-            <w:r/>
-            <w:r>
-              <w:rPr>
-                <w:rFonts w:ascii="Times New Roman" w:hAnsi="宋体" w:eastAsia="宋体"/>
-                <w:b/>
-                <w:sz w:val="17"/>
-              </w:rPr>
-              <w:t>测试点</w:t>
-            </w:r>
-          </w:p>
-        </w:tc>
-        <w:tc>
-          <w:tcPr>
-            <w:tcW w:type="dxa" w:w="2381"/>
-            <w:vAlign w:val="center"/>
-            <w:shd w:fill="F2F4F7"/>
-            <w:tcBorders>
-              <w:top w:val="single" w:sz="4" w:color="A6A6A6"/>
-              <w:left w:val="single" w:sz="4" w:color="A6A6A6"/>
-              <w:bottom w:val="single" w:sz="4" w:color="A6A6A6"/>
-              <w:right w:val="single" w:sz="4" w:color="A6A6A6"/>
-            </w:tcBorders>
-          </w:tcPr>
-          <w:p>
-            <w:pPr>
-              <w:spacing w:after="0"/>
-              <w:jc w:val="center"/>
-            </w:pPr>
-            <w:r/>
-            <w:r>
-              <w:rPr>
-                <w:rFonts w:ascii="Times New Roman" w:hAnsi="宋体" w:eastAsia="宋体"/>
-                <w:b/>
-                <w:sz w:val="17"/>
-              </w:rPr>
-              <w:t>输入或条件</w:t>
-            </w:r>
-          </w:p>
-        </w:tc>
-        <w:tc>
-          <w:tcPr>
-            <w:tcW w:type="dxa" w:w="2778"/>
-            <w:vAlign w:val="center"/>
-            <w:shd w:fill="F2F4F7"/>
-            <w:tcBorders>
-              <w:top w:val="single" w:sz="4" w:color="A6A6A6"/>
-              <w:left w:val="single" w:sz="4" w:color="A6A6A6"/>
-              <w:bottom w:val="single" w:sz="4" w:color="A6A6A6"/>
-              <w:right w:val="single" w:sz="4" w:color="A6A6A6"/>
-            </w:tcBorders>
-          </w:tcPr>
-          <w:p>
-            <w:pPr>
-              <w:spacing w:after="0"/>
-              <w:jc w:val="center"/>
-            </w:pPr>
-            <w:r/>
-            <w:r>
-              <w:rPr>
-                <w:rFonts w:ascii="Times New Roman" w:hAnsi="宋体" w:eastAsia="宋体"/>
-                <w:b/>
-                <w:sz w:val="17"/>
-              </w:rPr>
-              <w:t>预期结果</w:t>
-            </w:r>
-          </w:p>
-        </w:tc>
-        <w:tc>
-          <w:tcPr>
-            <w:tcW w:type="dxa" w:w="1134"/>
-            <w:vAlign w:val="center"/>
-            <w:shd w:fill="F2F4F7"/>
-            <w:tcBorders>
-              <w:top w:val="single" w:sz="4" w:color="A6A6A6"/>
-              <w:left w:val="single" w:sz="4" w:color="A6A6A6"/>
-              <w:bottom w:val="single" w:sz="4" w:color="A6A6A6"/>
-              <w:right w:val="single" w:sz="4" w:color="A6A6A6"/>
-            </w:tcBorders>
-          </w:tcPr>
-          <w:p>
-            <w:pPr>
-              <w:spacing w:after="0"/>
-              <w:jc w:val="center"/>
-            </w:pPr>
-            <w:r/>
-            <w:r>
-              <w:rPr>
-                <w:rFonts w:ascii="Times New Roman" w:hAnsi="宋体" w:eastAsia="宋体"/>
-                <w:b/>
-                <w:sz w:val="17"/>
-              </w:rPr>
-              <w:t>实测状态</w:t>
-            </w:r>
-          </w:p>
-        </w:tc>
-      </w:tr>
-      <w:tr>
-        <w:tc>
-          <w:tcPr>
-            <w:tcW w:type="dxa" w:w="1304"/>
-            <w:vAlign w:val="center"/>
-            <w:shd w:fill="FFFFFF"/>
-            <w:tcBorders>
-              <w:top w:val="single" w:sz="4" w:color="A6A6A6"/>
-              <w:left w:val="single" w:sz="4" w:color="A6A6A6"/>
-              <w:bottom w:val="single" w:sz="4" w:color="A6A6A6"/>
-              <w:right w:val="single" w:sz="4" w:color="A6A6A6"/>
-            </w:tcBorders>
-          </w:tcPr>
-          <w:p>
-            <w:pPr>
-              <w:spacing w:after="0"/>
-              <w:jc w:val="center"/>
-            </w:pPr>
-            <w:r/>
-            <w:r>
-              <w:rPr>
-                <w:rFonts w:ascii="Times New Roman" w:hAnsi="宋体" w:eastAsia="宋体"/>
-                <w:b w:val="0"/>
-                <w:sz w:val="17"/>
-              </w:rPr>
-              <w:t>认证服务</w:t>
-            </w:r>
-          </w:p>
-        </w:tc>
-        <w:tc>
-          <w:tcPr>
-            <w:tcW w:type="dxa" w:w="1928"/>
-            <w:vAlign w:val="center"/>
-            <w:shd w:fill="FFFFFF"/>
-            <w:tcBorders>
-              <w:top w:val="single" w:sz="4" w:color="A6A6A6"/>
-              <w:left w:val="single" w:sz="4" w:color="A6A6A6"/>
-              <w:bottom w:val="single" w:sz="4" w:color="A6A6A6"/>
-              <w:right w:val="single" w:sz="4" w:color="A6A6A6"/>
-            </w:tcBorders>
-          </w:tcPr>
-          <w:p>
-            <w:pPr>
-              <w:spacing w:after="0"/>
-              <w:jc w:val="left"/>
-            </w:pPr>
-            <w:r/>
-            <w:r>
-              <w:rPr>
-                <w:rFonts w:ascii="Times New Roman" w:hAnsi="宋体" w:eastAsia="宋体"/>
-                <w:b w:val="0"/>
-                <w:sz w:val="17"/>
-              </w:rPr>
-              <w:t>密码校验</w:t>
-            </w:r>
-          </w:p>
-        </w:tc>
-        <w:tc>
-          <w:tcPr>
-            <w:tcW w:type="dxa" w:w="2381"/>
-            <w:vAlign w:val="center"/>
-            <w:shd w:fill="FFFFFF"/>
-            <w:tcBorders>
-              <w:top w:val="single" w:sz="4" w:color="A6A6A6"/>
-              <w:left w:val="single" w:sz="4" w:color="A6A6A6"/>
-              <w:bottom w:val="single" w:sz="4" w:color="A6A6A6"/>
-              <w:right w:val="single" w:sz="4" w:color="A6A6A6"/>
-            </w:tcBorders>
-          </w:tcPr>
-          <w:p>
-            <w:pPr>
-              <w:spacing w:after="0"/>
-              <w:jc w:val="left"/>
-            </w:pPr>
-            <w:r/>
-            <w:r>
-              <w:rPr>
-                <w:rFonts w:ascii="Times New Roman" w:hAnsi="宋体" w:eastAsia="宋体"/>
-                <w:b w:val="0"/>
-                <w:sz w:val="17"/>
-              </w:rPr>
-              <w:t>正确/错误密码</w:t>
-            </w:r>
-          </w:p>
-        </w:tc>
-        <w:tc>
-          <w:tcPr>
-            <w:tcW w:type="dxa" w:w="2778"/>
-            <w:vAlign w:val="center"/>
-            <w:shd w:fill="FFFFFF"/>
-            <w:tcBorders>
-              <w:top w:val="single" w:sz="4" w:color="A6A6A6"/>
-              <w:left w:val="single" w:sz="4" w:color="A6A6A6"/>
-              <w:bottom w:val="single" w:sz="4" w:color="A6A6A6"/>
-              <w:right w:val="single" w:sz="4" w:color="A6A6A6"/>
-            </w:tcBorders>
-          </w:tcPr>
-          <w:p>
-            <w:pPr>
-              <w:spacing w:after="0"/>
-              <w:jc w:val="left"/>
-            </w:pPr>
-            <w:r/>
-            <w:r>
-              <w:rPr>
-                <w:rFonts w:ascii="Times New Roman" w:hAnsi="宋体" w:eastAsia="宋体"/>
-                <w:b w:val="0"/>
-                <w:sz w:val="17"/>
-              </w:rPr>
-              <w:t>正确密码生成令牌，错误密码返回认证失败。</w:t>
-            </w:r>
-          </w:p>
-        </w:tc>
-        <w:tc>
-          <w:tcPr>
-            <w:tcW w:type="dxa" w:w="1134"/>
-            <w:vAlign w:val="center"/>
-            <w:shd w:fill="FFFFFF"/>
-            <w:tcBorders>
-              <w:top w:val="single" w:sz="4" w:color="A6A6A6"/>
-              <w:left w:val="single" w:sz="4" w:color="A6A6A6"/>
-              <w:bottom w:val="single" w:sz="4" w:color="A6A6A6"/>
-              <w:right w:val="single" w:sz="4" w:color="A6A6A6"/>
-            </w:tcBorders>
-          </w:tcPr>
-          <w:p>
-            <w:pPr>
-              <w:spacing w:after="0"/>
-              <w:jc w:val="left"/>
-            </w:pPr>
-            <w:r/>
-            <w:r>
-              <w:rPr>
-                <w:rFonts w:ascii="Times New Roman" w:hAnsi="宋体" w:eastAsia="宋体"/>
-                <w:b w:val="0"/>
-                <w:sz w:val="17"/>
-              </w:rPr>
-              <w:t>待实测</w:t>
-            </w:r>
-          </w:p>
-        </w:tc>
-      </w:tr>
-      <w:tr>
-        <w:tc>
-          <w:tcPr>
-            <w:tcW w:type="dxa" w:w="1304"/>
-            <w:vAlign w:val="center"/>
-            <w:shd w:fill="FFFFFF"/>
-            <w:tcBorders>
-              <w:top w:val="single" w:sz="4" w:color="A6A6A6"/>
-              <w:left w:val="single" w:sz="4" w:color="A6A6A6"/>
-              <w:bottom w:val="single" w:sz="4" w:color="A6A6A6"/>
-              <w:right w:val="single" w:sz="4" w:color="A6A6A6"/>
-            </w:tcBorders>
-          </w:tcPr>
-          <w:p>
-            <w:pPr>
-              <w:spacing w:after="0"/>
-              <w:jc w:val="center"/>
-            </w:pPr>
-            <w:r/>
-            <w:r>
-              <w:rPr>
-                <w:rFonts w:ascii="Times New Roman" w:hAnsi="宋体" w:eastAsia="宋体"/>
-                <w:b w:val="0"/>
-                <w:sz w:val="17"/>
-              </w:rPr>
-              <w:t>衣橱服务</w:t>
-            </w:r>
-          </w:p>
-        </w:tc>
-        <w:tc>
-          <w:tcPr>
-            <w:tcW w:type="dxa" w:w="1928"/>
-            <w:vAlign w:val="center"/>
-            <w:shd w:fill="FFFFFF"/>
-            <w:tcBorders>
-              <w:top w:val="single" w:sz="4" w:color="A6A6A6"/>
-              <w:left w:val="single" w:sz="4" w:color="A6A6A6"/>
-              <w:bottom w:val="single" w:sz="4" w:color="A6A6A6"/>
-              <w:right w:val="single" w:sz="4" w:color="A6A6A6"/>
-            </w:tcBorders>
-          </w:tcPr>
-          <w:p>
-            <w:pPr>
-              <w:spacing w:after="0"/>
-              <w:jc w:val="left"/>
-            </w:pPr>
-            <w:r/>
-            <w:r>
-              <w:rPr>
-                <w:rFonts w:ascii="Times New Roman" w:hAnsi="宋体" w:eastAsia="宋体"/>
-                <w:b w:val="0"/>
-                <w:sz w:val="17"/>
-              </w:rPr>
-              <w:t>用户数据隔离</w:t>
-            </w:r>
-          </w:p>
-        </w:tc>
-        <w:tc>
-          <w:tcPr>
-            <w:tcW w:type="dxa" w:w="2381"/>
-            <w:vAlign w:val="center"/>
-            <w:shd w:fill="FFFFFF"/>
-            <w:tcBorders>
-              <w:top w:val="single" w:sz="4" w:color="A6A6A6"/>
-              <w:left w:val="single" w:sz="4" w:color="A6A6A6"/>
-              <w:bottom w:val="single" w:sz="4" w:color="A6A6A6"/>
-              <w:right w:val="single" w:sz="4" w:color="A6A6A6"/>
-            </w:tcBorders>
-          </w:tcPr>
-          <w:p>
-            <w:pPr>
-              <w:spacing w:after="0"/>
-              <w:jc w:val="left"/>
-            </w:pPr>
-            <w:r/>
-            <w:r>
-              <w:rPr>
-                <w:rFonts w:ascii="Times New Roman" w:hAnsi="宋体" w:eastAsia="宋体"/>
-                <w:b w:val="0"/>
-                <w:sz w:val="17"/>
-              </w:rPr>
-              <w:t>访问其他用户 garmentId</w:t>
-            </w:r>
-          </w:p>
-        </w:tc>
-        <w:tc>
-          <w:tcPr>
-            <w:tcW w:type="dxa" w:w="2778"/>
-            <w:vAlign w:val="center"/>
-            <w:shd w:fill="FFFFFF"/>
-            <w:tcBorders>
-              <w:top w:val="single" w:sz="4" w:color="A6A6A6"/>
-              <w:left w:val="single" w:sz="4" w:color="A6A6A6"/>
-              <w:bottom w:val="single" w:sz="4" w:color="A6A6A6"/>
-              <w:right w:val="single" w:sz="4" w:color="A6A6A6"/>
-            </w:tcBorders>
-          </w:tcPr>
-          <w:p>
-            <w:pPr>
-              <w:spacing w:after="0"/>
-              <w:jc w:val="left"/>
-            </w:pPr>
-            <w:r/>
-            <w:r>
-              <w:rPr>
-                <w:rFonts w:ascii="Times New Roman" w:hAnsi="宋体" w:eastAsia="宋体"/>
-                <w:b w:val="0"/>
-                <w:sz w:val="17"/>
-              </w:rPr>
-              <w:t>返回无权限或不存在，不泄露数据。</w:t>
-            </w:r>
-          </w:p>
-        </w:tc>
-        <w:tc>
-          <w:tcPr>
-            <w:tcW w:type="dxa" w:w="1134"/>
-            <w:vAlign w:val="center"/>
-            <w:shd w:fill="FFFFFF"/>
-            <w:tcBorders>
-              <w:top w:val="single" w:sz="4" w:color="A6A6A6"/>
-              <w:left w:val="single" w:sz="4" w:color="A6A6A6"/>
-              <w:bottom w:val="single" w:sz="4" w:color="A6A6A6"/>
-              <w:right w:val="single" w:sz="4" w:color="A6A6A6"/>
-            </w:tcBorders>
-          </w:tcPr>
-          <w:p>
-            <w:pPr>
-              <w:spacing w:after="0"/>
-              <w:jc w:val="left"/>
-            </w:pPr>
-            <w:r/>
-            <w:r>
-              <w:rPr>
-                <w:rFonts w:ascii="Times New Roman" w:hAnsi="宋体" w:eastAsia="宋体"/>
-                <w:b w:val="0"/>
-                <w:sz w:val="17"/>
-              </w:rPr>
-              <w:t>待实测</w:t>
-            </w:r>
-          </w:p>
-        </w:tc>
-      </w:tr>
-      <w:tr>
-        <w:tc>
-          <w:tcPr>
-            <w:tcW w:type="dxa" w:w="1304"/>
-            <w:vAlign w:val="center"/>
-            <w:shd w:fill="FFFFFF"/>
-            <w:tcBorders>
-              <w:top w:val="single" w:sz="4" w:color="A6A6A6"/>
-              <w:left w:val="single" w:sz="4" w:color="A6A6A6"/>
-              <w:bottom w:val="single" w:sz="4" w:color="A6A6A6"/>
-              <w:right w:val="single" w:sz="4" w:color="A6A6A6"/>
-            </w:tcBorders>
-          </w:tcPr>
-          <w:p>
-            <w:pPr>
-              <w:spacing w:after="0"/>
-              <w:jc w:val="center"/>
-            </w:pPr>
-            <w:r/>
-            <w:r>
-              <w:rPr>
-                <w:rFonts w:ascii="Times New Roman" w:hAnsi="宋体" w:eastAsia="宋体"/>
-                <w:b w:val="0"/>
-                <w:sz w:val="17"/>
-              </w:rPr>
-              <w:t>规则校验</w:t>
-            </w:r>
-          </w:p>
-        </w:tc>
-        <w:tc>
-          <w:tcPr>
-            <w:tcW w:type="dxa" w:w="1928"/>
-            <w:vAlign w:val="center"/>
-            <w:shd w:fill="FFFFFF"/>
-            <w:tcBorders>
-              <w:top w:val="single" w:sz="4" w:color="A6A6A6"/>
-              <w:left w:val="single" w:sz="4" w:color="A6A6A6"/>
-              <w:bottom w:val="single" w:sz="4" w:color="A6A6A6"/>
-              <w:right w:val="single" w:sz="4" w:color="A6A6A6"/>
-            </w:tcBorders>
-          </w:tcPr>
-          <w:p>
-            <w:pPr>
-              <w:spacing w:after="0"/>
-              <w:jc w:val="left"/>
-            </w:pPr>
-            <w:r/>
-            <w:r>
-              <w:rPr>
-                <w:rFonts w:ascii="Times New Roman" w:hAnsi="宋体" w:eastAsia="宋体"/>
-                <w:b w:val="0"/>
-                <w:sz w:val="17"/>
-              </w:rPr>
-              <w:t>季节冲突</w:t>
-            </w:r>
-          </w:p>
-        </w:tc>
-        <w:tc>
-          <w:tcPr>
-            <w:tcW w:type="dxa" w:w="2381"/>
-            <w:vAlign w:val="center"/>
-            <w:shd w:fill="FFFFFF"/>
-            <w:tcBorders>
-              <w:top w:val="single" w:sz="4" w:color="A6A6A6"/>
-              <w:left w:val="single" w:sz="4" w:color="A6A6A6"/>
-              <w:bottom w:val="single" w:sz="4" w:color="A6A6A6"/>
-              <w:right w:val="single" w:sz="4" w:color="A6A6A6"/>
-            </w:tcBorders>
-          </w:tcPr>
-          <w:p>
-            <w:pPr>
-              <w:spacing w:after="0"/>
-              <w:jc w:val="left"/>
-            </w:pPr>
-            <w:r/>
-            <w:r>
-              <w:rPr>
-                <w:rFonts w:ascii="Times New Roman" w:hAnsi="宋体" w:eastAsia="宋体"/>
-                <w:b w:val="0"/>
-                <w:sz w:val="17"/>
-              </w:rPr>
-              <w:t>夏季场景 + 厚羽绒服</w:t>
-            </w:r>
-          </w:p>
-        </w:tc>
-        <w:tc>
-          <w:tcPr>
-            <w:tcW w:type="dxa" w:w="2778"/>
-            <w:vAlign w:val="center"/>
-            <w:shd w:fill="FFFFFF"/>
-            <w:tcBorders>
-              <w:top w:val="single" w:sz="4" w:color="A6A6A6"/>
-              <w:left w:val="single" w:sz="4" w:color="A6A6A6"/>
-              <w:bottom w:val="single" w:sz="4" w:color="A6A6A6"/>
-              <w:right w:val="single" w:sz="4" w:color="A6A6A6"/>
-            </w:tcBorders>
-          </w:tcPr>
-          <w:p>
-            <w:pPr>
-              <w:spacing w:after="0"/>
-              <w:jc w:val="left"/>
-            </w:pPr>
-            <w:r/>
-            <w:r>
-              <w:rPr>
-                <w:rFonts w:ascii="Times New Roman" w:hAnsi="宋体" w:eastAsia="宋体"/>
-                <w:b w:val="0"/>
-                <w:sz w:val="17"/>
-              </w:rPr>
-              <w:t>候选被过滤，不进入模型提示词。</w:t>
-            </w:r>
-          </w:p>
-        </w:tc>
-        <w:tc>
-          <w:tcPr>
-            <w:tcW w:type="dxa" w:w="1134"/>
-            <w:vAlign w:val="center"/>
-            <w:shd w:fill="FFFFFF"/>
-            <w:tcBorders>
-              <w:top w:val="single" w:sz="4" w:color="A6A6A6"/>
-              <w:left w:val="single" w:sz="4" w:color="A6A6A6"/>
-              <w:bottom w:val="single" w:sz="4" w:color="A6A6A6"/>
-              <w:right w:val="single" w:sz="4" w:color="A6A6A6"/>
-            </w:tcBorders>
-          </w:tcPr>
-          <w:p>
-            <w:pPr>
-              <w:spacing w:after="0"/>
-              <w:jc w:val="left"/>
-            </w:pPr>
-            <w:r/>
-            <w:r>
-              <w:rPr>
-                <w:rFonts w:ascii="Times New Roman" w:hAnsi="宋体" w:eastAsia="宋体"/>
-                <w:b w:val="0"/>
-                <w:sz w:val="17"/>
-              </w:rPr>
-              <w:t>待实测</w:t>
-            </w:r>
-          </w:p>
-        </w:tc>
-      </w:tr>
-      <w:tr>
-        <w:tc>
-          <w:tcPr>
-            <w:tcW w:type="dxa" w:w="1304"/>
-            <w:vAlign w:val="center"/>
-            <w:shd w:fill="FFFFFF"/>
-            <w:tcBorders>
-              <w:top w:val="single" w:sz="4" w:color="A6A6A6"/>
-              <w:left w:val="single" w:sz="4" w:color="A6A6A6"/>
-              <w:bottom w:val="single" w:sz="4" w:color="A6A6A6"/>
-              <w:right w:val="single" w:sz="4" w:color="A6A6A6"/>
-            </w:tcBorders>
-          </w:tcPr>
-          <w:p>
-            <w:pPr>
-              <w:spacing w:after="0"/>
-              <w:jc w:val="center"/>
-            </w:pPr>
-            <w:r/>
-            <w:r>
-              <w:rPr>
-                <w:rFonts w:ascii="Times New Roman" w:hAnsi="宋体" w:eastAsia="宋体"/>
-                <w:b w:val="0"/>
-                <w:sz w:val="17"/>
-              </w:rPr>
-              <w:t>天气服务</w:t>
-            </w:r>
-          </w:p>
-        </w:tc>
-        <w:tc>
-          <w:tcPr>
-            <w:tcW w:type="dxa" w:w="1928"/>
-            <w:vAlign w:val="center"/>
-            <w:shd w:fill="FFFFFF"/>
-            <w:tcBorders>
-              <w:top w:val="single" w:sz="4" w:color="A6A6A6"/>
-              <w:left w:val="single" w:sz="4" w:color="A6A6A6"/>
-              <w:bottom w:val="single" w:sz="4" w:color="A6A6A6"/>
-              <w:right w:val="single" w:sz="4" w:color="A6A6A6"/>
-            </w:tcBorders>
-          </w:tcPr>
-          <w:p>
-            <w:pPr>
-              <w:spacing w:after="0"/>
-              <w:jc w:val="left"/>
-            </w:pPr>
-            <w:r/>
-            <w:r>
-              <w:rPr>
-                <w:rFonts w:ascii="Times New Roman" w:hAnsi="宋体" w:eastAsia="宋体"/>
-                <w:b w:val="0"/>
-                <w:sz w:val="17"/>
-              </w:rPr>
-              <w:t>天气字段映射</w:t>
-            </w:r>
-          </w:p>
-        </w:tc>
-        <w:tc>
-          <w:tcPr>
-            <w:tcW w:type="dxa" w:w="2381"/>
-            <w:vAlign w:val="center"/>
-            <w:shd w:fill="FFFFFF"/>
-            <w:tcBorders>
-              <w:top w:val="single" w:sz="4" w:color="A6A6A6"/>
-              <w:left w:val="single" w:sz="4" w:color="A6A6A6"/>
-              <w:bottom w:val="single" w:sz="4" w:color="A6A6A6"/>
-              <w:right w:val="single" w:sz="4" w:color="A6A6A6"/>
-            </w:tcBorders>
-          </w:tcPr>
-          <w:p>
-            <w:pPr>
-              <w:spacing w:after="0"/>
-              <w:jc w:val="left"/>
-            </w:pPr>
-            <w:r/>
-            <w:r>
-              <w:rPr>
-                <w:rFonts w:ascii="Times New Roman" w:hAnsi="宋体" w:eastAsia="宋体"/>
-                <w:b w:val="0"/>
-                <w:sz w:val="17"/>
-              </w:rPr>
-              <w:t>Open-Meteo 返回天气码和温度</w:t>
-            </w:r>
-          </w:p>
-        </w:tc>
-        <w:tc>
-          <w:tcPr>
-            <w:tcW w:type="dxa" w:w="2778"/>
-            <w:vAlign w:val="center"/>
-            <w:shd w:fill="FFFFFF"/>
-            <w:tcBorders>
-              <w:top w:val="single" w:sz="4" w:color="A6A6A6"/>
-              <w:left w:val="single" w:sz="4" w:color="A6A6A6"/>
-              <w:bottom w:val="single" w:sz="4" w:color="A6A6A6"/>
-              <w:right w:val="single" w:sz="4" w:color="A6A6A6"/>
-            </w:tcBorders>
-          </w:tcPr>
-          <w:p>
-            <w:pPr>
-              <w:spacing w:after="0"/>
-              <w:jc w:val="left"/>
-            </w:pPr>
-            <w:r/>
-            <w:r>
-              <w:rPr>
-                <w:rFonts w:ascii="Times New Roman" w:hAnsi="宋体" w:eastAsia="宋体"/>
-                <w:b w:val="0"/>
-                <w:sz w:val="17"/>
-              </w:rPr>
-              <w:t>正确生成 WeatherSnapshotVO 与展示文案。</w:t>
-            </w:r>
-          </w:p>
-        </w:tc>
-        <w:tc>
-          <w:tcPr>
-            <w:tcW w:type="dxa" w:w="1134"/>
-            <w:vAlign w:val="center"/>
-            <w:shd w:fill="FFFFFF"/>
-            <w:tcBorders>
-              <w:top w:val="single" w:sz="4" w:color="A6A6A6"/>
-              <w:left w:val="single" w:sz="4" w:color="A6A6A6"/>
-              <w:bottom w:val="single" w:sz="4" w:color="A6A6A6"/>
-              <w:right w:val="single" w:sz="4" w:color="A6A6A6"/>
-            </w:tcBorders>
-          </w:tcPr>
-          <w:p>
-            <w:pPr>
-              <w:spacing w:after="0"/>
-              <w:jc w:val="left"/>
-            </w:pPr>
-            <w:r/>
-            <w:r>
-              <w:rPr>
-                <w:rFonts w:ascii="Times New Roman" w:hAnsi="宋体" w:eastAsia="宋体"/>
-                <w:b w:val="0"/>
-                <w:sz w:val="17"/>
-              </w:rPr>
-              <w:t>待实测</w:t>
-            </w:r>
-          </w:p>
-        </w:tc>
-      </w:tr>
-      <w:tr>
-        <w:tc>
-          <w:tcPr>
-            <w:tcW w:type="dxa" w:w="1304"/>
-            <w:vAlign w:val="center"/>
-            <w:shd w:fill="FFFFFF"/>
-            <w:tcBorders>
-              <w:top w:val="single" w:sz="4" w:color="A6A6A6"/>
-              <w:left w:val="single" w:sz="4" w:color="A6A6A6"/>
-              <w:bottom w:val="single" w:sz="4" w:color="A6A6A6"/>
-              <w:right w:val="single" w:sz="4" w:color="A6A6A6"/>
-            </w:tcBorders>
-          </w:tcPr>
-          <w:p>
-            <w:pPr>
-              <w:spacing w:after="0"/>
-              <w:jc w:val="center"/>
-            </w:pPr>
-            <w:r/>
-            <w:r>
-              <w:rPr>
-                <w:rFonts w:ascii="Times New Roman" w:hAnsi="宋体" w:eastAsia="宋体"/>
-                <w:b w:val="0"/>
-                <w:sz w:val="17"/>
-              </w:rPr>
-              <w:t>个人风格服务</w:t>
-            </w:r>
-          </w:p>
-        </w:tc>
-        <w:tc>
-          <w:tcPr>
-            <w:tcW w:type="dxa" w:w="1928"/>
-            <w:vAlign w:val="center"/>
-            <w:shd w:fill="FFFFFF"/>
-            <w:tcBorders>
-              <w:top w:val="single" w:sz="4" w:color="A6A6A6"/>
-              <w:left w:val="single" w:sz="4" w:color="A6A6A6"/>
-              <w:bottom w:val="single" w:sz="4" w:color="A6A6A6"/>
-              <w:right w:val="single" w:sz="4" w:color="A6A6A6"/>
-            </w:tcBorders>
-          </w:tcPr>
-          <w:p>
-            <w:pPr>
-              <w:spacing w:after="0"/>
-              <w:jc w:val="left"/>
-            </w:pPr>
-            <w:r/>
-            <w:r>
-              <w:rPr>
-                <w:rFonts w:ascii="Times New Roman" w:hAnsi="宋体" w:eastAsia="宋体"/>
-                <w:b w:val="0"/>
-                <w:sz w:val="17"/>
-              </w:rPr>
-              <w:t>资料变更失效</w:t>
-            </w:r>
-          </w:p>
-        </w:tc>
-        <w:tc>
-          <w:tcPr>
-            <w:tcW w:type="dxa" w:w="2381"/>
-            <w:vAlign w:val="center"/>
-            <w:shd w:fill="FFFFFF"/>
-            <w:tcBorders>
-              <w:top w:val="single" w:sz="4" w:color="A6A6A6"/>
-              <w:left w:val="single" w:sz="4" w:color="A6A6A6"/>
-              <w:bottom w:val="single" w:sz="4" w:color="A6A6A6"/>
-              <w:right w:val="single" w:sz="4" w:color="A6A6A6"/>
-            </w:tcBorders>
-          </w:tcPr>
-          <w:p>
-            <w:pPr>
-              <w:spacing w:after="0"/>
-              <w:jc w:val="left"/>
-            </w:pPr>
-            <w:r/>
-            <w:r>
-              <w:rPr>
-                <w:rFonts w:ascii="Times New Roman" w:hAnsi="宋体" w:eastAsia="宋体"/>
-                <w:b w:val="0"/>
-                <w:sz w:val="17"/>
-              </w:rPr>
-              <w:t>修改色彩倾向或衣橱标签</w:t>
-            </w:r>
-          </w:p>
-        </w:tc>
-        <w:tc>
-          <w:tcPr>
-            <w:tcW w:type="dxa" w:w="2778"/>
-            <w:vAlign w:val="center"/>
-            <w:shd w:fill="FFFFFF"/>
-            <w:tcBorders>
-              <w:top w:val="single" w:sz="4" w:color="A6A6A6"/>
-              <w:left w:val="single" w:sz="4" w:color="A6A6A6"/>
-              <w:bottom w:val="single" w:sz="4" w:color="A6A6A6"/>
-              <w:right w:val="single" w:sz="4" w:color="A6A6A6"/>
-            </w:tcBorders>
-          </w:tcPr>
-          <w:p>
-            <w:pPr>
-              <w:spacing w:after="0"/>
-              <w:jc w:val="left"/>
-            </w:pPr>
-            <w:r/>
-            <w:r>
-              <w:rPr>
-                <w:rFonts w:ascii="Times New Roman" w:hAnsi="宋体" w:eastAsia="宋体"/>
-                <w:b w:val="0"/>
-                <w:sz w:val="17"/>
-              </w:rPr>
-              <w:t>旧档案标记过期，不直接复用。</w:t>
-            </w:r>
-          </w:p>
-        </w:tc>
-        <w:tc>
-          <w:tcPr>
-            <w:tcW w:type="dxa" w:w="1134"/>
-            <w:vAlign w:val="center"/>
-            <w:shd w:fill="FFFFFF"/>
-            <w:tcBorders>
-              <w:top w:val="single" w:sz="4" w:color="A6A6A6"/>
-              <w:left w:val="single" w:sz="4" w:color="A6A6A6"/>
-              <w:bottom w:val="single" w:sz="4" w:color="A6A6A6"/>
-              <w:right w:val="single" w:sz="4" w:color="A6A6A6"/>
-            </w:tcBorders>
-          </w:tcPr>
-          <w:p>
-            <w:pPr>
-              <w:spacing w:after="0"/>
-              <w:jc w:val="left"/>
-            </w:pPr>
-            <w:r/>
-            <w:r>
-              <w:rPr>
-                <w:rFonts w:ascii="Times New Roman" w:hAnsi="宋体" w:eastAsia="宋体"/>
-                <w:b w:val="0"/>
-                <w:sz w:val="17"/>
-              </w:rPr>
-              <w:t>待实测</w:t>
-            </w:r>
-          </w:p>
-        </w:tc>
-      </w:tr>
-      <w:tr>
-        <w:tc>
-          <w:tcPr>
-            <w:tcW w:type="dxa" w:w="1304"/>
-            <w:vAlign w:val="center"/>
-            <w:shd w:fill="FFFFFF"/>
-            <w:tcBorders>
-              <w:top w:val="single" w:sz="4" w:color="A6A6A6"/>
-              <w:left w:val="single" w:sz="4" w:color="A6A6A6"/>
-              <w:bottom w:val="single" w:sz="4" w:color="A6A6A6"/>
-              <w:right w:val="single" w:sz="4" w:color="A6A6A6"/>
-            </w:tcBorders>
-          </w:tcPr>
-          <w:p>
-            <w:pPr>
-              <w:spacing w:after="0"/>
-              <w:jc w:val="center"/>
-            </w:pPr>
-            <w:r/>
-            <w:r>
-              <w:rPr>
-                <w:rFonts w:ascii="Times New Roman" w:hAnsi="宋体" w:eastAsia="宋体"/>
-                <w:b w:val="0"/>
-                <w:sz w:val="17"/>
-              </w:rPr>
-              <w:t>模型解析</w:t>
-            </w:r>
-          </w:p>
-        </w:tc>
-        <w:tc>
-          <w:tcPr>
-            <w:tcW w:type="dxa" w:w="1928"/>
-            <w:vAlign w:val="center"/>
-            <w:shd w:fill="FFFFFF"/>
-            <w:tcBorders>
-              <w:top w:val="single" w:sz="4" w:color="A6A6A6"/>
-              <w:left w:val="single" w:sz="4" w:color="A6A6A6"/>
-              <w:bottom w:val="single" w:sz="4" w:color="A6A6A6"/>
-              <w:right w:val="single" w:sz="4" w:color="A6A6A6"/>
-            </w:tcBorders>
-          </w:tcPr>
-          <w:p>
-            <w:pPr>
-              <w:spacing w:after="0"/>
-              <w:jc w:val="left"/>
-            </w:pPr>
-            <w:r/>
-            <w:r>
-              <w:rPr>
-                <w:rFonts w:ascii="Times New Roman" w:hAnsi="宋体" w:eastAsia="宋体"/>
-                <w:b w:val="0"/>
-                <w:sz w:val="17"/>
-              </w:rPr>
-              <w:t>非法 JSON</w:t>
-            </w:r>
-          </w:p>
-        </w:tc>
-        <w:tc>
-          <w:tcPr>
-            <w:tcW w:type="dxa" w:w="2381"/>
-            <w:vAlign w:val="center"/>
-            <w:shd w:fill="FFFFFF"/>
-            <w:tcBorders>
-              <w:top w:val="single" w:sz="4" w:color="A6A6A6"/>
-              <w:left w:val="single" w:sz="4" w:color="A6A6A6"/>
-              <w:bottom w:val="single" w:sz="4" w:color="A6A6A6"/>
-              <w:right w:val="single" w:sz="4" w:color="A6A6A6"/>
-            </w:tcBorders>
-          </w:tcPr>
-          <w:p>
-            <w:pPr>
-              <w:spacing w:after="0"/>
-              <w:jc w:val="left"/>
-            </w:pPr>
-            <w:r/>
-            <w:r>
-              <w:rPr>
-                <w:rFonts w:ascii="Times New Roman" w:hAnsi="宋体" w:eastAsia="宋体"/>
-                <w:b w:val="0"/>
-                <w:sz w:val="17"/>
-              </w:rPr>
-              <w:t>百炼返回缺字段文本</w:t>
-            </w:r>
-          </w:p>
-        </w:tc>
-        <w:tc>
-          <w:tcPr>
-            <w:tcW w:type="dxa" w:w="2778"/>
-            <w:vAlign w:val="center"/>
-            <w:shd w:fill="FFFFFF"/>
-            <w:tcBorders>
-              <w:top w:val="single" w:sz="4" w:color="A6A6A6"/>
-              <w:left w:val="single" w:sz="4" w:color="A6A6A6"/>
-              <w:bottom w:val="single" w:sz="4" w:color="A6A6A6"/>
-              <w:right w:val="single" w:sz="4" w:color="A6A6A6"/>
-            </w:tcBorders>
-          </w:tcPr>
-          <w:p>
-            <w:pPr>
-              <w:spacing w:after="0"/>
-              <w:jc w:val="left"/>
-            </w:pPr>
-            <w:r/>
-            <w:r>
-              <w:rPr>
-                <w:rFonts w:ascii="Times New Roman" w:hAnsi="宋体" w:eastAsia="宋体"/>
-                <w:b w:val="0"/>
-                <w:sz w:val="17"/>
-              </w:rPr>
-              <w:t>解析失败后降级，不保存成功档案。</w:t>
-            </w:r>
-          </w:p>
-        </w:tc>
-        <w:tc>
-          <w:tcPr>
-            <w:tcW w:type="dxa" w:w="1134"/>
-            <w:vAlign w:val="center"/>
-            <w:shd w:fill="FFFFFF"/>
-            <w:tcBorders>
-              <w:top w:val="single" w:sz="4" w:color="A6A6A6"/>
-              <w:left w:val="single" w:sz="4" w:color="A6A6A6"/>
-              <w:bottom w:val="single" w:sz="4" w:color="A6A6A6"/>
-              <w:right w:val="single" w:sz="4" w:color="A6A6A6"/>
-            </w:tcBorders>
-          </w:tcPr>
-          <w:p>
-            <w:pPr>
-              <w:spacing w:after="0"/>
-              <w:jc w:val="left"/>
-            </w:pPr>
-            <w:r/>
-            <w:r>
-              <w:rPr>
-                <w:rFonts w:ascii="Times New Roman" w:hAnsi="宋体" w:eastAsia="宋体"/>
-                <w:b w:val="0"/>
-                <w:sz w:val="17"/>
-              </w:rPr>
-              <w:t>待实测</w:t>
-            </w:r>
-          </w:p>
-        </w:tc>
-      </w:tr>
-    </w:tbl>
-    <w:p/>
-    <w:p>
-      <w:pPr>
-        <w:pStyle w:val="Heading3"/>
-        <w:keepNext/>
-        <w:spacing w:before="180" w:after="140"/>
-      </w:pPr>
-      <w:r>
-        <w:rPr>
-          <w:rFonts w:ascii="Times New Roman" w:hAnsi="黑体" w:eastAsia="黑体"/>
-          <w:b/>
-          <w:sz w:val="24"/>
-        </w:rPr>
-        <w:t>3.6.2 接口测试计划</w:t>
-      </w:r>
-    </w:p>
-    <w:p>
-      <w:pPr>
-        <w:spacing w:before="40" w:after="160"/>
-        <w:jc w:val="center"/>
-      </w:pPr>
-      <w:r>
-        <w:rPr>
-          <w:rFonts w:ascii="Times New Roman" w:hAnsi="宋体" w:eastAsia="宋体"/>
-          <w:b w:val="0"/>
-          <w:sz w:val="18"/>
-        </w:rPr>
-        <w:t>表3.9 接口测试计划表</w:t>
+        <w:t>表3.8 后端测试结果（mvn test）</w:t>
       </w:r>
     </w:p>
     <w:tbl>
@@ -13423,7 +13316,7 @@
         </w:trPr>
         <w:tc>
           <w:tcPr>
-            <w:tcW w:type="dxa" w:w="2041"/>
+            <w:tcW w:type="dxa" w:w="1474"/>
             <w:vAlign w:val="center"/>
             <w:shd w:fill="F2F4F7"/>
             <w:tcBorders>
@@ -13445,7 +13338,7 @@
                 <w:b/>
                 <w:sz w:val="17"/>
               </w:rPr>
-              <w:t>接口</w:t>
+              <w:t>测试类</w:t>
             </w:r>
           </w:p>
         </w:tc>
@@ -13473,13 +13366,13 @@
                 <w:b/>
                 <w:sz w:val="17"/>
               </w:rPr>
-              <w:t>测试场景</w:t>
-            </w:r>
-          </w:p>
-        </w:tc>
-        <w:tc>
-          <w:tcPr>
-            <w:tcW w:type="dxa" w:w="2948"/>
+              <w:t>覆盖要点</w:t>
+            </w:r>
+          </w:p>
+        </w:tc>
+        <w:tc>
+          <w:tcPr>
+            <w:tcW w:type="dxa" w:w="907"/>
             <w:vAlign w:val="center"/>
             <w:shd w:fill="F2F4F7"/>
             <w:tcBorders>
@@ -13501,13 +13394,13 @@
                 <w:b/>
                 <w:sz w:val="17"/>
               </w:rPr>
-              <w:t>预期 HTTP 结果</w:t>
-            </w:r>
-          </w:p>
-        </w:tc>
-        <w:tc>
-          <w:tcPr>
-            <w:tcW w:type="dxa" w:w="1134"/>
+              <w:t>测试数</w:t>
+            </w:r>
+          </w:p>
+        </w:tc>
+        <w:tc>
+          <w:tcPr>
+            <w:tcW w:type="dxa" w:w="907"/>
             <w:vAlign w:val="center"/>
             <w:shd w:fill="F2F4F7"/>
             <w:tcBorders>
@@ -13529,7 +13422,7 @@
                 <w:b/>
                 <w:sz w:val="17"/>
               </w:rPr>
-              <w:t>实测状态</w:t>
+              <w:t>结果</w:t>
             </w:r>
           </w:p>
         </w:tc>
@@ -13537,7 +13430,7 @@
       <w:tr>
         <w:tc>
           <w:tcPr>
-            <w:tcW w:type="dxa" w:w="2041"/>
+            <w:tcW w:type="dxa" w:w="1474"/>
             <w:vAlign w:val="center"/>
             <w:shd w:fill="FFFFFF"/>
             <w:tcBorders>
@@ -13559,7 +13452,7 @@
                 <w:b w:val="0"/>
                 <w:sz w:val="17"/>
               </w:rPr>
-              <w:t>POST /auth/login</w:t>
+              <w:t>AuthenticationIntegrationTest</w:t>
             </w:r>
           </w:p>
         </w:tc>
@@ -13587,13 +13480,13 @@
                 <w:b w:val="0"/>
                 <w:sz w:val="17"/>
               </w:rPr>
-              <w:t>密码错误</w:t>
-            </w:r>
-          </w:p>
-        </w:tc>
-        <w:tc>
-          <w:tcPr>
-            <w:tcW w:type="dxa" w:w="2948"/>
+              <w:t>未认证 401、登录/退出会话、CSRF</w:t>
+            </w:r>
+          </w:p>
+        </w:tc>
+        <w:tc>
+          <w:tcPr>
+            <w:tcW w:type="dxa" w:w="907"/>
             <w:vAlign w:val="center"/>
             <w:shd w:fill="FFFFFF"/>
             <w:tcBorders>
@@ -13615,13 +13508,13 @@
                 <w:b w:val="0"/>
                 <w:sz w:val="17"/>
               </w:rPr>
-              <w:t>401，返回统一错误码</w:t>
-            </w:r>
-          </w:p>
-        </w:tc>
-        <w:tc>
-          <w:tcPr>
-            <w:tcW w:type="dxa" w:w="1134"/>
+              <w:t>2</w:t>
+            </w:r>
+          </w:p>
+        </w:tc>
+        <w:tc>
+          <w:tcPr>
+            <w:tcW w:type="dxa" w:w="907"/>
             <w:vAlign w:val="center"/>
             <w:shd w:fill="FFFFFF"/>
             <w:tcBorders>
@@ -13643,7 +13536,7 @@
                 <w:b w:val="0"/>
                 <w:sz w:val="17"/>
               </w:rPr>
-              <w:t>待实测</w:t>
+              <w:t>通过</w:t>
             </w:r>
           </w:p>
         </w:tc>
@@ -13651,7 +13544,7 @@
       <w:tr>
         <w:tc>
           <w:tcPr>
-            <w:tcW w:type="dxa" w:w="2041"/>
+            <w:tcW w:type="dxa" w:w="1474"/>
             <w:vAlign w:val="center"/>
             <w:shd w:fill="FFFFFF"/>
             <w:tcBorders>
@@ -13673,7 +13566,7 @@
                 <w:b w:val="0"/>
                 <w:sz w:val="17"/>
               </w:rPr>
-              <w:t>POST /garments</w:t>
+              <w:t>FlywayMigrationTest</w:t>
             </w:r>
           </w:p>
         </w:tc>
@@ -13701,13 +13594,13 @@
                 <w:b w:val="0"/>
                 <w:sz w:val="17"/>
               </w:rPr>
-              <w:t>上传非图片或超尺寸文件</w:t>
-            </w:r>
-          </w:p>
-        </w:tc>
-        <w:tc>
-          <w:tcPr>
-            <w:tcW w:type="dxa" w:w="2948"/>
+              <w:t>旧库 baseline 升级、V2/V3 迁移、重复执行幂等</w:t>
+            </w:r>
+          </w:p>
+        </w:tc>
+        <w:tc>
+          <w:tcPr>
+            <w:tcW w:type="dxa" w:w="907"/>
             <w:vAlign w:val="center"/>
             <w:shd w:fill="FFFFFF"/>
             <w:tcBorders>
@@ -13729,13 +13622,13 @@
                 <w:b w:val="0"/>
                 <w:sz w:val="17"/>
               </w:rPr>
-              <w:t>400，拒绝保存文件</w:t>
-            </w:r>
-          </w:p>
-        </w:tc>
-        <w:tc>
-          <w:tcPr>
-            <w:tcW w:type="dxa" w:w="1134"/>
+              <w:t>2</w:t>
+            </w:r>
+          </w:p>
+        </w:tc>
+        <w:tc>
+          <w:tcPr>
+            <w:tcW w:type="dxa" w:w="907"/>
             <w:vAlign w:val="center"/>
             <w:shd w:fill="FFFFFF"/>
             <w:tcBorders>
@@ -13757,7 +13650,7 @@
                 <w:b w:val="0"/>
                 <w:sz w:val="17"/>
               </w:rPr>
-              <w:t>待实测</w:t>
+              <w:t>通过</w:t>
             </w:r>
           </w:p>
         </w:tc>
@@ -13765,7 +13658,7 @@
       <w:tr>
         <w:tc>
           <w:tcPr>
-            <w:tcW w:type="dxa" w:w="2041"/>
+            <w:tcW w:type="dxa" w:w="1474"/>
             <w:vAlign w:val="center"/>
             <w:shd w:fill="FFFFFF"/>
             <w:tcBorders>
@@ -13787,7 +13680,7 @@
                 <w:b w:val="0"/>
                 <w:sz w:val="17"/>
               </w:rPr>
-              <w:t>GET /weather/current</w:t>
+              <w:t>BailianGarmentRecognitionServiceTest</w:t>
             </w:r>
           </w:p>
         </w:tc>
@@ -13815,13 +13708,13 @@
                 <w:b w:val="0"/>
                 <w:sz w:val="17"/>
               </w:rPr>
-              <w:t>不存在的城市</w:t>
-            </w:r>
-          </w:p>
-        </w:tc>
-        <w:tc>
-          <w:tcPr>
-            <w:tcW w:type="dxa" w:w="2948"/>
+              <w:t>识别结果解析与授权</w:t>
+            </w:r>
+          </w:p>
+        </w:tc>
+        <w:tc>
+          <w:tcPr>
+            <w:tcW w:type="dxa" w:w="907"/>
             <w:vAlign w:val="center"/>
             <w:shd w:fill="FFFFFF"/>
             <w:tcBorders>
@@ -13843,13 +13736,13 @@
                 <w:b w:val="0"/>
                 <w:sz w:val="17"/>
               </w:rPr>
-              <w:t>404，返回 WEATHER_LOCATION_NOT_FOUND</w:t>
-            </w:r>
-          </w:p>
-        </w:tc>
-        <w:tc>
-          <w:tcPr>
-            <w:tcW w:type="dxa" w:w="1134"/>
+              <w:t>1</w:t>
+            </w:r>
+          </w:p>
+        </w:tc>
+        <w:tc>
+          <w:tcPr>
+            <w:tcW w:type="dxa" w:w="907"/>
             <w:vAlign w:val="center"/>
             <w:shd w:fill="FFFFFF"/>
             <w:tcBorders>
@@ -13871,7 +13764,7 @@
                 <w:b w:val="0"/>
                 <w:sz w:val="17"/>
               </w:rPr>
-              <w:t>待实测</w:t>
+              <w:t>通过</w:t>
             </w:r>
           </w:p>
         </w:tc>
@@ -13879,7 +13772,7 @@
       <w:tr>
         <w:tc>
           <w:tcPr>
-            <w:tcW w:type="dxa" w:w="2041"/>
+            <w:tcW w:type="dxa" w:w="1474"/>
             <w:vAlign w:val="center"/>
             <w:shd w:fill="FFFFFF"/>
             <w:tcBorders>
@@ -13901,7 +13794,7 @@
                 <w:b w:val="0"/>
                 <w:sz w:val="17"/>
               </w:rPr>
-              <w:t>GET /weather/current</w:t>
+              <w:t>BailianRecommendationClientTest</w:t>
             </w:r>
           </w:p>
         </w:tc>
@@ -13929,13 +13822,13 @@
                 <w:b w:val="0"/>
                 <w:sz w:val="17"/>
               </w:rPr>
-              <w:t>Open-Meteo 超时或 5xx</w:t>
-            </w:r>
-          </w:p>
-        </w:tc>
-        <w:tc>
-          <w:tcPr>
-            <w:tcW w:type="dxa" w:w="2948"/>
+              <w:t>JSON 解析、usage 解析、负 token 反例</w:t>
+            </w:r>
+          </w:p>
+        </w:tc>
+        <w:tc>
+          <w:tcPr>
+            <w:tcW w:type="dxa" w:w="907"/>
             <w:vAlign w:val="center"/>
             <w:shd w:fill="FFFFFF"/>
             <w:tcBorders>
@@ -13957,13 +13850,13 @@
                 <w:b w:val="0"/>
                 <w:sz w:val="17"/>
               </w:rPr>
-              <w:t>503，不返回伪造实时天气</w:t>
-            </w:r>
-          </w:p>
-        </w:tc>
-        <w:tc>
-          <w:tcPr>
-            <w:tcW w:type="dxa" w:w="1134"/>
+              <w:t>12</w:t>
+            </w:r>
+          </w:p>
+        </w:tc>
+        <w:tc>
+          <w:tcPr>
+            <w:tcW w:type="dxa" w:w="907"/>
             <w:vAlign w:val="center"/>
             <w:shd w:fill="FFFFFF"/>
             <w:tcBorders>
@@ -13985,7 +13878,7 @@
                 <w:b w:val="0"/>
                 <w:sz w:val="17"/>
               </w:rPr>
-              <w:t>待实测</w:t>
+              <w:t>通过</w:t>
             </w:r>
           </w:p>
         </w:tc>
@@ -13993,7 +13886,7 @@
       <w:tr>
         <w:tc>
           <w:tcPr>
-            <w:tcW w:type="dxa" w:w="2041"/>
+            <w:tcW w:type="dxa" w:w="1474"/>
             <w:vAlign w:val="center"/>
             <w:shd w:fill="FFFFFF"/>
             <w:tcBorders>
@@ -14015,7 +13908,7 @@
                 <w:b w:val="0"/>
                 <w:sz w:val="17"/>
               </w:rPr>
-              <w:t>GET /trends</w:t>
+              <w:t>RecommendationControllerTest</w:t>
             </w:r>
           </w:p>
         </w:tc>
@@ -14043,13 +13936,13 @@
                 <w:b w:val="0"/>
                 <w:sz w:val="17"/>
               </w:rPr>
-              <w:t>单一来源刷新失败但存在快照</w:t>
-            </w:r>
-          </w:p>
-        </w:tc>
-        <w:tc>
-          <w:tcPr>
-            <w:tcW w:type="dxa" w:w="2948"/>
+              <w:t>推荐闭环、fallback、跨用户 404、分页、输入长度</w:t>
+            </w:r>
+          </w:p>
+        </w:tc>
+        <w:tc>
+          <w:tcPr>
+            <w:tcW w:type="dxa" w:w="907"/>
             <w:vAlign w:val="center"/>
             <w:shd w:fill="FFFFFF"/>
             <w:tcBorders>
@@ -14071,13 +13964,13 @@
                 <w:b w:val="0"/>
                 <w:sz w:val="17"/>
               </w:rPr>
-              <w:t>200，返回快照且 stale=true</w:t>
-            </w:r>
-          </w:p>
-        </w:tc>
-        <w:tc>
-          <w:tcPr>
-            <w:tcW w:type="dxa" w:w="1134"/>
+              <w:t>19</w:t>
+            </w:r>
+          </w:p>
+        </w:tc>
+        <w:tc>
+          <w:tcPr>
+            <w:tcW w:type="dxa" w:w="907"/>
             <w:vAlign w:val="center"/>
             <w:shd w:fill="FFFFFF"/>
             <w:tcBorders>
@@ -14099,7 +13992,7 @@
                 <w:b w:val="0"/>
                 <w:sz w:val="17"/>
               </w:rPr>
-              <w:t>待实测</w:t>
+              <w:t>通过</w:t>
             </w:r>
           </w:p>
         </w:tc>
@@ -14107,7 +14000,7 @@
       <w:tr>
         <w:tc>
           <w:tcPr>
-            <w:tcW w:type="dxa" w:w="2041"/>
+            <w:tcW w:type="dxa" w:w="1474"/>
             <w:vAlign w:val="center"/>
             <w:shd w:fill="FFFFFF"/>
             <w:tcBorders>
@@ -14129,7 +14022,7 @@
                 <w:b w:val="0"/>
                 <w:sz w:val="17"/>
               </w:rPr>
-              <w:t>POST /me/style-profile/refresh</w:t>
+              <w:t>ConfiguredJsonTrendSourceAdapterTest</w:t>
             </w:r>
           </w:p>
         </w:tc>
@@ -14157,13 +14050,13 @@
                 <w:b w:val="0"/>
                 <w:sz w:val="17"/>
               </w:rPr>
-              <w:t>基础资料不完整</w:t>
-            </w:r>
-          </w:p>
-        </w:tc>
-        <w:tc>
-          <w:tcPr>
-            <w:tcW w:type="dxa" w:w="2948"/>
+              <w:t>授权源整批校验、缓存</w:t>
+            </w:r>
+          </w:p>
+        </w:tc>
+        <w:tc>
+          <w:tcPr>
+            <w:tcW w:type="dxa" w:w="907"/>
             <w:vAlign w:val="center"/>
             <w:shd w:fill="FFFFFF"/>
             <w:tcBorders>
@@ -14185,13 +14078,13 @@
                 <w:b w:val="0"/>
                 <w:sz w:val="17"/>
               </w:rPr>
-              <w:t>422，返回 STYLE_PROFILE_INCOMPLETE</w:t>
-            </w:r>
-          </w:p>
-        </w:tc>
-        <w:tc>
-          <w:tcPr>
-            <w:tcW w:type="dxa" w:w="1134"/>
+              <w:t>5</w:t>
+            </w:r>
+          </w:p>
+        </w:tc>
+        <w:tc>
+          <w:tcPr>
+            <w:tcW w:type="dxa" w:w="907"/>
             <w:vAlign w:val="center"/>
             <w:shd w:fill="FFFFFF"/>
             <w:tcBorders>
@@ -14213,7 +14106,7 @@
                 <w:b w:val="0"/>
                 <w:sz w:val="17"/>
               </w:rPr>
-              <w:t>待实测</w:t>
+              <w:t>通过</w:t>
             </w:r>
           </w:p>
         </w:tc>
@@ -14221,7 +14114,7 @@
       <w:tr>
         <w:tc>
           <w:tcPr>
-            <w:tcW w:type="dxa" w:w="2041"/>
+            <w:tcW w:type="dxa" w:w="1474"/>
             <w:vAlign w:val="center"/>
             <w:shd w:fill="FFFFFF"/>
             <w:tcBorders>
@@ -14243,7 +14136,7 @@
                 <w:b w:val="0"/>
                 <w:sz w:val="17"/>
               </w:rPr>
-              <w:t>POST /recommendations</w:t>
+              <w:t>TrendServiceTest</w:t>
             </w:r>
           </w:p>
         </w:tc>
@@ -14271,13 +14164,13 @@
                 <w:b w:val="0"/>
                 <w:sz w:val="17"/>
               </w:rPr>
-              <w:t>衣橱为空</w:t>
-            </w:r>
-          </w:p>
-        </w:tc>
-        <w:tc>
-          <w:tcPr>
-            <w:tcW w:type="dxa" w:w="2948"/>
+              <w:t>实时源优先、开发样本降级</w:t>
+            </w:r>
+          </w:p>
+        </w:tc>
+        <w:tc>
+          <w:tcPr>
+            <w:tcW w:type="dxa" w:w="907"/>
             <w:vAlign w:val="center"/>
             <w:shd w:fill="FFFFFF"/>
             <w:tcBorders>
@@ -14299,13 +14192,13 @@
                 <w:b w:val="0"/>
                 <w:sz w:val="17"/>
               </w:rPr>
-              <w:t>200 或 422，返回补充衣物引导</w:t>
-            </w:r>
-          </w:p>
-        </w:tc>
-        <w:tc>
-          <w:tcPr>
-            <w:tcW w:type="dxa" w:w="1134"/>
+              <w:t>2</w:t>
+            </w:r>
+          </w:p>
+        </w:tc>
+        <w:tc>
+          <w:tcPr>
+            <w:tcW w:type="dxa" w:w="907"/>
             <w:vAlign w:val="center"/>
             <w:shd w:fill="FFFFFF"/>
             <w:tcBorders>
@@ -14327,7 +14220,7 @@
                 <w:b w:val="0"/>
                 <w:sz w:val="17"/>
               </w:rPr>
-              <w:t>待实测</w:t>
+              <w:t>通过</w:t>
             </w:r>
           </w:p>
         </w:tc>
@@ -14335,7 +14228,7 @@
       <w:tr>
         <w:tc>
           <w:tcPr>
-            <w:tcW w:type="dxa" w:w="2041"/>
+            <w:tcW w:type="dxa" w:w="1474"/>
             <w:vAlign w:val="center"/>
             <w:shd w:fill="FFFFFF"/>
             <w:tcBorders>
@@ -14357,7 +14250,7 @@
                 <w:b w:val="0"/>
                 <w:sz w:val="17"/>
               </w:rPr>
-              <w:t>POST /recommendations</w:t>
+              <w:t>TrendControllerTest</w:t>
             </w:r>
           </w:p>
         </w:tc>
@@ -14385,13 +14278,13 @@
                 <w:b w:val="0"/>
                 <w:sz w:val="17"/>
               </w:rPr>
-              <w:t>模型接口超时</w:t>
-            </w:r>
-          </w:p>
-        </w:tc>
-        <w:tc>
-          <w:tcPr>
-            <w:tcW w:type="dxa" w:w="2948"/>
+              <w:t>趋势接口契约</w:t>
+            </w:r>
+          </w:p>
+        </w:tc>
+        <w:tc>
+          <w:tcPr>
+            <w:tcW w:type="dxa" w:w="907"/>
             <w:vAlign w:val="center"/>
             <w:shd w:fill="FFFFFF"/>
             <w:tcBorders>
@@ -14413,13 +14306,13 @@
                 <w:b w:val="0"/>
                 <w:sz w:val="17"/>
               </w:rPr>
-              <w:t>503 或可重试提示，不产生成功方案</w:t>
-            </w:r>
-          </w:p>
-        </w:tc>
-        <w:tc>
-          <w:tcPr>
-            <w:tcW w:type="dxa" w:w="1134"/>
+              <w:t>1</w:t>
+            </w:r>
+          </w:p>
+        </w:tc>
+        <w:tc>
+          <w:tcPr>
+            <w:tcW w:type="dxa" w:w="907"/>
             <w:vAlign w:val="center"/>
             <w:shd w:fill="FFFFFF"/>
             <w:tcBorders>
@@ -14441,13 +14334,256 @@
                 <w:b w:val="0"/>
                 <w:sz w:val="17"/>
               </w:rPr>
-              <w:t>待实测</w:t>
+              <w:t>通过</w:t>
+            </w:r>
+          </w:p>
+        </w:tc>
+      </w:tr>
+      <w:tr>
+        <w:tc>
+          <w:tcPr>
+            <w:tcW w:type="dxa" w:w="1474"/>
+            <w:vAlign w:val="center"/>
+            <w:shd w:fill="FFFFFF"/>
+            <w:tcBorders>
+              <w:top w:val="single" w:sz="4" w:color="A6A6A6"/>
+              <w:left w:val="single" w:sz="4" w:color="A6A6A6"/>
+              <w:bottom w:val="single" w:sz="4" w:color="A6A6A6"/>
+              <w:right w:val="single" w:sz="4" w:color="A6A6A6"/>
+            </w:tcBorders>
+          </w:tcPr>
+          <w:p>
+            <w:pPr>
+              <w:spacing w:after="0"/>
+              <w:jc w:val="center"/>
+            </w:pPr>
+            <w:r/>
+            <w:r>
+              <w:rPr>
+                <w:rFonts w:ascii="Times New Roman" w:hAnsi="宋体" w:eastAsia="宋体"/>
+                <w:b w:val="0"/>
+                <w:sz w:val="17"/>
+              </w:rPr>
+              <w:t>ImageCleanupSchedulerTest</w:t>
+            </w:r>
+          </w:p>
+        </w:tc>
+        <w:tc>
+          <w:tcPr>
+            <w:tcW w:type="dxa" w:w="2608"/>
+            <w:vAlign w:val="center"/>
+            <w:shd w:fill="FFFFFF"/>
+            <w:tcBorders>
+              <w:top w:val="single" w:sz="4" w:color="A6A6A6"/>
+              <w:left w:val="single" w:sz="4" w:color="A6A6A6"/>
+              <w:bottom w:val="single" w:sz="4" w:color="A6A6A6"/>
+              <w:right w:val="single" w:sz="4" w:color="A6A6A6"/>
+            </w:tcBorders>
+          </w:tcPr>
+          <w:p>
+            <w:pPr>
+              <w:spacing w:after="0"/>
+              <w:jc w:val="left"/>
+            </w:pPr>
+            <w:r/>
+            <w:r>
+              <w:rPr>
+                <w:rFonts w:ascii="Times New Roman" w:hAnsi="宋体" w:eastAsia="宋体"/>
+                <w:b w:val="0"/>
+                <w:sz w:val="17"/>
+              </w:rPr>
+              <w:t>删除任务调度与重试</w:t>
+            </w:r>
+          </w:p>
+        </w:tc>
+        <w:tc>
+          <w:tcPr>
+            <w:tcW w:type="dxa" w:w="907"/>
+            <w:vAlign w:val="center"/>
+            <w:shd w:fill="FFFFFF"/>
+            <w:tcBorders>
+              <w:top w:val="single" w:sz="4" w:color="A6A6A6"/>
+              <w:left w:val="single" w:sz="4" w:color="A6A6A6"/>
+              <w:bottom w:val="single" w:sz="4" w:color="A6A6A6"/>
+              <w:right w:val="single" w:sz="4" w:color="A6A6A6"/>
+            </w:tcBorders>
+          </w:tcPr>
+          <w:p>
+            <w:pPr>
+              <w:spacing w:after="0"/>
+              <w:jc w:val="left"/>
+            </w:pPr>
+            <w:r/>
+            <w:r>
+              <w:rPr>
+                <w:rFonts w:ascii="Times New Roman" w:hAnsi="宋体" w:eastAsia="宋体"/>
+                <w:b w:val="0"/>
+                <w:sz w:val="17"/>
+              </w:rPr>
+              <w:t>2</w:t>
+            </w:r>
+          </w:p>
+        </w:tc>
+        <w:tc>
+          <w:tcPr>
+            <w:tcW w:type="dxa" w:w="907"/>
+            <w:vAlign w:val="center"/>
+            <w:shd w:fill="FFFFFF"/>
+            <w:tcBorders>
+              <w:top w:val="single" w:sz="4" w:color="A6A6A6"/>
+              <w:left w:val="single" w:sz="4" w:color="A6A6A6"/>
+              <w:bottom w:val="single" w:sz="4" w:color="A6A6A6"/>
+              <w:right w:val="single" w:sz="4" w:color="A6A6A6"/>
+            </w:tcBorders>
+          </w:tcPr>
+          <w:p>
+            <w:pPr>
+              <w:spacing w:after="0"/>
+              <w:jc w:val="left"/>
+            </w:pPr>
+            <w:r/>
+            <w:r>
+              <w:rPr>
+                <w:rFonts w:ascii="Times New Roman" w:hAnsi="宋体" w:eastAsia="宋体"/>
+                <w:b w:val="0"/>
+                <w:sz w:val="17"/>
+              </w:rPr>
+              <w:t>通过</w:t>
+            </w:r>
+          </w:p>
+        </w:tc>
+      </w:tr>
+      <w:tr>
+        <w:tc>
+          <w:tcPr>
+            <w:tcW w:type="dxa" w:w="1474"/>
+            <w:vAlign w:val="center"/>
+            <w:shd w:fill="FFFFFF"/>
+            <w:tcBorders>
+              <w:top w:val="single" w:sz="4" w:color="A6A6A6"/>
+              <w:left w:val="single" w:sz="4" w:color="A6A6A6"/>
+              <w:bottom w:val="single" w:sz="4" w:color="A6A6A6"/>
+              <w:right w:val="single" w:sz="4" w:color="A6A6A6"/>
+            </w:tcBorders>
+          </w:tcPr>
+          <w:p>
+            <w:pPr>
+              <w:spacing w:after="0"/>
+              <w:jc w:val="center"/>
+            </w:pPr>
+            <w:r/>
+            <w:r>
+              <w:rPr>
+                <w:rFonts w:ascii="Times New Roman" w:hAnsi="宋体" w:eastAsia="宋体"/>
+                <w:b w:val="0"/>
+                <w:sz w:val="17"/>
+              </w:rPr>
+              <w:t>WeatherServiceTest</w:t>
+            </w:r>
+          </w:p>
+        </w:tc>
+        <w:tc>
+          <w:tcPr>
+            <w:tcW w:type="dxa" w:w="2608"/>
+            <w:vAlign w:val="center"/>
+            <w:shd w:fill="FFFFFF"/>
+            <w:tcBorders>
+              <w:top w:val="single" w:sz="4" w:color="A6A6A6"/>
+              <w:left w:val="single" w:sz="4" w:color="A6A6A6"/>
+              <w:bottom w:val="single" w:sz="4" w:color="A6A6A6"/>
+              <w:right w:val="single" w:sz="4" w:color="A6A6A6"/>
+            </w:tcBorders>
+          </w:tcPr>
+          <w:p>
+            <w:pPr>
+              <w:spacing w:after="0"/>
+              <w:jc w:val="left"/>
+            </w:pPr>
+            <w:r/>
+            <w:r>
+              <w:rPr>
+                <w:rFonts w:ascii="Times New Roman" w:hAnsi="宋体" w:eastAsia="宋体"/>
+                <w:b w:val="0"/>
+                <w:sz w:val="17"/>
+              </w:rPr>
+              <w:t>provider 降级、离线天气、配置校验</w:t>
+            </w:r>
+          </w:p>
+        </w:tc>
+        <w:tc>
+          <w:tcPr>
+            <w:tcW w:type="dxa" w:w="907"/>
+            <w:vAlign w:val="center"/>
+            <w:shd w:fill="FFFFFF"/>
+            <w:tcBorders>
+              <w:top w:val="single" w:sz="4" w:color="A6A6A6"/>
+              <w:left w:val="single" w:sz="4" w:color="A6A6A6"/>
+              <w:bottom w:val="single" w:sz="4" w:color="A6A6A6"/>
+              <w:right w:val="single" w:sz="4" w:color="A6A6A6"/>
+            </w:tcBorders>
+          </w:tcPr>
+          <w:p>
+            <w:pPr>
+              <w:spacing w:after="0"/>
+              <w:jc w:val="left"/>
+            </w:pPr>
+            <w:r/>
+            <w:r>
+              <w:rPr>
+                <w:rFonts w:ascii="Times New Roman" w:hAnsi="宋体" w:eastAsia="宋体"/>
+                <w:b w:val="0"/>
+                <w:sz w:val="17"/>
+              </w:rPr>
+              <w:t>15</w:t>
+            </w:r>
+          </w:p>
+        </w:tc>
+        <w:tc>
+          <w:tcPr>
+            <w:tcW w:type="dxa" w:w="907"/>
+            <w:vAlign w:val="center"/>
+            <w:shd w:fill="FFFFFF"/>
+            <w:tcBorders>
+              <w:top w:val="single" w:sz="4" w:color="A6A6A6"/>
+              <w:left w:val="single" w:sz="4" w:color="A6A6A6"/>
+              <w:bottom w:val="single" w:sz="4" w:color="A6A6A6"/>
+              <w:right w:val="single" w:sz="4" w:color="A6A6A6"/>
+            </w:tcBorders>
+          </w:tcPr>
+          <w:p>
+            <w:pPr>
+              <w:spacing w:after="0"/>
+              <w:jc w:val="left"/>
+            </w:pPr>
+            <w:r/>
+            <w:r>
+              <w:rPr>
+                <w:rFonts w:ascii="Times New Roman" w:hAnsi="宋体" w:eastAsia="宋体"/>
+                <w:b w:val="0"/>
+                <w:sz w:val="17"/>
+              </w:rPr>
+              <w:t>通过</w:t>
             </w:r>
           </w:p>
         </w:tc>
       </w:tr>
     </w:tbl>
     <w:p/>
+    <w:p>
+      <w:pPr>
+        <w:pStyle w:val="BodyText"/>
+        <w:spacing w:line="360" w:lineRule="auto" w:after="100"/>
+        <w:ind w:firstLine="0"/>
+      </w:pPr>
+      <w:r>
+        <w:rPr>
+          <w:rFonts w:ascii="Times New Roman" w:hAnsi="宋体" w:eastAsia="宋体"/>
+          <w:b w:val="0"/>
+          <w:sz w:val="21"/>
+        </w:rPr>
+        <w:t>合计 61 项测试，0 失败、0 错误、0 跳过。</w:t>
+      </w:r>
+    </w:p>
     <w:p>
       <w:pPr>
         <w:pStyle w:val="Heading3"/>
@@ -14460,7 +14596,7 @@
           <w:b/>
           <w:sz w:val="24"/>
         </w:rPr>
-        <w:t>3.6.3 集成测试计划</w:t>
+        <w:t>3.6.2 前端 E2E 测试</w:t>
       </w:r>
     </w:p>
     <w:p>
@@ -14474,7 +14610,7 @@
           <w:b w:val="0"/>
           <w:sz w:val="18"/>
         </w:rPr>
-        <w:t>表3.10 核心业务链路测试计划表</w:t>
+        <w:t>表3.9 前端 E2E 测试结果（npm run test:e2e）</w:t>
       </w:r>
     </w:p>
     <w:tbl>
@@ -14486,10 +14622,9 @@
         <w:tblLook w:firstColumn="1" w:firstRow="1" w:lastColumn="0" w:lastRow="0" w:noHBand="0" w:noVBand="1" w:val="04A0"/>
       </w:tblPr>
       <w:tblGrid>
-        <w:gridCol w:w="2268"/>
-        <w:gridCol w:w="2268"/>
-        <w:gridCol w:w="2268"/>
-        <w:gridCol w:w="2268"/>
+        <w:gridCol w:w="3024"/>
+        <w:gridCol w:w="3024"/>
+        <w:gridCol w:w="3024"/>
       </w:tblGrid>
       <w:tr>
         <w:trPr>
@@ -14497,7 +14632,7 @@
         </w:trPr>
         <w:tc>
           <w:tcPr>
-            <w:tcW w:type="dxa" w:w="1701"/>
+            <w:tcW w:type="dxa" w:w="2381"/>
             <w:vAlign w:val="center"/>
             <w:shd w:fill="F2F4F7"/>
             <w:tcBorders>
@@ -14519,13 +14654,13 @@
                 <w:b/>
                 <w:sz w:val="17"/>
               </w:rPr>
-              <w:t>链路</w:t>
-            </w:r>
-          </w:p>
-        </w:tc>
-        <w:tc>
-          <w:tcPr>
-            <w:tcW w:type="dxa" w:w="2948"/>
+              <w:t>E2E 用例</w:t>
+            </w:r>
+          </w:p>
+        </w:tc>
+        <w:tc>
+          <w:tcPr>
+            <w:tcW w:type="dxa" w:w="4649"/>
             <w:vAlign w:val="center"/>
             <w:shd w:fill="F2F4F7"/>
             <w:tcBorders>
@@ -14547,13 +14682,13 @@
                 <w:b/>
                 <w:sz w:val="17"/>
               </w:rPr>
-              <w:t>步骤</w:t>
-            </w:r>
-          </w:p>
-        </w:tc>
-        <w:tc>
-          <w:tcPr>
-            <w:tcW w:type="dxa" w:w="2948"/>
+              <w:t>覆盖要点</w:t>
+            </w:r>
+          </w:p>
+        </w:tc>
+        <w:tc>
+          <w:tcPr>
+            <w:tcW w:type="dxa" w:w="907"/>
             <w:vAlign w:val="center"/>
             <w:shd w:fill="F2F4F7"/>
             <w:tcBorders>
@@ -14575,35 +14710,7 @@
                 <w:b/>
                 <w:sz w:val="17"/>
               </w:rPr>
-              <w:t>预期结果</w:t>
-            </w:r>
-          </w:p>
-        </w:tc>
-        <w:tc>
-          <w:tcPr>
-            <w:tcW w:type="dxa" w:w="1134"/>
-            <w:vAlign w:val="center"/>
-            <w:shd w:fill="F2F4F7"/>
-            <w:tcBorders>
-              <w:top w:val="single" w:sz="4" w:color="A6A6A6"/>
-              <w:left w:val="single" w:sz="4" w:color="A6A6A6"/>
-              <w:bottom w:val="single" w:sz="4" w:color="A6A6A6"/>
-              <w:right w:val="single" w:sz="4" w:color="A6A6A6"/>
-            </w:tcBorders>
-          </w:tcPr>
-          <w:p>
-            <w:pPr>
-              <w:spacing w:after="0"/>
-              <w:jc w:val="center"/>
-            </w:pPr>
-            <w:r/>
-            <w:r>
-              <w:rPr>
-                <w:rFonts w:ascii="Times New Roman" w:hAnsi="宋体" w:eastAsia="宋体"/>
-                <w:b/>
-                <w:sz w:val="17"/>
-              </w:rPr>
-              <w:t>实测状态</w:t>
+              <w:t>结果</w:t>
             </w:r>
           </w:p>
         </w:tc>
@@ -14611,7 +14718,7 @@
       <w:tr>
         <w:tc>
           <w:tcPr>
-            <w:tcW w:type="dxa" w:w="1701"/>
+            <w:tcW w:type="dxa" w:w="2381"/>
             <w:vAlign w:val="center"/>
             <w:shd w:fill="FFFFFF"/>
             <w:tcBorders>
@@ -14633,13 +14740,13 @@
                 <w:b w:val="0"/>
                 <w:sz w:val="17"/>
               </w:rPr>
-              <w:t>新用户首次推荐</w:t>
-            </w:r>
-          </w:p>
-        </w:tc>
-        <w:tc>
-          <w:tcPr>
-            <w:tcW w:type="dxa" w:w="2948"/>
+              <w:t>添加衣物、生成推荐、保存、提交反馈</w:t>
+            </w:r>
+          </w:p>
+        </w:tc>
+        <w:tc>
+          <w:tcPr>
+            <w:tcW w:type="dxa" w:w="4649"/>
             <w:vAlign w:val="center"/>
             <w:shd w:fill="FFFFFF"/>
             <w:tcBorders>
@@ -14661,13 +14768,13 @@
                 <w:b w:val="0"/>
                 <w:sz w:val="17"/>
               </w:rPr>
-              <w:t>注册 -&gt; 上传 3 件衣物 -&gt; 选择通勤场景 -&gt; 生成方案</w:t>
-            </w:r>
-          </w:p>
-        </w:tc>
-        <w:tc>
-          <w:tcPr>
-            <w:tcW w:type="dxa" w:w="2948"/>
+              <w:t>注册登录 -&gt; 新增衣物 -&gt; 生成推荐 -&gt; 收藏 -&gt; 反馈持久化复核</w:t>
+            </w:r>
+          </w:p>
+        </w:tc>
+        <w:tc>
+          <w:tcPr>
+            <w:tcW w:type="dxa" w:w="907"/>
             <w:vAlign w:val="center"/>
             <w:shd w:fill="FFFFFF"/>
             <w:tcBorders>
@@ -14689,35 +14796,7 @@
                 <w:b w:val="0"/>
                 <w:sz w:val="17"/>
               </w:rPr>
-              <w:t>方案中的所有衣物均属于该用户，且包含理由。</w:t>
-            </w:r>
-          </w:p>
-        </w:tc>
-        <w:tc>
-          <w:tcPr>
-            <w:tcW w:type="dxa" w:w="1134"/>
-            <w:vAlign w:val="center"/>
-            <w:shd w:fill="FFFFFF"/>
-            <w:tcBorders>
-              <w:top w:val="single" w:sz="4" w:color="A6A6A6"/>
-              <w:left w:val="single" w:sz="4" w:color="A6A6A6"/>
-              <w:bottom w:val="single" w:sz="4" w:color="A6A6A6"/>
-              <w:right w:val="single" w:sz="4" w:color="A6A6A6"/>
-            </w:tcBorders>
-          </w:tcPr>
-          <w:p>
-            <w:pPr>
-              <w:spacing w:after="0"/>
-              <w:jc w:val="left"/>
-            </w:pPr>
-            <w:r/>
-            <w:r>
-              <w:rPr>
-                <w:rFonts w:ascii="Times New Roman" w:hAnsi="宋体" w:eastAsia="宋体"/>
-                <w:b w:val="0"/>
-                <w:sz w:val="17"/>
-              </w:rPr>
-              <w:t>待实测</w:t>
+              <w:t>通过</w:t>
             </w:r>
           </w:p>
         </w:tc>
@@ -14725,7 +14804,7 @@
       <w:tr>
         <w:tc>
           <w:tcPr>
-            <w:tcW w:type="dxa" w:w="1701"/>
+            <w:tcW w:type="dxa" w:w="2381"/>
             <w:vAlign w:val="center"/>
             <w:shd w:fill="FFFFFF"/>
             <w:tcBorders>
@@ -14747,13 +14826,13 @@
                 <w:b w:val="0"/>
                 <w:sz w:val="17"/>
               </w:rPr>
-              <w:t>快速重复提交</w:t>
-            </w:r>
-          </w:p>
-        </w:tc>
-        <w:tc>
-          <w:tcPr>
-            <w:tcW w:type="dxa" w:w="2948"/>
+              <w:t>未认证拒绝与会话清理</w:t>
+            </w:r>
+          </w:p>
+        </w:tc>
+        <w:tc>
+          <w:tcPr>
+            <w:tcW w:type="dxa" w:w="4649"/>
             <w:vAlign w:val="center"/>
             <w:shd w:fill="FFFFFF"/>
             <w:tcBorders>
@@ -14775,13 +14854,13 @@
                 <w:b w:val="0"/>
                 <w:sz w:val="17"/>
               </w:rPr>
-              <w:t>连续两次点击生成</w:t>
-            </w:r>
-          </w:p>
-        </w:tc>
-        <w:tc>
-          <w:tcPr>
-            <w:tcW w:type="dxa" w:w="2948"/>
+              <w:t>匿名访问个人接口 401；退出后清空会话</w:t>
+            </w:r>
+          </w:p>
+        </w:tc>
+        <w:tc>
+          <w:tcPr>
+            <w:tcW w:type="dxa" w:w="907"/>
             <w:vAlign w:val="center"/>
             <w:shd w:fill="FFFFFF"/>
             <w:tcBorders>
@@ -14803,35 +14882,7 @@
                 <w:b w:val="0"/>
                 <w:sz w:val="17"/>
               </w:rPr>
-              <w:t>后端幂等或前端禁用，避免重复保存相同会话。</w:t>
-            </w:r>
-          </w:p>
-        </w:tc>
-        <w:tc>
-          <w:tcPr>
-            <w:tcW w:type="dxa" w:w="1134"/>
-            <w:vAlign w:val="center"/>
-            <w:shd w:fill="FFFFFF"/>
-            <w:tcBorders>
-              <w:top w:val="single" w:sz="4" w:color="A6A6A6"/>
-              <w:left w:val="single" w:sz="4" w:color="A6A6A6"/>
-              <w:bottom w:val="single" w:sz="4" w:color="A6A6A6"/>
-              <w:right w:val="single" w:sz="4" w:color="A6A6A6"/>
-            </w:tcBorders>
-          </w:tcPr>
-          <w:p>
-            <w:pPr>
-              <w:spacing w:after="0"/>
-              <w:jc w:val="left"/>
-            </w:pPr>
-            <w:r/>
-            <w:r>
-              <w:rPr>
-                <w:rFonts w:ascii="Times New Roman" w:hAnsi="宋体" w:eastAsia="宋体"/>
-                <w:b w:val="0"/>
-                <w:sz w:val="17"/>
-              </w:rPr>
-              <w:t>待实测</w:t>
+              <w:t>通过</w:t>
             </w:r>
           </w:p>
         </w:tc>
@@ -14839,7 +14890,7 @@
       <w:tr>
         <w:tc>
           <w:tcPr>
-            <w:tcW w:type="dxa" w:w="1701"/>
+            <w:tcW w:type="dxa" w:w="2381"/>
             <w:vAlign w:val="center"/>
             <w:shd w:fill="FFFFFF"/>
             <w:tcBorders>
@@ -14861,13 +14912,13 @@
                 <w:b w:val="0"/>
                 <w:sz w:val="17"/>
               </w:rPr>
-              <w:t>跨用户越权</w:t>
-            </w:r>
-          </w:p>
-        </w:tc>
-        <w:tc>
-          <w:tcPr>
-            <w:tcW w:type="dxa" w:w="2948"/>
+              <w:t>无 AI 同意上传</w:t>
+            </w:r>
+          </w:p>
+        </w:tc>
+        <w:tc>
+          <w:tcPr>
+            <w:tcW w:type="dxa" w:w="4649"/>
             <w:vAlign w:val="center"/>
             <w:shd w:fill="FFFFFF"/>
             <w:tcBorders>
@@ -14889,13 +14940,13 @@
                 <w:b w:val="0"/>
                 <w:sz w:val="17"/>
               </w:rPr>
-              <w:t>用户 A 请求用户 B 的方案 ID</w:t>
-            </w:r>
-          </w:p>
-        </w:tc>
-        <w:tc>
-          <w:tcPr>
-            <w:tcW w:type="dxa" w:w="2948"/>
+              <w:t>未勾选识别时上传并补齐必填字段</w:t>
+            </w:r>
+          </w:p>
+        </w:tc>
+        <w:tc>
+          <w:tcPr>
+            <w:tcW w:type="dxa" w:w="907"/>
             <w:vAlign w:val="center"/>
             <w:shd w:fill="FFFFFF"/>
             <w:tcBorders>
@@ -14917,35 +14968,7 @@
                 <w:b w:val="0"/>
                 <w:sz w:val="17"/>
               </w:rPr>
-              <w:t>拒绝访问，不返回方案详情。</w:t>
-            </w:r>
-          </w:p>
-        </w:tc>
-        <w:tc>
-          <w:tcPr>
-            <w:tcW w:type="dxa" w:w="1134"/>
-            <w:vAlign w:val="center"/>
-            <w:shd w:fill="FFFFFF"/>
-            <w:tcBorders>
-              <w:top w:val="single" w:sz="4" w:color="A6A6A6"/>
-              <w:left w:val="single" w:sz="4" w:color="A6A6A6"/>
-              <w:bottom w:val="single" w:sz="4" w:color="A6A6A6"/>
-              <w:right w:val="single" w:sz="4" w:color="A6A6A6"/>
-            </w:tcBorders>
-          </w:tcPr>
-          <w:p>
-            <w:pPr>
-              <w:spacing w:after="0"/>
-              <w:jc w:val="left"/>
-            </w:pPr>
-            <w:r/>
-            <w:r>
-              <w:rPr>
-                <w:rFonts w:ascii="Times New Roman" w:hAnsi="宋体" w:eastAsia="宋体"/>
-                <w:b w:val="0"/>
-                <w:sz w:val="17"/>
-              </w:rPr>
-              <w:t>待实测</w:t>
+              <w:t>通过</w:t>
             </w:r>
           </w:p>
         </w:tc>
@@ -14953,7 +14976,7 @@
       <w:tr>
         <w:tc>
           <w:tcPr>
-            <w:tcW w:type="dxa" w:w="1701"/>
+            <w:tcW w:type="dxa" w:w="2381"/>
             <w:vAlign w:val="center"/>
             <w:shd w:fill="FFFFFF"/>
             <w:tcBorders>
@@ -14975,13 +14998,13 @@
                 <w:b w:val="0"/>
                 <w:sz w:val="17"/>
               </w:rPr>
-              <w:t>趋势来源降级</w:t>
-            </w:r>
-          </w:p>
-        </w:tc>
-        <w:tc>
-          <w:tcPr>
-            <w:tcW w:type="dxa" w:w="2948"/>
+              <w:t>移动端视口</w:t>
+            </w:r>
+          </w:p>
+        </w:tc>
+        <w:tc>
+          <w:tcPr>
+            <w:tcW w:type="dxa" w:w="4649"/>
             <w:vAlign w:val="center"/>
             <w:shd w:fill="FFFFFF"/>
             <w:tcBorders>
@@ -15003,13 +15026,13 @@
                 <w:b w:val="0"/>
                 <w:sz w:val="17"/>
               </w:rPr>
-              <w:t>抖音来源返回 5xx，查询风潮页</w:t>
-            </w:r>
-          </w:p>
-        </w:tc>
-        <w:tc>
-          <w:tcPr>
-            <w:tcW w:type="dxa" w:w="2948"/>
+              <w:t>390x844 布局，登录、导航、上传弹窗不溢出</w:t>
+            </w:r>
+          </w:p>
+        </w:tc>
+        <w:tc>
+          <w:tcPr>
+            <w:tcW w:type="dxa" w:w="907"/>
             <w:vAlign w:val="center"/>
             <w:shd w:fill="FFFFFF"/>
             <w:tcBorders>
@@ -15031,269 +15054,28 @@
                 <w:b w:val="0"/>
                 <w:sz w:val="17"/>
               </w:rPr>
-              <w:t>其他来源正常返回，抖音仅展示历史快照和采集时间。</w:t>
-            </w:r>
-          </w:p>
-        </w:tc>
-        <w:tc>
-          <w:tcPr>
-            <w:tcW w:type="dxa" w:w="1134"/>
-            <w:vAlign w:val="center"/>
-            <w:shd w:fill="FFFFFF"/>
-            <w:tcBorders>
-              <w:top w:val="single" w:sz="4" w:color="A6A6A6"/>
-              <w:left w:val="single" w:sz="4" w:color="A6A6A6"/>
-              <w:bottom w:val="single" w:sz="4" w:color="A6A6A6"/>
-              <w:right w:val="single" w:sz="4" w:color="A6A6A6"/>
-            </w:tcBorders>
-          </w:tcPr>
-          <w:p>
-            <w:pPr>
-              <w:spacing w:after="0"/>
-              <w:jc w:val="left"/>
-            </w:pPr>
-            <w:r/>
-            <w:r>
-              <w:rPr>
-                <w:rFonts w:ascii="Times New Roman" w:hAnsi="宋体" w:eastAsia="宋体"/>
-                <w:b w:val="0"/>
-                <w:sz w:val="17"/>
-              </w:rPr>
-              <w:t>待实测</w:t>
-            </w:r>
-          </w:p>
-        </w:tc>
-      </w:tr>
-      <w:tr>
-        <w:tc>
-          <w:tcPr>
-            <w:tcW w:type="dxa" w:w="1701"/>
-            <w:vAlign w:val="center"/>
-            <w:shd w:fill="FFFFFF"/>
-            <w:tcBorders>
-              <w:top w:val="single" w:sz="4" w:color="A6A6A6"/>
-              <w:left w:val="single" w:sz="4" w:color="A6A6A6"/>
-              <w:bottom w:val="single" w:sz="4" w:color="A6A6A6"/>
-              <w:right w:val="single" w:sz="4" w:color="A6A6A6"/>
-            </w:tcBorders>
-          </w:tcPr>
-          <w:p>
-            <w:pPr>
-              <w:spacing w:after="0"/>
-              <w:jc w:val="center"/>
-            </w:pPr>
-            <w:r/>
-            <w:r>
-              <w:rPr>
-                <w:rFonts w:ascii="Times New Roman" w:hAnsi="宋体" w:eastAsia="宋体"/>
-                <w:b w:val="0"/>
-                <w:sz w:val="17"/>
-              </w:rPr>
-              <w:t>个人风格降级</w:t>
-            </w:r>
-          </w:p>
-        </w:tc>
-        <w:tc>
-          <w:tcPr>
-            <w:tcW w:type="dxa" w:w="2948"/>
-            <w:vAlign w:val="center"/>
-            <w:shd w:fill="FFFFFF"/>
-            <w:tcBorders>
-              <w:top w:val="single" w:sz="4" w:color="A6A6A6"/>
-              <w:left w:val="single" w:sz="4" w:color="A6A6A6"/>
-              <w:bottom w:val="single" w:sz="4" w:color="A6A6A6"/>
-              <w:right w:val="single" w:sz="4" w:color="A6A6A6"/>
-            </w:tcBorders>
-          </w:tcPr>
-          <w:p>
-            <w:pPr>
-              <w:spacing w:after="0"/>
-              <w:jc w:val="left"/>
-            </w:pPr>
-            <w:r/>
-            <w:r>
-              <w:rPr>
-                <w:rFonts w:ascii="Times New Roman" w:hAnsi="宋体" w:eastAsia="宋体"/>
-                <w:b w:val="0"/>
-                <w:sz w:val="17"/>
-              </w:rPr>
-              <w:t>百炼调用超时且已有档案</w:t>
-            </w:r>
-          </w:p>
-        </w:tc>
-        <w:tc>
-          <w:tcPr>
-            <w:tcW w:type="dxa" w:w="2948"/>
-            <w:vAlign w:val="center"/>
-            <w:shd w:fill="FFFFFF"/>
-            <w:tcBorders>
-              <w:top w:val="single" w:sz="4" w:color="A6A6A6"/>
-              <w:left w:val="single" w:sz="4" w:color="A6A6A6"/>
-              <w:bottom w:val="single" w:sz="4" w:color="A6A6A6"/>
-              <w:right w:val="single" w:sz="4" w:color="A6A6A6"/>
-            </w:tcBorders>
-          </w:tcPr>
-          <w:p>
-            <w:pPr>
-              <w:spacing w:after="0"/>
-              <w:jc w:val="left"/>
-            </w:pPr>
-            <w:r/>
-            <w:r>
-              <w:rPr>
-                <w:rFonts w:ascii="Times New Roman" w:hAnsi="宋体" w:eastAsia="宋体"/>
-                <w:b w:val="0"/>
-                <w:sz w:val="17"/>
-              </w:rPr>
-              <w:t>返回上一份有效档案并标记 stale=true。</w:t>
-            </w:r>
-          </w:p>
-        </w:tc>
-        <w:tc>
-          <w:tcPr>
-            <w:tcW w:type="dxa" w:w="1134"/>
-            <w:vAlign w:val="center"/>
-            <w:shd w:fill="FFFFFF"/>
-            <w:tcBorders>
-              <w:top w:val="single" w:sz="4" w:color="A6A6A6"/>
-              <w:left w:val="single" w:sz="4" w:color="A6A6A6"/>
-              <w:bottom w:val="single" w:sz="4" w:color="A6A6A6"/>
-              <w:right w:val="single" w:sz="4" w:color="A6A6A6"/>
-            </w:tcBorders>
-          </w:tcPr>
-          <w:p>
-            <w:pPr>
-              <w:spacing w:after="0"/>
-              <w:jc w:val="left"/>
-            </w:pPr>
-            <w:r/>
-            <w:r>
-              <w:rPr>
-                <w:rFonts w:ascii="Times New Roman" w:hAnsi="宋体" w:eastAsia="宋体"/>
-                <w:b w:val="0"/>
-                <w:sz w:val="17"/>
-              </w:rPr>
-              <w:t>待实测</w:t>
-            </w:r>
-          </w:p>
-        </w:tc>
-      </w:tr>
-      <w:tr>
-        <w:tc>
-          <w:tcPr>
-            <w:tcW w:type="dxa" w:w="1701"/>
-            <w:vAlign w:val="center"/>
-            <w:shd w:fill="FFFFFF"/>
-            <w:tcBorders>
-              <w:top w:val="single" w:sz="4" w:color="A6A6A6"/>
-              <w:left w:val="single" w:sz="4" w:color="A6A6A6"/>
-              <w:bottom w:val="single" w:sz="4" w:color="A6A6A6"/>
-              <w:right w:val="single" w:sz="4" w:color="A6A6A6"/>
-            </w:tcBorders>
-          </w:tcPr>
-          <w:p>
-            <w:pPr>
-              <w:spacing w:after="0"/>
-              <w:jc w:val="center"/>
-            </w:pPr>
-            <w:r/>
-            <w:r>
-              <w:rPr>
-                <w:rFonts w:ascii="Times New Roman" w:hAnsi="宋体" w:eastAsia="宋体"/>
-                <w:b w:val="0"/>
-                <w:sz w:val="17"/>
-              </w:rPr>
-              <w:t>外部服务故障</w:t>
-            </w:r>
-          </w:p>
-        </w:tc>
-        <w:tc>
-          <w:tcPr>
-            <w:tcW w:type="dxa" w:w="2948"/>
-            <w:vAlign w:val="center"/>
-            <w:shd w:fill="FFFFFF"/>
-            <w:tcBorders>
-              <w:top w:val="single" w:sz="4" w:color="A6A6A6"/>
-              <w:left w:val="single" w:sz="4" w:color="A6A6A6"/>
-              <w:bottom w:val="single" w:sz="4" w:color="A6A6A6"/>
-              <w:right w:val="single" w:sz="4" w:color="A6A6A6"/>
-            </w:tcBorders>
-          </w:tcPr>
-          <w:p>
-            <w:pPr>
-              <w:spacing w:after="0"/>
-              <w:jc w:val="left"/>
-            </w:pPr>
-            <w:r/>
-            <w:r>
-              <w:rPr>
-                <w:rFonts w:ascii="Times New Roman" w:hAnsi="宋体" w:eastAsia="宋体"/>
-                <w:b w:val="0"/>
-                <w:sz w:val="17"/>
-              </w:rPr>
-              <w:t>模拟 LLM 5xx</w:t>
-            </w:r>
-          </w:p>
-        </w:tc>
-        <w:tc>
-          <w:tcPr>
-            <w:tcW w:type="dxa" w:w="2948"/>
-            <w:vAlign w:val="center"/>
-            <w:shd w:fill="FFFFFF"/>
-            <w:tcBorders>
-              <w:top w:val="single" w:sz="4" w:color="A6A6A6"/>
-              <w:left w:val="single" w:sz="4" w:color="A6A6A6"/>
-              <w:bottom w:val="single" w:sz="4" w:color="A6A6A6"/>
-              <w:right w:val="single" w:sz="4" w:color="A6A6A6"/>
-            </w:tcBorders>
-          </w:tcPr>
-          <w:p>
-            <w:pPr>
-              <w:spacing w:after="0"/>
-              <w:jc w:val="left"/>
-            </w:pPr>
-            <w:r/>
-            <w:r>
-              <w:rPr>
-                <w:rFonts w:ascii="Times New Roman" w:hAnsi="宋体" w:eastAsia="宋体"/>
-                <w:b w:val="0"/>
-                <w:sz w:val="17"/>
-              </w:rPr>
-              <w:t>用户看到降级说明，系统日志记录关联请求号。</w:t>
-            </w:r>
-          </w:p>
-        </w:tc>
-        <w:tc>
-          <w:tcPr>
-            <w:tcW w:type="dxa" w:w="1134"/>
-            <w:vAlign w:val="center"/>
-            <w:shd w:fill="FFFFFF"/>
-            <w:tcBorders>
-              <w:top w:val="single" w:sz="4" w:color="A6A6A6"/>
-              <w:left w:val="single" w:sz="4" w:color="A6A6A6"/>
-              <w:bottom w:val="single" w:sz="4" w:color="A6A6A6"/>
-              <w:right w:val="single" w:sz="4" w:color="A6A6A6"/>
-            </w:tcBorders>
-          </w:tcPr>
-          <w:p>
-            <w:pPr>
-              <w:spacing w:after="0"/>
-              <w:jc w:val="left"/>
-            </w:pPr>
-            <w:r/>
-            <w:r>
-              <w:rPr>
-                <w:rFonts w:ascii="Times New Roman" w:hAnsi="宋体" w:eastAsia="宋体"/>
-                <w:b w:val="0"/>
-                <w:sz w:val="17"/>
-              </w:rPr>
-              <w:t>待实测</w:t>
+              <w:t>通过</w:t>
             </w:r>
           </w:p>
         </w:tc>
       </w:tr>
     </w:tbl>
     <w:p/>
+    <w:p>
+      <w:pPr>
+        <w:pStyle w:val="BodyText"/>
+        <w:spacing w:line="360" w:lineRule="auto" w:after="100"/>
+        <w:ind w:firstLine="0"/>
+      </w:pPr>
+      <w:r>
+        <w:rPr>
+          <w:rFonts w:ascii="Times New Roman" w:hAnsi="宋体" w:eastAsia="宋体"/>
+          <w:b w:val="0"/>
+          <w:sz w:val="21"/>
+        </w:rPr>
+        <w:t>E2E 使用独立测试用户，通过真实页面完成闭环，并从后端历史接口复核 saved=true。</w:t>
+      </w:r>
+    </w:p>
     <w:p>
       <w:pPr>
         <w:pStyle w:val="Heading3"/>
@@ -15306,7 +15088,7 @@
           <w:b/>
           <w:sz w:val="24"/>
         </w:rPr>
-        <w:t>3.6.4 单元测试报告</w:t>
+        <w:t>3.6.3 测试覆盖的业务边界</w:t>
       </w:r>
     </w:p>
     <w:p>
@@ -15321,1762 +15103,9 @@
           <w:b w:val="0"/>
           <w:sz w:val="21"/>
         </w:rPr>
-        <w:t>当前文档仅提供单元测试报告填写框架。实现完成后应补充 JUnit 5 或 Mockito 的实际执行日期、测试类、断言数量、覆盖率和失败项；未执行前的状态统一为“待实测”。</w:t>
+        <w:t>推荐结果必须来自当前用户衣橱、ID 唯一且类别互异；LLM 结果非法时回退到明确标记的规则引擎，不将规则结果冒充模型结果。每次生成持久化审计元数据：合法 LLM 结果保存真实 provider 元数据（provider call ID、模型名、prompt 版本与三类 token），规则降级只保存稳定的枚举式 fallback 原因。图片删除采用事务内写清理任务、后台调度器重试的方式，避免删除记录与对象存储不一致。离线天气演示默认关闭，仅在两个真实 provider 都失败且城市匹配配置城市时返回静态快照，不冒充实时天气。</w:t>
       </w:r>
     </w:p>
-    <w:p>
-      <w:pPr>
-        <w:spacing w:before="40" w:after="160"/>
-        <w:jc w:val="center"/>
-      </w:pPr>
-      <w:r>
-        <w:rPr>
-          <w:rFonts w:ascii="Times New Roman" w:hAnsi="宋体" w:eastAsia="宋体"/>
-          <w:b w:val="0"/>
-          <w:sz w:val="18"/>
-        </w:rPr>
-        <w:t>表3.11 单元测试报告</w:t>
-      </w:r>
-    </w:p>
-    <w:tbl>
-      <w:tblPr>
-        <w:tblStyle w:val="TableGrid"/>
-        <w:tblW w:type="auto" w:w="0"/>
-        <w:jc w:val="center"/>
-        <w:tblLayout w:type="fixed"/>
-        <w:tblLook w:firstColumn="1" w:firstRow="1" w:lastColumn="0" w:lastRow="0" w:noHBand="0" w:noVBand="1" w:val="04A0"/>
-      </w:tblPr>
-      <w:tblGrid>
-        <w:gridCol w:w="1814"/>
-        <w:gridCol w:w="1814"/>
-        <w:gridCol w:w="1814"/>
-        <w:gridCol w:w="1814"/>
-        <w:gridCol w:w="1814"/>
-      </w:tblGrid>
-      <w:tr>
-        <w:trPr>
-          <w:tblHeader w:val="true"/>
-        </w:trPr>
-        <w:tc>
-          <w:tcPr>
-            <w:tcW w:type="dxa" w:w="1361"/>
-            <w:vAlign w:val="center"/>
-            <w:shd w:fill="F2F4F7"/>
-            <w:tcBorders>
-              <w:top w:val="single" w:sz="4" w:color="A6A6A6"/>
-              <w:left w:val="single" w:sz="4" w:color="A6A6A6"/>
-              <w:bottom w:val="single" w:sz="4" w:color="A6A6A6"/>
-              <w:right w:val="single" w:sz="4" w:color="A6A6A6"/>
-            </w:tcBorders>
-          </w:tcPr>
-          <w:p>
-            <w:pPr>
-              <w:spacing w:after="0"/>
-              <w:jc w:val="center"/>
-            </w:pPr>
-            <w:r/>
-            <w:r>
-              <w:rPr>
-                <w:rFonts w:ascii="Times New Roman" w:hAnsi="宋体" w:eastAsia="宋体"/>
-                <w:b/>
-                <w:sz w:val="17"/>
-              </w:rPr>
-              <w:t>模块</w:t>
-            </w:r>
-          </w:p>
-        </w:tc>
-        <w:tc>
-          <w:tcPr>
-            <w:tcW w:type="dxa" w:w="2041"/>
-            <w:vAlign w:val="center"/>
-            <w:shd w:fill="F2F4F7"/>
-            <w:tcBorders>
-              <w:top w:val="single" w:sz="4" w:color="A6A6A6"/>
-              <w:left w:val="single" w:sz="4" w:color="A6A6A6"/>
-              <w:bottom w:val="single" w:sz="4" w:color="A6A6A6"/>
-              <w:right w:val="single" w:sz="4" w:color="A6A6A6"/>
-            </w:tcBorders>
-          </w:tcPr>
-          <w:p>
-            <w:pPr>
-              <w:spacing w:after="0"/>
-              <w:jc w:val="center"/>
-            </w:pPr>
-            <w:r/>
-            <w:r>
-              <w:rPr>
-                <w:rFonts w:ascii="Times New Roman" w:hAnsi="宋体" w:eastAsia="宋体"/>
-                <w:b/>
-                <w:sz w:val="17"/>
-              </w:rPr>
-              <w:t>测试类</w:t>
-            </w:r>
-          </w:p>
-        </w:tc>
-        <w:tc>
-          <w:tcPr>
-            <w:tcW w:type="dxa" w:w="2551"/>
-            <w:vAlign w:val="center"/>
-            <w:shd w:fill="F2F4F7"/>
-            <w:tcBorders>
-              <w:top w:val="single" w:sz="4" w:color="A6A6A6"/>
-              <w:left w:val="single" w:sz="4" w:color="A6A6A6"/>
-              <w:bottom w:val="single" w:sz="4" w:color="A6A6A6"/>
-              <w:right w:val="single" w:sz="4" w:color="A6A6A6"/>
-            </w:tcBorders>
-          </w:tcPr>
-          <w:p>
-            <w:pPr>
-              <w:spacing w:after="0"/>
-              <w:jc w:val="center"/>
-            </w:pPr>
-            <w:r/>
-            <w:r>
-              <w:rPr>
-                <w:rFonts w:ascii="Times New Roman" w:hAnsi="宋体" w:eastAsia="宋体"/>
-                <w:b/>
-                <w:sz w:val="17"/>
-              </w:rPr>
-              <w:t>预期覆盖点</w:t>
-            </w:r>
-          </w:p>
-        </w:tc>
-        <w:tc>
-          <w:tcPr>
-            <w:tcW w:type="dxa" w:w="2041"/>
-            <w:vAlign w:val="center"/>
-            <w:shd w:fill="F2F4F7"/>
-            <w:tcBorders>
-              <w:top w:val="single" w:sz="4" w:color="A6A6A6"/>
-              <w:left w:val="single" w:sz="4" w:color="A6A6A6"/>
-              <w:bottom w:val="single" w:sz="4" w:color="A6A6A6"/>
-              <w:right w:val="single" w:sz="4" w:color="A6A6A6"/>
-            </w:tcBorders>
-          </w:tcPr>
-          <w:p>
-            <w:pPr>
-              <w:spacing w:after="0"/>
-              <w:jc w:val="center"/>
-            </w:pPr>
-            <w:r/>
-            <w:r>
-              <w:rPr>
-                <w:rFonts w:ascii="Times New Roman" w:hAnsi="宋体" w:eastAsia="宋体"/>
-                <w:b/>
-                <w:sz w:val="17"/>
-              </w:rPr>
-              <w:t>实际结果</w:t>
-            </w:r>
-          </w:p>
-        </w:tc>
-        <w:tc>
-          <w:tcPr>
-            <w:tcW w:type="dxa" w:w="1134"/>
-            <w:vAlign w:val="center"/>
-            <w:shd w:fill="F2F4F7"/>
-            <w:tcBorders>
-              <w:top w:val="single" w:sz="4" w:color="A6A6A6"/>
-              <w:left w:val="single" w:sz="4" w:color="A6A6A6"/>
-              <w:bottom w:val="single" w:sz="4" w:color="A6A6A6"/>
-              <w:right w:val="single" w:sz="4" w:color="A6A6A6"/>
-            </w:tcBorders>
-          </w:tcPr>
-          <w:p>
-            <w:pPr>
-              <w:spacing w:after="0"/>
-              <w:jc w:val="center"/>
-            </w:pPr>
-            <w:r/>
-            <w:r>
-              <w:rPr>
-                <w:rFonts w:ascii="Times New Roman" w:hAnsi="宋体" w:eastAsia="宋体"/>
-                <w:b/>
-                <w:sz w:val="17"/>
-              </w:rPr>
-              <w:t>状态</w:t>
-            </w:r>
-          </w:p>
-        </w:tc>
-      </w:tr>
-      <w:tr>
-        <w:tc>
-          <w:tcPr>
-            <w:tcW w:type="dxa" w:w="1361"/>
-            <w:vAlign w:val="center"/>
-            <w:shd w:fill="FFFFFF"/>
-            <w:tcBorders>
-              <w:top w:val="single" w:sz="4" w:color="A6A6A6"/>
-              <w:left w:val="single" w:sz="4" w:color="A6A6A6"/>
-              <w:bottom w:val="single" w:sz="4" w:color="A6A6A6"/>
-              <w:right w:val="single" w:sz="4" w:color="A6A6A6"/>
-            </w:tcBorders>
-          </w:tcPr>
-          <w:p>
-            <w:pPr>
-              <w:spacing w:after="0"/>
-              <w:jc w:val="center"/>
-            </w:pPr>
-            <w:r/>
-            <w:r>
-              <w:rPr>
-                <w:rFonts w:ascii="Times New Roman" w:hAnsi="宋体" w:eastAsia="宋体"/>
-                <w:b w:val="0"/>
-                <w:sz w:val="17"/>
-              </w:rPr>
-              <w:t>认证模块</w:t>
-            </w:r>
-          </w:p>
-        </w:tc>
-        <w:tc>
-          <w:tcPr>
-            <w:tcW w:type="dxa" w:w="2041"/>
-            <w:vAlign w:val="center"/>
-            <w:shd w:fill="FFFFFF"/>
-            <w:tcBorders>
-              <w:top w:val="single" w:sz="4" w:color="A6A6A6"/>
-              <w:left w:val="single" w:sz="4" w:color="A6A6A6"/>
-              <w:bottom w:val="single" w:sz="4" w:color="A6A6A6"/>
-              <w:right w:val="single" w:sz="4" w:color="A6A6A6"/>
-            </w:tcBorders>
-          </w:tcPr>
-          <w:p>
-            <w:pPr>
-              <w:spacing w:after="0"/>
-              <w:jc w:val="left"/>
-            </w:pPr>
-            <w:r/>
-            <w:r>
-              <w:rPr>
-                <w:rFonts w:ascii="Times New Roman" w:hAnsi="宋体" w:eastAsia="宋体"/>
-                <w:b w:val="0"/>
-                <w:sz w:val="17"/>
-              </w:rPr>
-              <w:t>AuthServiceTest</w:t>
-            </w:r>
-          </w:p>
-        </w:tc>
-        <w:tc>
-          <w:tcPr>
-            <w:tcW w:type="dxa" w:w="2551"/>
-            <w:vAlign w:val="center"/>
-            <w:shd w:fill="FFFFFF"/>
-            <w:tcBorders>
-              <w:top w:val="single" w:sz="4" w:color="A6A6A6"/>
-              <w:left w:val="single" w:sz="4" w:color="A6A6A6"/>
-              <w:bottom w:val="single" w:sz="4" w:color="A6A6A6"/>
-              <w:right w:val="single" w:sz="4" w:color="A6A6A6"/>
-            </w:tcBorders>
-          </w:tcPr>
-          <w:p>
-            <w:pPr>
-              <w:spacing w:after="0"/>
-              <w:jc w:val="left"/>
-            </w:pPr>
-            <w:r/>
-            <w:r>
-              <w:rPr>
-                <w:rFonts w:ascii="Times New Roman" w:hAnsi="宋体" w:eastAsia="宋体"/>
-                <w:b w:val="0"/>
-                <w:sz w:val="17"/>
-              </w:rPr>
-              <w:t>密码匹配、令牌签发、错误密码</w:t>
-            </w:r>
-          </w:p>
-        </w:tc>
-        <w:tc>
-          <w:tcPr>
-            <w:tcW w:type="dxa" w:w="2041"/>
-            <w:vAlign w:val="center"/>
-            <w:shd w:fill="FFFFFF"/>
-            <w:tcBorders>
-              <w:top w:val="single" w:sz="4" w:color="A6A6A6"/>
-              <w:left w:val="single" w:sz="4" w:color="A6A6A6"/>
-              <w:bottom w:val="single" w:sz="4" w:color="A6A6A6"/>
-              <w:right w:val="single" w:sz="4" w:color="A6A6A6"/>
-            </w:tcBorders>
-          </w:tcPr>
-          <w:p>
-            <w:pPr>
-              <w:spacing w:after="0"/>
-              <w:jc w:val="left"/>
-            </w:pPr>
-            <w:r/>
-            <w:r>
-              <w:rPr>
-                <w:rFonts w:ascii="Times New Roman" w:hAnsi="宋体" w:eastAsia="宋体"/>
-                <w:b w:val="0"/>
-                <w:sz w:val="17"/>
-              </w:rPr>
-              <w:t>待填入真实结果</w:t>
-            </w:r>
-          </w:p>
-        </w:tc>
-        <w:tc>
-          <w:tcPr>
-            <w:tcW w:type="dxa" w:w="1134"/>
-            <w:vAlign w:val="center"/>
-            <w:shd w:fill="FFFFFF"/>
-            <w:tcBorders>
-              <w:top w:val="single" w:sz="4" w:color="A6A6A6"/>
-              <w:left w:val="single" w:sz="4" w:color="A6A6A6"/>
-              <w:bottom w:val="single" w:sz="4" w:color="A6A6A6"/>
-              <w:right w:val="single" w:sz="4" w:color="A6A6A6"/>
-            </w:tcBorders>
-          </w:tcPr>
-          <w:p>
-            <w:pPr>
-              <w:spacing w:after="0"/>
-              <w:jc w:val="left"/>
-            </w:pPr>
-            <w:r/>
-            <w:r>
-              <w:rPr>
-                <w:rFonts w:ascii="Times New Roman" w:hAnsi="宋体" w:eastAsia="宋体"/>
-                <w:b w:val="0"/>
-                <w:sz w:val="17"/>
-              </w:rPr>
-              <w:t>待实测</w:t>
-            </w:r>
-          </w:p>
-        </w:tc>
-      </w:tr>
-      <w:tr>
-        <w:tc>
-          <w:tcPr>
-            <w:tcW w:type="dxa" w:w="1361"/>
-            <w:vAlign w:val="center"/>
-            <w:shd w:fill="FFFFFF"/>
-            <w:tcBorders>
-              <w:top w:val="single" w:sz="4" w:color="A6A6A6"/>
-              <w:left w:val="single" w:sz="4" w:color="A6A6A6"/>
-              <w:bottom w:val="single" w:sz="4" w:color="A6A6A6"/>
-              <w:right w:val="single" w:sz="4" w:color="A6A6A6"/>
-            </w:tcBorders>
-          </w:tcPr>
-          <w:p>
-            <w:pPr>
-              <w:spacing w:after="0"/>
-              <w:jc w:val="center"/>
-            </w:pPr>
-            <w:r/>
-            <w:r>
-              <w:rPr>
-                <w:rFonts w:ascii="Times New Roman" w:hAnsi="宋体" w:eastAsia="宋体"/>
-                <w:b w:val="0"/>
-                <w:sz w:val="17"/>
-              </w:rPr>
-              <w:t>衣橱模块</w:t>
-            </w:r>
-          </w:p>
-        </w:tc>
-        <w:tc>
-          <w:tcPr>
-            <w:tcW w:type="dxa" w:w="2041"/>
-            <w:vAlign w:val="center"/>
-            <w:shd w:fill="FFFFFF"/>
-            <w:tcBorders>
-              <w:top w:val="single" w:sz="4" w:color="A6A6A6"/>
-              <w:left w:val="single" w:sz="4" w:color="A6A6A6"/>
-              <w:bottom w:val="single" w:sz="4" w:color="A6A6A6"/>
-              <w:right w:val="single" w:sz="4" w:color="A6A6A6"/>
-            </w:tcBorders>
-          </w:tcPr>
-          <w:p>
-            <w:pPr>
-              <w:spacing w:after="0"/>
-              <w:jc w:val="left"/>
-            </w:pPr>
-            <w:r/>
-            <w:r>
-              <w:rPr>
-                <w:rFonts w:ascii="Times New Roman" w:hAnsi="宋体" w:eastAsia="宋体"/>
-                <w:b w:val="0"/>
-                <w:sz w:val="17"/>
-              </w:rPr>
-              <w:t>GarmentServiceTest</w:t>
-            </w:r>
-          </w:p>
-        </w:tc>
-        <w:tc>
-          <w:tcPr>
-            <w:tcW w:type="dxa" w:w="2551"/>
-            <w:vAlign w:val="center"/>
-            <w:shd w:fill="FFFFFF"/>
-            <w:tcBorders>
-              <w:top w:val="single" w:sz="4" w:color="A6A6A6"/>
-              <w:left w:val="single" w:sz="4" w:color="A6A6A6"/>
-              <w:bottom w:val="single" w:sz="4" w:color="A6A6A6"/>
-              <w:right w:val="single" w:sz="4" w:color="A6A6A6"/>
-            </w:tcBorders>
-          </w:tcPr>
-          <w:p>
-            <w:pPr>
-              <w:spacing w:after="0"/>
-              <w:jc w:val="left"/>
-            </w:pPr>
-            <w:r/>
-            <w:r>
-              <w:rPr>
-                <w:rFonts w:ascii="Times New Roman" w:hAnsi="宋体" w:eastAsia="宋体"/>
-                <w:b w:val="0"/>
-                <w:sz w:val="17"/>
-              </w:rPr>
-              <w:t>归属校验、标签校验、逻辑删除</w:t>
-            </w:r>
-          </w:p>
-        </w:tc>
-        <w:tc>
-          <w:tcPr>
-            <w:tcW w:type="dxa" w:w="2041"/>
-            <w:vAlign w:val="center"/>
-            <w:shd w:fill="FFFFFF"/>
-            <w:tcBorders>
-              <w:top w:val="single" w:sz="4" w:color="A6A6A6"/>
-              <w:left w:val="single" w:sz="4" w:color="A6A6A6"/>
-              <w:bottom w:val="single" w:sz="4" w:color="A6A6A6"/>
-              <w:right w:val="single" w:sz="4" w:color="A6A6A6"/>
-            </w:tcBorders>
-          </w:tcPr>
-          <w:p>
-            <w:pPr>
-              <w:spacing w:after="0"/>
-              <w:jc w:val="left"/>
-            </w:pPr>
-            <w:r/>
-            <w:r>
-              <w:rPr>
-                <w:rFonts w:ascii="Times New Roman" w:hAnsi="宋体" w:eastAsia="宋体"/>
-                <w:b w:val="0"/>
-                <w:sz w:val="17"/>
-              </w:rPr>
-              <w:t>待填入真实结果</w:t>
-            </w:r>
-          </w:p>
-        </w:tc>
-        <w:tc>
-          <w:tcPr>
-            <w:tcW w:type="dxa" w:w="1134"/>
-            <w:vAlign w:val="center"/>
-            <w:shd w:fill="FFFFFF"/>
-            <w:tcBorders>
-              <w:top w:val="single" w:sz="4" w:color="A6A6A6"/>
-              <w:left w:val="single" w:sz="4" w:color="A6A6A6"/>
-              <w:bottom w:val="single" w:sz="4" w:color="A6A6A6"/>
-              <w:right w:val="single" w:sz="4" w:color="A6A6A6"/>
-            </w:tcBorders>
-          </w:tcPr>
-          <w:p>
-            <w:pPr>
-              <w:spacing w:after="0"/>
-              <w:jc w:val="left"/>
-            </w:pPr>
-            <w:r/>
-            <w:r>
-              <w:rPr>
-                <w:rFonts w:ascii="Times New Roman" w:hAnsi="宋体" w:eastAsia="宋体"/>
-                <w:b w:val="0"/>
-                <w:sz w:val="17"/>
-              </w:rPr>
-              <w:t>待实测</w:t>
-            </w:r>
-          </w:p>
-        </w:tc>
-      </w:tr>
-      <w:tr>
-        <w:tc>
-          <w:tcPr>
-            <w:tcW w:type="dxa" w:w="1361"/>
-            <w:vAlign w:val="center"/>
-            <w:shd w:fill="FFFFFF"/>
-            <w:tcBorders>
-              <w:top w:val="single" w:sz="4" w:color="A6A6A6"/>
-              <w:left w:val="single" w:sz="4" w:color="A6A6A6"/>
-              <w:bottom w:val="single" w:sz="4" w:color="A6A6A6"/>
-              <w:right w:val="single" w:sz="4" w:color="A6A6A6"/>
-            </w:tcBorders>
-          </w:tcPr>
-          <w:p>
-            <w:pPr>
-              <w:spacing w:after="0"/>
-              <w:jc w:val="center"/>
-            </w:pPr>
-            <w:r/>
-            <w:r>
-              <w:rPr>
-                <w:rFonts w:ascii="Times New Roman" w:hAnsi="宋体" w:eastAsia="宋体"/>
-                <w:b w:val="0"/>
-                <w:sz w:val="17"/>
-              </w:rPr>
-              <w:t>推荐模块</w:t>
-            </w:r>
-          </w:p>
-        </w:tc>
-        <w:tc>
-          <w:tcPr>
-            <w:tcW w:type="dxa" w:w="2041"/>
-            <w:vAlign w:val="center"/>
-            <w:shd w:fill="FFFFFF"/>
-            <w:tcBorders>
-              <w:top w:val="single" w:sz="4" w:color="A6A6A6"/>
-              <w:left w:val="single" w:sz="4" w:color="A6A6A6"/>
-              <w:bottom w:val="single" w:sz="4" w:color="A6A6A6"/>
-              <w:right w:val="single" w:sz="4" w:color="A6A6A6"/>
-            </w:tcBorders>
-          </w:tcPr>
-          <w:p>
-            <w:pPr>
-              <w:spacing w:after="0"/>
-              <w:jc w:val="left"/>
-            </w:pPr>
-            <w:r/>
-            <w:r>
-              <w:rPr>
-                <w:rFonts w:ascii="Times New Roman" w:hAnsi="宋体" w:eastAsia="宋体"/>
-                <w:b w:val="0"/>
-                <w:sz w:val="17"/>
-              </w:rPr>
-              <w:t>RecommendationServiceTest</w:t>
-            </w:r>
-          </w:p>
-        </w:tc>
-        <w:tc>
-          <w:tcPr>
-            <w:tcW w:type="dxa" w:w="2551"/>
-            <w:vAlign w:val="center"/>
-            <w:shd w:fill="FFFFFF"/>
-            <w:tcBorders>
-              <w:top w:val="single" w:sz="4" w:color="A6A6A6"/>
-              <w:left w:val="single" w:sz="4" w:color="A6A6A6"/>
-              <w:bottom w:val="single" w:sz="4" w:color="A6A6A6"/>
-              <w:right w:val="single" w:sz="4" w:color="A6A6A6"/>
-            </w:tcBorders>
-          </w:tcPr>
-          <w:p>
-            <w:pPr>
-              <w:spacing w:after="0"/>
-              <w:jc w:val="left"/>
-            </w:pPr>
-            <w:r/>
-            <w:r>
-              <w:rPr>
-                <w:rFonts w:ascii="Times New Roman" w:hAnsi="宋体" w:eastAsia="宋体"/>
-                <w:b w:val="0"/>
-                <w:sz w:val="17"/>
-              </w:rPr>
-              <w:t>规则过滤、非法 JSON 降级</w:t>
-            </w:r>
-          </w:p>
-        </w:tc>
-        <w:tc>
-          <w:tcPr>
-            <w:tcW w:type="dxa" w:w="2041"/>
-            <w:vAlign w:val="center"/>
-            <w:shd w:fill="FFFFFF"/>
-            <w:tcBorders>
-              <w:top w:val="single" w:sz="4" w:color="A6A6A6"/>
-              <w:left w:val="single" w:sz="4" w:color="A6A6A6"/>
-              <w:bottom w:val="single" w:sz="4" w:color="A6A6A6"/>
-              <w:right w:val="single" w:sz="4" w:color="A6A6A6"/>
-            </w:tcBorders>
-          </w:tcPr>
-          <w:p>
-            <w:pPr>
-              <w:spacing w:after="0"/>
-              <w:jc w:val="left"/>
-            </w:pPr>
-            <w:r/>
-            <w:r>
-              <w:rPr>
-                <w:rFonts w:ascii="Times New Roman" w:hAnsi="宋体" w:eastAsia="宋体"/>
-                <w:b w:val="0"/>
-                <w:sz w:val="17"/>
-              </w:rPr>
-              <w:t>待填入真实结果</w:t>
-            </w:r>
-          </w:p>
-        </w:tc>
-        <w:tc>
-          <w:tcPr>
-            <w:tcW w:type="dxa" w:w="1134"/>
-            <w:vAlign w:val="center"/>
-            <w:shd w:fill="FFFFFF"/>
-            <w:tcBorders>
-              <w:top w:val="single" w:sz="4" w:color="A6A6A6"/>
-              <w:left w:val="single" w:sz="4" w:color="A6A6A6"/>
-              <w:bottom w:val="single" w:sz="4" w:color="A6A6A6"/>
-              <w:right w:val="single" w:sz="4" w:color="A6A6A6"/>
-            </w:tcBorders>
-          </w:tcPr>
-          <w:p>
-            <w:pPr>
-              <w:spacing w:after="0"/>
-              <w:jc w:val="left"/>
-            </w:pPr>
-            <w:r/>
-            <w:r>
-              <w:rPr>
-                <w:rFonts w:ascii="Times New Roman" w:hAnsi="宋体" w:eastAsia="宋体"/>
-                <w:b w:val="0"/>
-                <w:sz w:val="17"/>
-              </w:rPr>
-              <w:t>待实测</w:t>
-            </w:r>
-          </w:p>
-        </w:tc>
-      </w:tr>
-    </w:tbl>
-    <w:p/>
-    <w:p>
-      <w:pPr>
-        <w:pStyle w:val="Heading3"/>
-        <w:keepNext/>
-        <w:spacing w:before="180" w:after="140"/>
-      </w:pPr>
-      <w:r>
-        <w:rPr>
-          <w:rFonts w:ascii="Times New Roman" w:hAnsi="黑体" w:eastAsia="黑体"/>
-          <w:b/>
-          <w:sz w:val="24"/>
-        </w:rPr>
-        <w:t>3.6.5 接口测试报告</w:t>
-      </w:r>
-    </w:p>
-    <w:p>
-      <w:pPr>
-        <w:pStyle w:val="BodyText"/>
-        <w:spacing w:line="360" w:lineRule="auto" w:after="100"/>
-        <w:ind w:firstLine="420"/>
-      </w:pPr>
-      <w:r>
-        <w:rPr>
-          <w:rFonts w:ascii="Times New Roman" w:hAnsi="宋体" w:eastAsia="宋体"/>
-          <w:b w:val="0"/>
-          <w:sz w:val="21"/>
-        </w:rPr>
-        <w:t>接口报告应由 Postman、Apifox 或自动化脚本导出后填写。重点核对 HTTP 状态码、错误码、响应字段、鉴权边界与服务超时行为。</w:t>
-      </w:r>
-    </w:p>
-    <w:p>
-      <w:pPr>
-        <w:spacing w:before="40" w:after="160"/>
-        <w:jc w:val="center"/>
-      </w:pPr>
-      <w:r>
-        <w:rPr>
-          <w:rFonts w:ascii="Times New Roman" w:hAnsi="宋体" w:eastAsia="宋体"/>
-          <w:b w:val="0"/>
-          <w:sz w:val="18"/>
-        </w:rPr>
-        <w:t>表3.12 接口测试报告</w:t>
-      </w:r>
-    </w:p>
-    <w:tbl>
-      <w:tblPr>
-        <w:tblStyle w:val="TableGrid"/>
-        <w:tblW w:type="auto" w:w="0"/>
-        <w:jc w:val="center"/>
-        <w:tblLayout w:type="fixed"/>
-        <w:tblLook w:firstColumn="1" w:firstRow="1" w:lastColumn="0" w:lastRow="0" w:noHBand="0" w:noVBand="1" w:val="04A0"/>
-      </w:tblPr>
-      <w:tblGrid>
-        <w:gridCol w:w="1814"/>
-        <w:gridCol w:w="1814"/>
-        <w:gridCol w:w="1814"/>
-        <w:gridCol w:w="1814"/>
-        <w:gridCol w:w="1814"/>
-      </w:tblGrid>
-      <w:tr>
-        <w:trPr>
-          <w:tblHeader w:val="true"/>
-        </w:trPr>
-        <w:tc>
-          <w:tcPr>
-            <w:tcW w:type="dxa" w:w="1871"/>
-            <w:vAlign w:val="center"/>
-            <w:shd w:fill="F2F4F7"/>
-            <w:tcBorders>
-              <w:top w:val="single" w:sz="4" w:color="A6A6A6"/>
-              <w:left w:val="single" w:sz="4" w:color="A6A6A6"/>
-              <w:bottom w:val="single" w:sz="4" w:color="A6A6A6"/>
-              <w:right w:val="single" w:sz="4" w:color="A6A6A6"/>
-            </w:tcBorders>
-          </w:tcPr>
-          <w:p>
-            <w:pPr>
-              <w:spacing w:after="0"/>
-              <w:jc w:val="center"/>
-            </w:pPr>
-            <w:r/>
-            <w:r>
-              <w:rPr>
-                <w:rFonts w:ascii="Times New Roman" w:hAnsi="宋体" w:eastAsia="宋体"/>
-                <w:b/>
-                <w:sz w:val="17"/>
-              </w:rPr>
-              <w:t>接口</w:t>
-            </w:r>
-          </w:p>
-        </w:tc>
-        <w:tc>
-          <w:tcPr>
-            <w:tcW w:type="dxa" w:w="1757"/>
-            <w:vAlign w:val="center"/>
-            <w:shd w:fill="F2F4F7"/>
-            <w:tcBorders>
-              <w:top w:val="single" w:sz="4" w:color="A6A6A6"/>
-              <w:left w:val="single" w:sz="4" w:color="A6A6A6"/>
-              <w:bottom w:val="single" w:sz="4" w:color="A6A6A6"/>
-              <w:right w:val="single" w:sz="4" w:color="A6A6A6"/>
-            </w:tcBorders>
-          </w:tcPr>
-          <w:p>
-            <w:pPr>
-              <w:spacing w:after="0"/>
-              <w:jc w:val="center"/>
-            </w:pPr>
-            <w:r/>
-            <w:r>
-              <w:rPr>
-                <w:rFonts w:ascii="Times New Roman" w:hAnsi="宋体" w:eastAsia="宋体"/>
-                <w:b/>
-                <w:sz w:val="17"/>
-              </w:rPr>
-              <w:t>测试数据</w:t>
-            </w:r>
-          </w:p>
-        </w:tc>
-        <w:tc>
-          <w:tcPr>
-            <w:tcW w:type="dxa" w:w="1871"/>
-            <w:vAlign w:val="center"/>
-            <w:shd w:fill="F2F4F7"/>
-            <w:tcBorders>
-              <w:top w:val="single" w:sz="4" w:color="A6A6A6"/>
-              <w:left w:val="single" w:sz="4" w:color="A6A6A6"/>
-              <w:bottom w:val="single" w:sz="4" w:color="A6A6A6"/>
-              <w:right w:val="single" w:sz="4" w:color="A6A6A6"/>
-            </w:tcBorders>
-          </w:tcPr>
-          <w:p>
-            <w:pPr>
-              <w:spacing w:after="0"/>
-              <w:jc w:val="center"/>
-            </w:pPr>
-            <w:r/>
-            <w:r>
-              <w:rPr>
-                <w:rFonts w:ascii="Times New Roman" w:hAnsi="宋体" w:eastAsia="宋体"/>
-                <w:b/>
-                <w:sz w:val="17"/>
-              </w:rPr>
-              <w:t>预期</w:t>
-            </w:r>
-          </w:p>
-        </w:tc>
-        <w:tc>
-          <w:tcPr>
-            <w:tcW w:type="dxa" w:w="1871"/>
-            <w:vAlign w:val="center"/>
-            <w:shd w:fill="F2F4F7"/>
-            <w:tcBorders>
-              <w:top w:val="single" w:sz="4" w:color="A6A6A6"/>
-              <w:left w:val="single" w:sz="4" w:color="A6A6A6"/>
-              <w:bottom w:val="single" w:sz="4" w:color="A6A6A6"/>
-              <w:right w:val="single" w:sz="4" w:color="A6A6A6"/>
-            </w:tcBorders>
-          </w:tcPr>
-          <w:p>
-            <w:pPr>
-              <w:spacing w:after="0"/>
-              <w:jc w:val="center"/>
-            </w:pPr>
-            <w:r/>
-            <w:r>
-              <w:rPr>
-                <w:rFonts w:ascii="Times New Roman" w:hAnsi="宋体" w:eastAsia="宋体"/>
-                <w:b/>
-                <w:sz w:val="17"/>
-              </w:rPr>
-              <w:t>实际</w:t>
-            </w:r>
-          </w:p>
-        </w:tc>
-        <w:tc>
-          <w:tcPr>
-            <w:tcW w:type="dxa" w:w="1134"/>
-            <w:vAlign w:val="center"/>
-            <w:shd w:fill="F2F4F7"/>
-            <w:tcBorders>
-              <w:top w:val="single" w:sz="4" w:color="A6A6A6"/>
-              <w:left w:val="single" w:sz="4" w:color="A6A6A6"/>
-              <w:bottom w:val="single" w:sz="4" w:color="A6A6A6"/>
-              <w:right w:val="single" w:sz="4" w:color="A6A6A6"/>
-            </w:tcBorders>
-          </w:tcPr>
-          <w:p>
-            <w:pPr>
-              <w:spacing w:after="0"/>
-              <w:jc w:val="center"/>
-            </w:pPr>
-            <w:r/>
-            <w:r>
-              <w:rPr>
-                <w:rFonts w:ascii="Times New Roman" w:hAnsi="宋体" w:eastAsia="宋体"/>
-                <w:b/>
-                <w:sz w:val="17"/>
-              </w:rPr>
-              <w:t>状态</w:t>
-            </w:r>
-          </w:p>
-        </w:tc>
-      </w:tr>
-      <w:tr>
-        <w:tc>
-          <w:tcPr>
-            <w:tcW w:type="dxa" w:w="1871"/>
-            <w:vAlign w:val="center"/>
-            <w:shd w:fill="FFFFFF"/>
-            <w:tcBorders>
-              <w:top w:val="single" w:sz="4" w:color="A6A6A6"/>
-              <w:left w:val="single" w:sz="4" w:color="A6A6A6"/>
-              <w:bottom w:val="single" w:sz="4" w:color="A6A6A6"/>
-              <w:right w:val="single" w:sz="4" w:color="A6A6A6"/>
-            </w:tcBorders>
-          </w:tcPr>
-          <w:p>
-            <w:pPr>
-              <w:spacing w:after="0"/>
-              <w:jc w:val="center"/>
-            </w:pPr>
-            <w:r/>
-            <w:r>
-              <w:rPr>
-                <w:rFonts w:ascii="Times New Roman" w:hAnsi="宋体" w:eastAsia="宋体"/>
-                <w:b w:val="0"/>
-                <w:sz w:val="17"/>
-              </w:rPr>
-              <w:t>POST /auth/login</w:t>
-            </w:r>
-          </w:p>
-        </w:tc>
-        <w:tc>
-          <w:tcPr>
-            <w:tcW w:type="dxa" w:w="1757"/>
-            <w:vAlign w:val="center"/>
-            <w:shd w:fill="FFFFFF"/>
-            <w:tcBorders>
-              <w:top w:val="single" w:sz="4" w:color="A6A6A6"/>
-              <w:left w:val="single" w:sz="4" w:color="A6A6A6"/>
-              <w:bottom w:val="single" w:sz="4" w:color="A6A6A6"/>
-              <w:right w:val="single" w:sz="4" w:color="A6A6A6"/>
-            </w:tcBorders>
-          </w:tcPr>
-          <w:p>
-            <w:pPr>
-              <w:spacing w:after="0"/>
-              <w:jc w:val="left"/>
-            </w:pPr>
-            <w:r/>
-            <w:r>
-              <w:rPr>
-                <w:rFonts w:ascii="Times New Roman" w:hAnsi="宋体" w:eastAsia="宋体"/>
-                <w:b w:val="0"/>
-                <w:sz w:val="17"/>
-              </w:rPr>
-              <w:t>错误密码</w:t>
-            </w:r>
-          </w:p>
-        </w:tc>
-        <w:tc>
-          <w:tcPr>
-            <w:tcW w:type="dxa" w:w="1871"/>
-            <w:vAlign w:val="center"/>
-            <w:shd w:fill="FFFFFF"/>
-            <w:tcBorders>
-              <w:top w:val="single" w:sz="4" w:color="A6A6A6"/>
-              <w:left w:val="single" w:sz="4" w:color="A6A6A6"/>
-              <w:bottom w:val="single" w:sz="4" w:color="A6A6A6"/>
-              <w:right w:val="single" w:sz="4" w:color="A6A6A6"/>
-            </w:tcBorders>
-          </w:tcPr>
-          <w:p>
-            <w:pPr>
-              <w:spacing w:after="0"/>
-              <w:jc w:val="left"/>
-            </w:pPr>
-            <w:r/>
-            <w:r>
-              <w:rPr>
-                <w:rFonts w:ascii="Times New Roman" w:hAnsi="宋体" w:eastAsia="宋体"/>
-                <w:b w:val="0"/>
-                <w:sz w:val="17"/>
-              </w:rPr>
-              <w:t>401 与统一错误码</w:t>
-            </w:r>
-          </w:p>
-        </w:tc>
-        <w:tc>
-          <w:tcPr>
-            <w:tcW w:type="dxa" w:w="1871"/>
-            <w:vAlign w:val="center"/>
-            <w:shd w:fill="FFFFFF"/>
-            <w:tcBorders>
-              <w:top w:val="single" w:sz="4" w:color="A6A6A6"/>
-              <w:left w:val="single" w:sz="4" w:color="A6A6A6"/>
-              <w:bottom w:val="single" w:sz="4" w:color="A6A6A6"/>
-              <w:right w:val="single" w:sz="4" w:color="A6A6A6"/>
-            </w:tcBorders>
-          </w:tcPr>
-          <w:p>
-            <w:pPr>
-              <w:spacing w:after="0"/>
-              <w:jc w:val="left"/>
-            </w:pPr>
-            <w:r/>
-            <w:r>
-              <w:rPr>
-                <w:rFonts w:ascii="Times New Roman" w:hAnsi="宋体" w:eastAsia="宋体"/>
-                <w:b w:val="0"/>
-                <w:sz w:val="17"/>
-              </w:rPr>
-              <w:t>待填入真实响应</w:t>
-            </w:r>
-          </w:p>
-        </w:tc>
-        <w:tc>
-          <w:tcPr>
-            <w:tcW w:type="dxa" w:w="1134"/>
-            <w:vAlign w:val="center"/>
-            <w:shd w:fill="FFFFFF"/>
-            <w:tcBorders>
-              <w:top w:val="single" w:sz="4" w:color="A6A6A6"/>
-              <w:left w:val="single" w:sz="4" w:color="A6A6A6"/>
-              <w:bottom w:val="single" w:sz="4" w:color="A6A6A6"/>
-              <w:right w:val="single" w:sz="4" w:color="A6A6A6"/>
-            </w:tcBorders>
-          </w:tcPr>
-          <w:p>
-            <w:pPr>
-              <w:spacing w:after="0"/>
-              <w:jc w:val="left"/>
-            </w:pPr>
-            <w:r/>
-            <w:r>
-              <w:rPr>
-                <w:rFonts w:ascii="Times New Roman" w:hAnsi="宋体" w:eastAsia="宋体"/>
-                <w:b w:val="0"/>
-                <w:sz w:val="17"/>
-              </w:rPr>
-              <w:t>待实测</w:t>
-            </w:r>
-          </w:p>
-        </w:tc>
-      </w:tr>
-      <w:tr>
-        <w:tc>
-          <w:tcPr>
-            <w:tcW w:type="dxa" w:w="1871"/>
-            <w:vAlign w:val="center"/>
-            <w:shd w:fill="FFFFFF"/>
-            <w:tcBorders>
-              <w:top w:val="single" w:sz="4" w:color="A6A6A6"/>
-              <w:left w:val="single" w:sz="4" w:color="A6A6A6"/>
-              <w:bottom w:val="single" w:sz="4" w:color="A6A6A6"/>
-              <w:right w:val="single" w:sz="4" w:color="A6A6A6"/>
-            </w:tcBorders>
-          </w:tcPr>
-          <w:p>
-            <w:pPr>
-              <w:spacing w:after="0"/>
-              <w:jc w:val="center"/>
-            </w:pPr>
-            <w:r/>
-            <w:r>
-              <w:rPr>
-                <w:rFonts w:ascii="Times New Roman" w:hAnsi="宋体" w:eastAsia="宋体"/>
-                <w:b w:val="0"/>
-                <w:sz w:val="17"/>
-              </w:rPr>
-              <w:t>POST /garments</w:t>
-            </w:r>
-          </w:p>
-        </w:tc>
-        <w:tc>
-          <w:tcPr>
-            <w:tcW w:type="dxa" w:w="1757"/>
-            <w:vAlign w:val="center"/>
-            <w:shd w:fill="FFFFFF"/>
-            <w:tcBorders>
-              <w:top w:val="single" w:sz="4" w:color="A6A6A6"/>
-              <w:left w:val="single" w:sz="4" w:color="A6A6A6"/>
-              <w:bottom w:val="single" w:sz="4" w:color="A6A6A6"/>
-              <w:right w:val="single" w:sz="4" w:color="A6A6A6"/>
-            </w:tcBorders>
-          </w:tcPr>
-          <w:p>
-            <w:pPr>
-              <w:spacing w:after="0"/>
-              <w:jc w:val="left"/>
-            </w:pPr>
-            <w:r/>
-            <w:r>
-              <w:rPr>
-                <w:rFonts w:ascii="Times New Roman" w:hAnsi="宋体" w:eastAsia="宋体"/>
-                <w:b w:val="0"/>
-                <w:sz w:val="17"/>
-              </w:rPr>
-              <w:t>非图片文件</w:t>
-            </w:r>
-          </w:p>
-        </w:tc>
-        <w:tc>
-          <w:tcPr>
-            <w:tcW w:type="dxa" w:w="1871"/>
-            <w:vAlign w:val="center"/>
-            <w:shd w:fill="FFFFFF"/>
-            <w:tcBorders>
-              <w:top w:val="single" w:sz="4" w:color="A6A6A6"/>
-              <w:left w:val="single" w:sz="4" w:color="A6A6A6"/>
-              <w:bottom w:val="single" w:sz="4" w:color="A6A6A6"/>
-              <w:right w:val="single" w:sz="4" w:color="A6A6A6"/>
-            </w:tcBorders>
-          </w:tcPr>
-          <w:p>
-            <w:pPr>
-              <w:spacing w:after="0"/>
-              <w:jc w:val="left"/>
-            </w:pPr>
-            <w:r/>
-            <w:r>
-              <w:rPr>
-                <w:rFonts w:ascii="Times New Roman" w:hAnsi="宋体" w:eastAsia="宋体"/>
-                <w:b w:val="0"/>
-                <w:sz w:val="17"/>
-              </w:rPr>
-              <w:t>400，文件不落库</w:t>
-            </w:r>
-          </w:p>
-        </w:tc>
-        <w:tc>
-          <w:tcPr>
-            <w:tcW w:type="dxa" w:w="1871"/>
-            <w:vAlign w:val="center"/>
-            <w:shd w:fill="FFFFFF"/>
-            <w:tcBorders>
-              <w:top w:val="single" w:sz="4" w:color="A6A6A6"/>
-              <w:left w:val="single" w:sz="4" w:color="A6A6A6"/>
-              <w:bottom w:val="single" w:sz="4" w:color="A6A6A6"/>
-              <w:right w:val="single" w:sz="4" w:color="A6A6A6"/>
-            </w:tcBorders>
-          </w:tcPr>
-          <w:p>
-            <w:pPr>
-              <w:spacing w:after="0"/>
-              <w:jc w:val="left"/>
-            </w:pPr>
-            <w:r/>
-            <w:r>
-              <w:rPr>
-                <w:rFonts w:ascii="Times New Roman" w:hAnsi="宋体" w:eastAsia="宋体"/>
-                <w:b w:val="0"/>
-                <w:sz w:val="17"/>
-              </w:rPr>
-              <w:t>待填入真实响应</w:t>
-            </w:r>
-          </w:p>
-        </w:tc>
-        <w:tc>
-          <w:tcPr>
-            <w:tcW w:type="dxa" w:w="1134"/>
-            <w:vAlign w:val="center"/>
-            <w:shd w:fill="FFFFFF"/>
-            <w:tcBorders>
-              <w:top w:val="single" w:sz="4" w:color="A6A6A6"/>
-              <w:left w:val="single" w:sz="4" w:color="A6A6A6"/>
-              <w:bottom w:val="single" w:sz="4" w:color="A6A6A6"/>
-              <w:right w:val="single" w:sz="4" w:color="A6A6A6"/>
-            </w:tcBorders>
-          </w:tcPr>
-          <w:p>
-            <w:pPr>
-              <w:spacing w:after="0"/>
-              <w:jc w:val="left"/>
-            </w:pPr>
-            <w:r/>
-            <w:r>
-              <w:rPr>
-                <w:rFonts w:ascii="Times New Roman" w:hAnsi="宋体" w:eastAsia="宋体"/>
-                <w:b w:val="0"/>
-                <w:sz w:val="17"/>
-              </w:rPr>
-              <w:t>待实测</w:t>
-            </w:r>
-          </w:p>
-        </w:tc>
-      </w:tr>
-      <w:tr>
-        <w:tc>
-          <w:tcPr>
-            <w:tcW w:type="dxa" w:w="1871"/>
-            <w:vAlign w:val="center"/>
-            <w:shd w:fill="FFFFFF"/>
-            <w:tcBorders>
-              <w:top w:val="single" w:sz="4" w:color="A6A6A6"/>
-              <w:left w:val="single" w:sz="4" w:color="A6A6A6"/>
-              <w:bottom w:val="single" w:sz="4" w:color="A6A6A6"/>
-              <w:right w:val="single" w:sz="4" w:color="A6A6A6"/>
-            </w:tcBorders>
-          </w:tcPr>
-          <w:p>
-            <w:pPr>
-              <w:spacing w:after="0"/>
-              <w:jc w:val="center"/>
-            </w:pPr>
-            <w:r/>
-            <w:r>
-              <w:rPr>
-                <w:rFonts w:ascii="Times New Roman" w:hAnsi="宋体" w:eastAsia="宋体"/>
-                <w:b w:val="0"/>
-                <w:sz w:val="17"/>
-              </w:rPr>
-              <w:t>POST /recommendations</w:t>
-            </w:r>
-          </w:p>
-        </w:tc>
-        <w:tc>
-          <w:tcPr>
-            <w:tcW w:type="dxa" w:w="1757"/>
-            <w:vAlign w:val="center"/>
-            <w:shd w:fill="FFFFFF"/>
-            <w:tcBorders>
-              <w:top w:val="single" w:sz="4" w:color="A6A6A6"/>
-              <w:left w:val="single" w:sz="4" w:color="A6A6A6"/>
-              <w:bottom w:val="single" w:sz="4" w:color="A6A6A6"/>
-              <w:right w:val="single" w:sz="4" w:color="A6A6A6"/>
-            </w:tcBorders>
-          </w:tcPr>
-          <w:p>
-            <w:pPr>
-              <w:spacing w:after="0"/>
-              <w:jc w:val="left"/>
-            </w:pPr>
-            <w:r/>
-            <w:r>
-              <w:rPr>
-                <w:rFonts w:ascii="Times New Roman" w:hAnsi="宋体" w:eastAsia="宋体"/>
-                <w:b w:val="0"/>
-                <w:sz w:val="17"/>
-              </w:rPr>
-              <w:t>空衣橱</w:t>
-            </w:r>
-          </w:p>
-        </w:tc>
-        <w:tc>
-          <w:tcPr>
-            <w:tcW w:type="dxa" w:w="1871"/>
-            <w:vAlign w:val="center"/>
-            <w:shd w:fill="FFFFFF"/>
-            <w:tcBorders>
-              <w:top w:val="single" w:sz="4" w:color="A6A6A6"/>
-              <w:left w:val="single" w:sz="4" w:color="A6A6A6"/>
-              <w:bottom w:val="single" w:sz="4" w:color="A6A6A6"/>
-              <w:right w:val="single" w:sz="4" w:color="A6A6A6"/>
-            </w:tcBorders>
-          </w:tcPr>
-          <w:p>
-            <w:pPr>
-              <w:spacing w:after="0"/>
-              <w:jc w:val="left"/>
-            </w:pPr>
-            <w:r/>
-            <w:r>
-              <w:rPr>
-                <w:rFonts w:ascii="Times New Roman" w:hAnsi="宋体" w:eastAsia="宋体"/>
-                <w:b w:val="0"/>
-                <w:sz w:val="17"/>
-              </w:rPr>
-              <w:t>补充衣物引导</w:t>
-            </w:r>
-          </w:p>
-        </w:tc>
-        <w:tc>
-          <w:tcPr>
-            <w:tcW w:type="dxa" w:w="1871"/>
-            <w:vAlign w:val="center"/>
-            <w:shd w:fill="FFFFFF"/>
-            <w:tcBorders>
-              <w:top w:val="single" w:sz="4" w:color="A6A6A6"/>
-              <w:left w:val="single" w:sz="4" w:color="A6A6A6"/>
-              <w:bottom w:val="single" w:sz="4" w:color="A6A6A6"/>
-              <w:right w:val="single" w:sz="4" w:color="A6A6A6"/>
-            </w:tcBorders>
-          </w:tcPr>
-          <w:p>
-            <w:pPr>
-              <w:spacing w:after="0"/>
-              <w:jc w:val="left"/>
-            </w:pPr>
-            <w:r/>
-            <w:r>
-              <w:rPr>
-                <w:rFonts w:ascii="Times New Roman" w:hAnsi="宋体" w:eastAsia="宋体"/>
-                <w:b w:val="0"/>
-                <w:sz w:val="17"/>
-              </w:rPr>
-              <w:t>待填入真实响应</w:t>
-            </w:r>
-          </w:p>
-        </w:tc>
-        <w:tc>
-          <w:tcPr>
-            <w:tcW w:type="dxa" w:w="1134"/>
-            <w:vAlign w:val="center"/>
-            <w:shd w:fill="FFFFFF"/>
-            <w:tcBorders>
-              <w:top w:val="single" w:sz="4" w:color="A6A6A6"/>
-              <w:left w:val="single" w:sz="4" w:color="A6A6A6"/>
-              <w:bottom w:val="single" w:sz="4" w:color="A6A6A6"/>
-              <w:right w:val="single" w:sz="4" w:color="A6A6A6"/>
-            </w:tcBorders>
-          </w:tcPr>
-          <w:p>
-            <w:pPr>
-              <w:spacing w:after="0"/>
-              <w:jc w:val="left"/>
-            </w:pPr>
-            <w:r/>
-            <w:r>
-              <w:rPr>
-                <w:rFonts w:ascii="Times New Roman" w:hAnsi="宋体" w:eastAsia="宋体"/>
-                <w:b w:val="0"/>
-                <w:sz w:val="17"/>
-              </w:rPr>
-              <w:t>待实测</w:t>
-            </w:r>
-          </w:p>
-        </w:tc>
-      </w:tr>
-    </w:tbl>
-    <w:p/>
-    <w:p>
-      <w:pPr>
-        <w:pStyle w:val="Heading3"/>
-        <w:keepNext/>
-        <w:spacing w:before="180" w:after="140"/>
-      </w:pPr>
-      <w:r>
-        <w:rPr>
-          <w:rFonts w:ascii="Times New Roman" w:hAnsi="黑体" w:eastAsia="黑体"/>
-          <w:b/>
-          <w:sz w:val="24"/>
-        </w:rPr>
-        <w:t>3.6.6 集成测试报告</w:t>
-      </w:r>
-    </w:p>
-    <w:p>
-      <w:pPr>
-        <w:pStyle w:val="BodyText"/>
-        <w:spacing w:line="360" w:lineRule="auto" w:after="100"/>
-        <w:ind w:firstLine="420"/>
-      </w:pPr>
-      <w:r>
-        <w:rPr>
-          <w:rFonts w:ascii="Times New Roman" w:hAnsi="宋体" w:eastAsia="宋体"/>
-          <w:b w:val="0"/>
-          <w:sz w:val="21"/>
-        </w:rPr>
-        <w:t>集成测试以“登录 - 上传衣物 - 生成方案 - 收藏反馈”为核心业务链路。提交前应在与目标部署一致的环境中执行，并附上运行日志、接口截图和缺陷修复记录。</w:t>
-      </w:r>
-    </w:p>
-    <w:p>
-      <w:pPr>
-        <w:spacing w:before="40" w:after="160"/>
-        <w:jc w:val="center"/>
-      </w:pPr>
-      <w:r>
-        <w:rPr>
-          <w:rFonts w:ascii="Times New Roman" w:hAnsi="宋体" w:eastAsia="宋体"/>
-          <w:b w:val="0"/>
-          <w:sz w:val="18"/>
-        </w:rPr>
-        <w:t>表3.13 集成测试报告</w:t>
-      </w:r>
-    </w:p>
-    <w:tbl>
-      <w:tblPr>
-        <w:tblStyle w:val="TableGrid"/>
-        <w:tblW w:type="auto" w:w="0"/>
-        <w:jc w:val="center"/>
-        <w:tblLayout w:type="fixed"/>
-        <w:tblLook w:firstColumn="1" w:firstRow="1" w:lastColumn="0" w:lastRow="0" w:noHBand="0" w:noVBand="1" w:val="04A0"/>
-      </w:tblPr>
-      <w:tblGrid>
-        <w:gridCol w:w="2268"/>
-        <w:gridCol w:w="2268"/>
-        <w:gridCol w:w="2268"/>
-        <w:gridCol w:w="2268"/>
-      </w:tblGrid>
-      <w:tr>
-        <w:trPr>
-          <w:tblHeader w:val="true"/>
-        </w:trPr>
-        <w:tc>
-          <w:tcPr>
-            <w:tcW w:type="dxa" w:w="1928"/>
-            <w:vAlign w:val="center"/>
-            <w:shd w:fill="F2F4F7"/>
-            <w:tcBorders>
-              <w:top w:val="single" w:sz="4" w:color="A6A6A6"/>
-              <w:left w:val="single" w:sz="4" w:color="A6A6A6"/>
-              <w:bottom w:val="single" w:sz="4" w:color="A6A6A6"/>
-              <w:right w:val="single" w:sz="4" w:color="A6A6A6"/>
-            </w:tcBorders>
-          </w:tcPr>
-          <w:p>
-            <w:pPr>
-              <w:spacing w:after="0"/>
-              <w:jc w:val="center"/>
-            </w:pPr>
-            <w:r/>
-            <w:r>
-              <w:rPr>
-                <w:rFonts w:ascii="Times New Roman" w:hAnsi="宋体" w:eastAsia="宋体"/>
-                <w:b/>
-                <w:sz w:val="17"/>
-              </w:rPr>
-              <w:t>链路</w:t>
-            </w:r>
-          </w:p>
-        </w:tc>
-        <w:tc>
-          <w:tcPr>
-            <w:tcW w:type="dxa" w:w="2551"/>
-            <w:vAlign w:val="center"/>
-            <w:shd w:fill="F2F4F7"/>
-            <w:tcBorders>
-              <w:top w:val="single" w:sz="4" w:color="A6A6A6"/>
-              <w:left w:val="single" w:sz="4" w:color="A6A6A6"/>
-              <w:bottom w:val="single" w:sz="4" w:color="A6A6A6"/>
-              <w:right w:val="single" w:sz="4" w:color="A6A6A6"/>
-            </w:tcBorders>
-          </w:tcPr>
-          <w:p>
-            <w:pPr>
-              <w:spacing w:after="0"/>
-              <w:jc w:val="center"/>
-            </w:pPr>
-            <w:r/>
-            <w:r>
-              <w:rPr>
-                <w:rFonts w:ascii="Times New Roman" w:hAnsi="宋体" w:eastAsia="宋体"/>
-                <w:b/>
-                <w:sz w:val="17"/>
-              </w:rPr>
-              <w:t>预期结果</w:t>
-            </w:r>
-          </w:p>
-        </w:tc>
-        <w:tc>
-          <w:tcPr>
-            <w:tcW w:type="dxa" w:w="2551"/>
-            <w:vAlign w:val="center"/>
-            <w:shd w:fill="F2F4F7"/>
-            <w:tcBorders>
-              <w:top w:val="single" w:sz="4" w:color="A6A6A6"/>
-              <w:left w:val="single" w:sz="4" w:color="A6A6A6"/>
-              <w:bottom w:val="single" w:sz="4" w:color="A6A6A6"/>
-              <w:right w:val="single" w:sz="4" w:color="A6A6A6"/>
-            </w:tcBorders>
-          </w:tcPr>
-          <w:p>
-            <w:pPr>
-              <w:spacing w:after="0"/>
-              <w:jc w:val="center"/>
-            </w:pPr>
-            <w:r/>
-            <w:r>
-              <w:rPr>
-                <w:rFonts w:ascii="Times New Roman" w:hAnsi="宋体" w:eastAsia="宋体"/>
-                <w:b/>
-                <w:sz w:val="17"/>
-              </w:rPr>
-              <w:t>实际结果</w:t>
-            </w:r>
-          </w:p>
-        </w:tc>
-        <w:tc>
-          <w:tcPr>
-            <w:tcW w:type="dxa" w:w="1134"/>
-            <w:vAlign w:val="center"/>
-            <w:shd w:fill="F2F4F7"/>
-            <w:tcBorders>
-              <w:top w:val="single" w:sz="4" w:color="A6A6A6"/>
-              <w:left w:val="single" w:sz="4" w:color="A6A6A6"/>
-              <w:bottom w:val="single" w:sz="4" w:color="A6A6A6"/>
-              <w:right w:val="single" w:sz="4" w:color="A6A6A6"/>
-            </w:tcBorders>
-          </w:tcPr>
-          <w:p>
-            <w:pPr>
-              <w:spacing w:after="0"/>
-              <w:jc w:val="center"/>
-            </w:pPr>
-            <w:r/>
-            <w:r>
-              <w:rPr>
-                <w:rFonts w:ascii="Times New Roman" w:hAnsi="宋体" w:eastAsia="宋体"/>
-                <w:b/>
-                <w:sz w:val="17"/>
-              </w:rPr>
-              <w:t>状态</w:t>
-            </w:r>
-          </w:p>
-        </w:tc>
-      </w:tr>
-      <w:tr>
-        <w:tc>
-          <w:tcPr>
-            <w:tcW w:type="dxa" w:w="1928"/>
-            <w:vAlign w:val="center"/>
-            <w:shd w:fill="FFFFFF"/>
-            <w:tcBorders>
-              <w:top w:val="single" w:sz="4" w:color="A6A6A6"/>
-              <w:left w:val="single" w:sz="4" w:color="A6A6A6"/>
-              <w:bottom w:val="single" w:sz="4" w:color="A6A6A6"/>
-              <w:right w:val="single" w:sz="4" w:color="A6A6A6"/>
-            </w:tcBorders>
-          </w:tcPr>
-          <w:p>
-            <w:pPr>
-              <w:spacing w:after="0"/>
-              <w:jc w:val="center"/>
-            </w:pPr>
-            <w:r/>
-            <w:r>
-              <w:rPr>
-                <w:rFonts w:ascii="Times New Roman" w:hAnsi="宋体" w:eastAsia="宋体"/>
-                <w:b w:val="0"/>
-                <w:sz w:val="17"/>
-              </w:rPr>
-              <w:t>登录至首页</w:t>
-            </w:r>
-          </w:p>
-        </w:tc>
-        <w:tc>
-          <w:tcPr>
-            <w:tcW w:type="dxa" w:w="2551"/>
-            <w:vAlign w:val="center"/>
-            <w:shd w:fill="FFFFFF"/>
-            <w:tcBorders>
-              <w:top w:val="single" w:sz="4" w:color="A6A6A6"/>
-              <w:left w:val="single" w:sz="4" w:color="A6A6A6"/>
-              <w:bottom w:val="single" w:sz="4" w:color="A6A6A6"/>
-              <w:right w:val="single" w:sz="4" w:color="A6A6A6"/>
-            </w:tcBorders>
-          </w:tcPr>
-          <w:p>
-            <w:pPr>
-              <w:spacing w:after="0"/>
-              <w:jc w:val="left"/>
-            </w:pPr>
-            <w:r/>
-            <w:r>
-              <w:rPr>
-                <w:rFonts w:ascii="Times New Roman" w:hAnsi="宋体" w:eastAsia="宋体"/>
-                <w:b w:val="0"/>
-                <w:sz w:val="17"/>
-              </w:rPr>
-              <w:t>身份认证后正确进入首页</w:t>
-            </w:r>
-          </w:p>
-        </w:tc>
-        <w:tc>
-          <w:tcPr>
-            <w:tcW w:type="dxa" w:w="2551"/>
-            <w:vAlign w:val="center"/>
-            <w:shd w:fill="FFFFFF"/>
-            <w:tcBorders>
-              <w:top w:val="single" w:sz="4" w:color="A6A6A6"/>
-              <w:left w:val="single" w:sz="4" w:color="A6A6A6"/>
-              <w:bottom w:val="single" w:sz="4" w:color="A6A6A6"/>
-              <w:right w:val="single" w:sz="4" w:color="A6A6A6"/>
-            </w:tcBorders>
-          </w:tcPr>
-          <w:p>
-            <w:pPr>
-              <w:spacing w:after="0"/>
-              <w:jc w:val="left"/>
-            </w:pPr>
-            <w:r/>
-            <w:r>
-              <w:rPr>
-                <w:rFonts w:ascii="Times New Roman" w:hAnsi="宋体" w:eastAsia="宋体"/>
-                <w:b w:val="0"/>
-                <w:sz w:val="17"/>
-              </w:rPr>
-              <w:t>待填入真实结果</w:t>
-            </w:r>
-          </w:p>
-        </w:tc>
-        <w:tc>
-          <w:tcPr>
-            <w:tcW w:type="dxa" w:w="1134"/>
-            <w:vAlign w:val="center"/>
-            <w:shd w:fill="FFFFFF"/>
-            <w:tcBorders>
-              <w:top w:val="single" w:sz="4" w:color="A6A6A6"/>
-              <w:left w:val="single" w:sz="4" w:color="A6A6A6"/>
-              <w:bottom w:val="single" w:sz="4" w:color="A6A6A6"/>
-              <w:right w:val="single" w:sz="4" w:color="A6A6A6"/>
-            </w:tcBorders>
-          </w:tcPr>
-          <w:p>
-            <w:pPr>
-              <w:spacing w:after="0"/>
-              <w:jc w:val="left"/>
-            </w:pPr>
-            <w:r/>
-            <w:r>
-              <w:rPr>
-                <w:rFonts w:ascii="Times New Roman" w:hAnsi="宋体" w:eastAsia="宋体"/>
-                <w:b w:val="0"/>
-                <w:sz w:val="17"/>
-              </w:rPr>
-              <w:t>待实测</w:t>
-            </w:r>
-          </w:p>
-        </w:tc>
-      </w:tr>
-      <w:tr>
-        <w:tc>
-          <w:tcPr>
-            <w:tcW w:type="dxa" w:w="1928"/>
-            <w:vAlign w:val="center"/>
-            <w:shd w:fill="FFFFFF"/>
-            <w:tcBorders>
-              <w:top w:val="single" w:sz="4" w:color="A6A6A6"/>
-              <w:left w:val="single" w:sz="4" w:color="A6A6A6"/>
-              <w:bottom w:val="single" w:sz="4" w:color="A6A6A6"/>
-              <w:right w:val="single" w:sz="4" w:color="A6A6A6"/>
-            </w:tcBorders>
-          </w:tcPr>
-          <w:p>
-            <w:pPr>
-              <w:spacing w:after="0"/>
-              <w:jc w:val="center"/>
-            </w:pPr>
-            <w:r/>
-            <w:r>
-              <w:rPr>
-                <w:rFonts w:ascii="Times New Roman" w:hAnsi="宋体" w:eastAsia="宋体"/>
-                <w:b w:val="0"/>
-                <w:sz w:val="17"/>
-              </w:rPr>
-              <w:t>上传至推荐</w:t>
-            </w:r>
-          </w:p>
-        </w:tc>
-        <w:tc>
-          <w:tcPr>
-            <w:tcW w:type="dxa" w:w="2551"/>
-            <w:vAlign w:val="center"/>
-            <w:shd w:fill="FFFFFF"/>
-            <w:tcBorders>
-              <w:top w:val="single" w:sz="4" w:color="A6A6A6"/>
-              <w:left w:val="single" w:sz="4" w:color="A6A6A6"/>
-              <w:bottom w:val="single" w:sz="4" w:color="A6A6A6"/>
-              <w:right w:val="single" w:sz="4" w:color="A6A6A6"/>
-            </w:tcBorders>
-          </w:tcPr>
-          <w:p>
-            <w:pPr>
-              <w:spacing w:after="0"/>
-              <w:jc w:val="left"/>
-            </w:pPr>
-            <w:r/>
-            <w:r>
-              <w:rPr>
-                <w:rFonts w:ascii="Times New Roman" w:hAnsi="宋体" w:eastAsia="宋体"/>
-                <w:b w:val="0"/>
-                <w:sz w:val="17"/>
-              </w:rPr>
-              <w:t>方案仅引用当前用户可穿衣物</w:t>
-            </w:r>
-          </w:p>
-        </w:tc>
-        <w:tc>
-          <w:tcPr>
-            <w:tcW w:type="dxa" w:w="2551"/>
-            <w:vAlign w:val="center"/>
-            <w:shd w:fill="FFFFFF"/>
-            <w:tcBorders>
-              <w:top w:val="single" w:sz="4" w:color="A6A6A6"/>
-              <w:left w:val="single" w:sz="4" w:color="A6A6A6"/>
-              <w:bottom w:val="single" w:sz="4" w:color="A6A6A6"/>
-              <w:right w:val="single" w:sz="4" w:color="A6A6A6"/>
-            </w:tcBorders>
-          </w:tcPr>
-          <w:p>
-            <w:pPr>
-              <w:spacing w:after="0"/>
-              <w:jc w:val="left"/>
-            </w:pPr>
-            <w:r/>
-            <w:r>
-              <w:rPr>
-                <w:rFonts w:ascii="Times New Roman" w:hAnsi="宋体" w:eastAsia="宋体"/>
-                <w:b w:val="0"/>
-                <w:sz w:val="17"/>
-              </w:rPr>
-              <w:t>待填入真实结果</w:t>
-            </w:r>
-          </w:p>
-        </w:tc>
-        <w:tc>
-          <w:tcPr>
-            <w:tcW w:type="dxa" w:w="1134"/>
-            <w:vAlign w:val="center"/>
-            <w:shd w:fill="FFFFFF"/>
-            <w:tcBorders>
-              <w:top w:val="single" w:sz="4" w:color="A6A6A6"/>
-              <w:left w:val="single" w:sz="4" w:color="A6A6A6"/>
-              <w:bottom w:val="single" w:sz="4" w:color="A6A6A6"/>
-              <w:right w:val="single" w:sz="4" w:color="A6A6A6"/>
-            </w:tcBorders>
-          </w:tcPr>
-          <w:p>
-            <w:pPr>
-              <w:spacing w:after="0"/>
-              <w:jc w:val="left"/>
-            </w:pPr>
-            <w:r/>
-            <w:r>
-              <w:rPr>
-                <w:rFonts w:ascii="Times New Roman" w:hAnsi="宋体" w:eastAsia="宋体"/>
-                <w:b w:val="0"/>
-                <w:sz w:val="17"/>
-              </w:rPr>
-              <w:t>待实测</w:t>
-            </w:r>
-          </w:p>
-        </w:tc>
-      </w:tr>
-      <w:tr>
-        <w:tc>
-          <w:tcPr>
-            <w:tcW w:type="dxa" w:w="1928"/>
-            <w:vAlign w:val="center"/>
-            <w:shd w:fill="FFFFFF"/>
-            <w:tcBorders>
-              <w:top w:val="single" w:sz="4" w:color="A6A6A6"/>
-              <w:left w:val="single" w:sz="4" w:color="A6A6A6"/>
-              <w:bottom w:val="single" w:sz="4" w:color="A6A6A6"/>
-              <w:right w:val="single" w:sz="4" w:color="A6A6A6"/>
-            </w:tcBorders>
-          </w:tcPr>
-          <w:p>
-            <w:pPr>
-              <w:spacing w:after="0"/>
-              <w:jc w:val="center"/>
-            </w:pPr>
-            <w:r/>
-            <w:r>
-              <w:rPr>
-                <w:rFonts w:ascii="Times New Roman" w:hAnsi="宋体" w:eastAsia="宋体"/>
-                <w:b w:val="0"/>
-                <w:sz w:val="17"/>
-              </w:rPr>
-              <w:t>推荐至反馈</w:t>
-            </w:r>
-          </w:p>
-        </w:tc>
-        <w:tc>
-          <w:tcPr>
-            <w:tcW w:type="dxa" w:w="2551"/>
-            <w:vAlign w:val="center"/>
-            <w:shd w:fill="FFFFFF"/>
-            <w:tcBorders>
-              <w:top w:val="single" w:sz="4" w:color="A6A6A6"/>
-              <w:left w:val="single" w:sz="4" w:color="A6A6A6"/>
-              <w:bottom w:val="single" w:sz="4" w:color="A6A6A6"/>
-              <w:right w:val="single" w:sz="4" w:color="A6A6A6"/>
-            </w:tcBorders>
-          </w:tcPr>
-          <w:p>
-            <w:pPr>
-              <w:spacing w:after="0"/>
-              <w:jc w:val="left"/>
-            </w:pPr>
-            <w:r/>
-            <w:r>
-              <w:rPr>
-                <w:rFonts w:ascii="Times New Roman" w:hAnsi="宋体" w:eastAsia="宋体"/>
-                <w:b w:val="0"/>
-                <w:sz w:val="17"/>
-              </w:rPr>
-              <w:t>收藏后历史方案可查询</w:t>
-            </w:r>
-          </w:p>
-        </w:tc>
-        <w:tc>
-          <w:tcPr>
-            <w:tcW w:type="dxa" w:w="2551"/>
-            <w:vAlign w:val="center"/>
-            <w:shd w:fill="FFFFFF"/>
-            <w:tcBorders>
-              <w:top w:val="single" w:sz="4" w:color="A6A6A6"/>
-              <w:left w:val="single" w:sz="4" w:color="A6A6A6"/>
-              <w:bottom w:val="single" w:sz="4" w:color="A6A6A6"/>
-              <w:right w:val="single" w:sz="4" w:color="A6A6A6"/>
-            </w:tcBorders>
-          </w:tcPr>
-          <w:p>
-            <w:pPr>
-              <w:spacing w:after="0"/>
-              <w:jc w:val="left"/>
-            </w:pPr>
-            <w:r/>
-            <w:r>
-              <w:rPr>
-                <w:rFonts w:ascii="Times New Roman" w:hAnsi="宋体" w:eastAsia="宋体"/>
-                <w:b w:val="0"/>
-                <w:sz w:val="17"/>
-              </w:rPr>
-              <w:t>待填入真实结果</w:t>
-            </w:r>
-          </w:p>
-        </w:tc>
-        <w:tc>
-          <w:tcPr>
-            <w:tcW w:type="dxa" w:w="1134"/>
-            <w:vAlign w:val="center"/>
-            <w:shd w:fill="FFFFFF"/>
-            <w:tcBorders>
-              <w:top w:val="single" w:sz="4" w:color="A6A6A6"/>
-              <w:left w:val="single" w:sz="4" w:color="A6A6A6"/>
-              <w:bottom w:val="single" w:sz="4" w:color="A6A6A6"/>
-              <w:right w:val="single" w:sz="4" w:color="A6A6A6"/>
-            </w:tcBorders>
-          </w:tcPr>
-          <w:p>
-            <w:pPr>
-              <w:spacing w:after="0"/>
-              <w:jc w:val="left"/>
-            </w:pPr>
-            <w:r/>
-            <w:r>
-              <w:rPr>
-                <w:rFonts w:ascii="Times New Roman" w:hAnsi="宋体" w:eastAsia="宋体"/>
-                <w:b w:val="0"/>
-                <w:sz w:val="17"/>
-              </w:rPr>
-              <w:t>待实测</w:t>
-            </w:r>
-          </w:p>
-        </w:tc>
-      </w:tr>
-    </w:tbl>
-    <w:p/>
     <w:p>
       <w:pPr>
         <w:pStyle w:val="Heading1"/>
@@ -17119,7 +15148,7 @@
           <w:b w:val="0"/>
           <w:sz w:val="21"/>
         </w:rPr>
-        <w:t>系统部署到云服务器，采用 Docker Compose 编排。部署前需准备域名或服务器 IP、HTTPS 证书、PostgreSQL 数据卷、Redis 数据卷、对象存储配置和阿里云百炼 API Key。所有密钥通过环境变量注入，不提交到代码仓库；生产 Redis 使用受支持版本，不直接复用开发机的 Redis 3.2.100。</w:t>
+        <w:t>系统部署到云服务器，采用 Docker Compose 编排。部署前需准备域名或服务器 IP、HTTPS 证书、PostgreSQL 数据卷、MinIO 对象存储配置和阿里云百炼 API Key。所有密钥通过环境变量注入，不提交到代码仓库。</w:t>
       </w:r>
     </w:p>
     <w:p>
@@ -17149,7 +15178,7 @@
           <w:b w:val="0"/>
           <w:sz w:val="21"/>
         </w:rPr>
-        <w:t>• 创建 PostgreSQL 16 数据库 fashion_recommendation，并执行 db/migration 下的结构脚本。</w:t>
+        <w:t>• 创建 PostgreSQL 16 数据库 fashion_recommendation，由 Flyway 依次执行 V1（基础表）、V2（图片清理任务表）、V3（推荐审计列）迁移。</w:t>
       </w:r>
     </w:p>
     <w:p>
@@ -17164,22 +15193,7 @@
           <w:b w:val="0"/>
           <w:sz w:val="21"/>
         </w:rPr>
-        <w:t>• 启用 pgvector 扩展，创建衣物向量索引；启动 Redis 7，设置访问密码。</w:t>
-      </w:r>
-    </w:p>
-    <w:p>
-      <w:pPr>
-        <w:pStyle w:val="BodyText"/>
-        <w:spacing w:line="336" w:lineRule="auto"/>
-        <w:ind w:left="420" w:hanging="210"/>
-      </w:pPr>
-      <w:r>
-        <w:rPr>
-          <w:rFonts w:ascii="Times New Roman" w:hAnsi="宋体" w:eastAsia="宋体"/>
-          <w:b w:val="0"/>
-          <w:sz w:val="21"/>
-        </w:rPr>
-        <w:t>• 创建对象存储桶 garments-private，并配置仅由后端签名访问。</w:t>
+        <w:t>• 创建 MinIO 私有桶 garments-private，并配置仅由后端访问。</w:t>
       </w:r>
     </w:p>
     <w:p>
@@ -17209,7 +15223,7 @@
           <w:b w:val="0"/>
           <w:sz w:val="21"/>
         </w:rPr>
-        <w:t>• 在服务器目录中配置 .env：DB_URL、DB_USERNAME、DB_PASSWORD、REDIS_PASSWORD、DASHSCOPE_API_KEY、BAILIAN_MODEL、OBJECT_STORAGE_*。Open-Meteo 默认调用不需要 WEATHER_API_KEY；如需替换服务，只新增 WEATHER_BASE_URL 和 WeatherClient 配置，不改动推荐业务类。趋势来源按平台单独配置启用状态、允许的 base URL、刷新周期和速率限制；抖音默认 3 小时、其他来源默认 6 小时，禁止配置用户账号、密码或绕过访问限制的参数。</w:t>
+        <w:t>• 在服务器目录中配置 .env：POSTGRES_DB、POSTGRES_USER、POSTGRES_PASSWORD、MINIO_ROOT_USER、MINIO_ROOT_PASSWORD、DASHSCOPE_API_KEY、BAILIAN_MODEL、SESSION_COOKIE_SECURE 等。wttr.in 与 Open-Meteo 默认调用不需要 WEATHER_API_KEY；如需替换天气服务，只新增 WEATHER_PRIMARY_BASE_URL 等配置，不改动推荐业务类。趋势源通过 TREND_JSON_URL 配置授权 JSON 地址，禁止配置用户账号、密码或绕过访问限制的参数。</w:t>
       </w:r>
     </w:p>
     <w:p>
@@ -17224,7 +15238,7 @@
           <w:b w:val="0"/>
           <w:sz w:val="21"/>
         </w:rPr>
-        <w:t>• 执行 docker compose up -d --build，检查 frontend、backend、postgres、redis 容器均为 healthy。</w:t>
+        <w:t>• 执行 docker compose --profile app up --build -d，检查 frontend、backend、postgres、minio 容器均为 healthy。</w:t>
       </w:r>
     </w:p>
     <w:p>
@@ -17239,7 +15253,7 @@
           <w:b w:val="0"/>
           <w:sz w:val="21"/>
         </w:rPr>
-        <w:t>• 访问 /actuator/health 验证后端健康状态；未配置 LLM Key 时推荐接口应明确提示服务未配置。</w:t>
+        <w:t>• 访问 /actuator/health 验证后端健康状态；未配置 LLM Key 时推荐接口明确使用规则引擎并返回 engine=development-rule-v1。</w:t>
       </w:r>
     </w:p>
     <w:p>
@@ -17574,36 +15588,6 @@
     </w:p>
     <w:p>
       <w:pPr>
-        <w:pStyle w:val="BodyText"/>
-        <w:spacing w:line="360" w:lineRule="auto" w:after="100"/>
-        <w:ind w:firstLine="0"/>
-      </w:pPr>
-      <w:r>
-        <w:rPr>
-          <w:rFonts w:ascii="Times New Roman" w:hAnsi="宋体" w:eastAsia="宋体"/>
-          <w:b w:val="0"/>
-          <w:sz w:val="21"/>
-        </w:rPr>
-        <w:t>[7] MyBatis-Plus. MyBatis-Plus Documentation [EB/OL]. 2024.</w:t>
-      </w:r>
-    </w:p>
-    <w:p>
-      <w:pPr>
-        <w:pStyle w:val="BodyText"/>
-        <w:spacing w:line="360" w:lineRule="auto" w:after="100"/>
-        <w:ind w:firstLine="0"/>
-      </w:pPr>
-      <w:r>
-        <w:rPr>
-          <w:rFonts w:ascii="Times New Roman" w:hAnsi="宋体" w:eastAsia="宋体"/>
-          <w:b w:val="0"/>
-          <w:sz w:val="21"/>
-        </w:rPr>
-        <w:t>[8] Redis Ltd. Redis Documentation [EB/OL]. 2024.</w:t>
-      </w:r>
-    </w:p>
-    <w:p>
-      <w:pPr>
         <w:pStyle w:val="Heading1"/>
         <w:keepNext/>
         <w:spacing w:before="260" w:after="140"/>
@@ -17645,13 +15629,11 @@
         </w:rPr>
         <w:t>{</w:t>
         <w:br/>
-        <w:t xml:space="preserve">  "scene": "通勤",</w:t>
+        <w:t xml:space="preserve">  "summary": "通勤推荐：针织衫、西裤与乐福鞋的组合。",</w:t>
         <w:br/>
-        <w:t xml:space="preserve">  "outfitItems": [{"garmentId": 101, "role": "top"}],</w:t>
+        <w:t xml:space="preserve">  "reason": "雾蓝针织衫与石墨灰西裤形成稳定对比，乐福鞋适合通勤。",</w:t>
         <w:br/>
-        <w:t xml:space="preserve">  "reason": "浅色上装与深色下装形成通勤场景所需的稳定对比。",</w:t>
-        <w:br/>
-        <w:t xml:space="preserve">  "alternatives": []</w:t>
+        <w:t xml:space="preserve">  "itemIds": [22, 23, 24]</w:t>
         <w:br/>
         <w:t>}</w:t>
       </w:r>

--- a/docx/基于大语言模型的智能穿搭推荐系统_毕业设计成果.docx
+++ b/docx/基于大语言模型的智能穿搭推荐系统_毕业设计成果.docx
@@ -775,7 +775,7 @@
           <w:b w:val="0"/>
           <w:sz w:val="21"/>
         </w:rPr>
-        <w:t>用户完成基础信息、风格偏好、色彩倾向和衣橱标签后，系统调用阿里云百炼平台的通义千问 API 生成结构化个人风格档案。档案包含推荐风格、可尝试风格、适配颜色、推荐单品和简短理由；风潮页面读取该档案并与全局趋势分区展示，不将全局热度直接视为个人偏好。</w:t>
+        <w:t>用户完成基础信息、风格偏好、色彩倾向和衣橱标签后，系统使用当前已实现的确定性 development fallback 生成并持久化结构化个人风格档案。档案包含推荐风格、可尝试风格、适配颜色、推荐单品和简短理由；风潮页面读取该档案并与全局趋势分区展示，不将全局热度直接视为个人偏好。百炼风格分析属于后续生产化扩展，不作为当前已实现能力。</w:t>
       </w:r>
     </w:p>
     <w:p>
@@ -8754,7 +8754,7 @@
           <w:b w:val="0"/>
           <w:sz w:val="21"/>
         </w:rPr>
-        <w:t>风潮页面分为“全局风潮”和“我的风格”两个区域。全局风潮优先展示已配置的授权 JSON 趋势源，按来源平台和主题标签展示趋势卡片，卡片包括标题或话题、热度、来源、发布时间或采集时间和原文跳转链接；页面必须标注“聚合自公开来源”，不复制受限全文、不展示个人账号资料，也不将其他平台内容伪装为本站原创。我的风格区域读取已保存的 LLM 风格档案，展示当前推荐风格、推荐搭配、建议单品、颜色搭配和可尝试风格。趋势源不可用或数据不合规时，返回明确标注的开发样本，不把内置样本冒充实时平台数据。</w:t>
+        <w:t>风潮页面分为“全局风潮”和“我的风格”两个区域。全局风潮优先展示已配置的授权 JSON 趋势源，按来源平台和主题标签展示趋势卡片，卡片包括标题或话题、热度、来源、发布时间或采集时间和原文跳转链接；页面必须标注“聚合自公开来源”，不复制受限全文、不展示个人账号资料，也不将其他平台内容伪装为本站原创。我的风格区域读取已保存的本地确定性风格档案，展示当前推荐风格、推荐搭配、建议单品、颜色搭配和可尝试风格。趋势源不可用或数据不合规时，返回明确标注的开发样本，不把内置样本冒充实时平台数据。</w:t>
       </w:r>
     </w:p>
     <w:p>
@@ -10117,7 +10117,7 @@
           <w:b w:val="0"/>
           <w:sz w:val="21"/>
         </w:rPr>
-        <w:t>用户资料和衣橱标签变化后，将 sourceProfileHash 与已保存档案比对；不一致时标记档案过期。页面读取已保存档案，不在每次进入风潮页时调用模型。模型调用超时或返回非法 JSON 时保留上一份有效档案并标记 styleProfileStale=true；首次生成失败则返回可理解的补充信息提示。</w:t>
+        <w:t>当前实现把用户资料和偏好列表归一化后生成确定性档案并保存，页面读取已保存档案，不在每次进入风潮页时调用模型。档案状态来自服务端保存结果；未来接入外部模型时，才需要增加 sourceProfileHash、超时、非法 JSON、旧档案保留和 stale 标记等治理逻辑。</w:t>
       </w:r>
     </w:p>
     <w:p>
@@ -12340,7 +12340,7 @@
                 <w:b w:val="0"/>
                 <w:sz w:val="17"/>
               </w:rPr>
-              <w:t>返回已保存的风格档案及是否过期。</w:t>
+              <w:t>返回已保存的确定性风格档案及状态。</w:t>
             </w:r>
           </w:p>
         </w:tc>
@@ -12482,7 +12482,7 @@
                 <w:b w:val="0"/>
                 <w:sz w:val="17"/>
               </w:rPr>
-              <w:t>调用百炼 API 生成新档案。</w:t>
+              <w:t>按用户输入重新生成并保存本地 development fallback 档案。</w:t>
             </w:r>
           </w:p>
         </w:tc>
@@ -13234,7 +13234,7 @@
           <w:b w:val="0"/>
           <w:sz w:val="21"/>
         </w:rPr>
-        <w:t>GET /api/v1/me/style-profile 返回当前登录用户的已保存档案；POST /api/v1/me/style-profile/refresh 仅在用户主动触发时调用百炼 API。响应包含 styleTags、tryStyleTags、colorSuggestions、itemSuggestions、reasonSummary、generatedAt 和 stale。用户资料不完整时返回 422 和 STYLE_PROFILE_INCOMPLETE；百炼服务异常时首次生成返回 503，已有有效档案则返回 200 且 stale=true。</w:t>
+        <w:t>GET /api/v1/me/style-profile 返回当前登录用户的已保存档案；POST /api/v1/me/style-profile/refresh 按用户输入重新生成并保存确定性 development fallback。响应包含 styleTags、tryStyleTags、colorSuggestions、itemSuggestions、reasonSummary、generatedAt 和 stale；当前 stale 固定为 false，未接入外部风格模型。</w:t>
       </w:r>
     </w:p>
     <w:p>
@@ -13264,7 +13264,7 @@
           <w:b w:val="0"/>
           <w:sz w:val="21"/>
         </w:rPr>
-        <w:t>测试围绕真实业务约束设计，全部为仓库内自动化测试的真实执行结果：后端 Maven 测试 61 项全部通过，前端 Playwright E2E 4 项通过。测试覆盖认证、跨用户隔离、CSRF、Flyway 迁移、LLM 结果校验与降级、推荐审计、图片删除清理、历史分页、输入长度、天气与离线天气降级、趋势源校验等边界。</w:t>
+        <w:t>测试围绕真实业务约束设计，覆盖认证、跨用户隔离、CSRF、Flyway 迁移、LLM 结果校验与降级、推荐审计、图片删除清理、历史分页、输入长度、天气与离线天气降级、趋势源校验等边界。测试结论必须以当前执行记录为准：本轮主机回归已验证后端 Maven 测试与离线评估；Docker 未运行，因此前端 Playwright E2E 本轮标记为未执行，不把历史结果冒充为当前证据。</w:t>
       </w:r>
     </w:p>
     <w:p>
@@ -14581,7 +14581,7 @@
           <w:b w:val="0"/>
           <w:sz w:val="21"/>
         </w:rPr>
-        <w:t>合计 61 项测试，0 失败、0 错误、0 跳过。</w:t>
+        <w:t>后端测试数量与结果以本轮 Surefire 报告为准；本轮执行记录为 62 项测试，0 失败、0 错误、0 跳过。若代码修复新增测试，应重新生成本文档后更新该数字。</w:t>
       </w:r>
     </w:p>
     <w:p>
@@ -14796,7 +14796,7 @@
                 <w:b w:val="0"/>
                 <w:sz w:val="17"/>
               </w:rPr>
-              <w:t>通过</w:t>
+              <w:t>本轮未执行</w:t>
             </w:r>
           </w:p>
         </w:tc>
@@ -14882,7 +14882,7 @@
                 <w:b w:val="0"/>
                 <w:sz w:val="17"/>
               </w:rPr>
-              <w:t>通过</w:t>
+              <w:t>本轮未执行</w:t>
             </w:r>
           </w:p>
         </w:tc>
@@ -14968,7 +14968,7 @@
                 <w:b w:val="0"/>
                 <w:sz w:val="17"/>
               </w:rPr>
-              <w:t>通过</w:t>
+              <w:t>本轮未执行</w:t>
             </w:r>
           </w:p>
         </w:tc>
@@ -15054,7 +15054,7 @@
                 <w:b w:val="0"/>
                 <w:sz w:val="17"/>
               </w:rPr>
-              <w:t>通过</w:t>
+              <w:t>本轮未执行</w:t>
             </w:r>
           </w:p>
         </w:tc>
@@ -15073,7 +15073,7 @@
           <w:b w:val="0"/>
           <w:sz w:val="21"/>
         </w:rPr>
-        <w:t>E2E 使用独立测试用户，通过真实页面完成闭环，并从后端历史接口复核 saved=true。</w:t>
+        <w:t>本轮因 Docker Desktop 未运行未执行 Playwright；历史记录中曾有 4 项通过，但不作为本轮验收结论。</w:t>
       </w:r>
     </w:p>
     <w:p>
@@ -15238,7 +15238,7 @@
           <w:b w:val="0"/>
           <w:sz w:val="21"/>
         </w:rPr>
-        <w:t>• 执行 docker compose --profile app up --build -d，检查 frontend、backend、postgres、minio 容器均为 healthy。</w:t>
+        <w:t>• 执行 docker compose --profile app up --build -d，检查 postgres、minio 的健康检查与 backend 的 /actuator/health；frontend 通过 HTTP 页面和 API 代理可访问性验证。Compose 未为 frontend/backend 声明 healthcheck，不应把它们写成 healthy。</w:t>
       </w:r>
     </w:p>
     <w:p>
